--- a/Materials list.docx
+++ b/Materials list.docx
@@ -3230,7 +3230,6 @@
                 <w:lang w:eastAsia="zh-CN"/>
               </w:rPr>
             </w:pPr>
-            <w:proofErr w:type="gramStart"/>
             <w:r>
               <w:rPr>
                 <w:rFonts w:eastAsia="Gungsuh"/>
@@ -3240,7 +3239,6 @@
               </w:rPr>
               <w:t>恒</w:t>
             </w:r>
-            <w:proofErr w:type="gramEnd"/>
             <w:r>
               <w:rPr>
                 <w:rFonts w:eastAsia="MS Mincho"/>
@@ -4014,7 +4012,6 @@
                 <w:lang w:eastAsia="zh-CN"/>
               </w:rPr>
             </w:pPr>
-            <w:proofErr w:type="gramStart"/>
             <w:r>
               <w:rPr>
                 <w:rFonts w:eastAsia="Gungsuh"/>
@@ -4024,7 +4021,6 @@
               </w:rPr>
               <w:t>恒</w:t>
             </w:r>
-            <w:proofErr w:type="gramEnd"/>
             <w:r>
               <w:rPr>
                 <w:rFonts w:eastAsia="MS Mincho"/>
@@ -4314,7 +4310,6 @@
               </w:rPr>
               <w:t>圳</w:t>
             </w:r>
-            <w:proofErr w:type="gramStart"/>
             <w:r>
               <w:rPr>
                 <w:rFonts w:eastAsia="Gungsuh"/>
@@ -4333,7 +4328,6 @@
               </w:rPr>
               <w:t>业</w:t>
             </w:r>
-            <w:proofErr w:type="gramEnd"/>
             <w:r>
               <w:rPr>
                 <w:rFonts w:eastAsia="Gungsuh"/>
@@ -4732,7 +4726,7 @@
           <w:sz w:val="24"/>
           <w:szCs w:val="24"/>
         </w:rPr>
-        <w:t>Prices listed in RMB unless stated otherwise. This is because most of the materials were sourced from Taobao. Exchange rate of 1 RMB=0.14 USD as of 11/5/2025 used. Prices are correct as of 15/6/2025.</w:t>
+        <w:t>Prices listed in RMB unless stated otherwise. This is because most of the materials were sourced from Taobao.</w:t>
       </w:r>
     </w:p>
     <w:p>
@@ -6028,7 +6022,6 @@
                 <w:lang w:eastAsia="zh-CN"/>
               </w:rPr>
             </w:pPr>
-            <w:proofErr w:type="gramStart"/>
             <w:r>
               <w:rPr>
                 <w:rFonts w:eastAsia="Gungsuh"/>
@@ -6038,7 +6031,6 @@
               </w:rPr>
               <w:t>恒</w:t>
             </w:r>
-            <w:proofErr w:type="gramEnd"/>
             <w:r>
               <w:rPr>
                 <w:rFonts w:eastAsia="MS Mincho"/>
@@ -6228,7 +6220,7 @@
           <w:sz w:val="24"/>
           <w:szCs w:val="24"/>
         </w:rPr>
-        <w:t>Prices listed in RMB unless stated otherwise. This is because most of the materials were sourced from Taobao. Exchange rate of 1 RMB=0.14 USD as of 11/5/2025 used. Prices are correct as of 15/6/2025.</w:t>
+        <w:t>Prices listed in RMB unless stated otherwise.</w:t>
       </w:r>
     </w:p>
     <w:p>
@@ -6539,7 +6531,312 @@
                 <w:sz w:val="24"/>
                 <w:szCs w:val="24"/>
               </w:rPr>
-              <w:t xml:space="preserve">Optical </w:t>
+              <w:t>Optical fibre</w:t>
+            </w:r>
+          </w:p>
+        </w:tc>
+        <w:tc>
+          <w:tcPr>
+            <w:tcW w:w="0" w:type="auto"/>
+            <w:tcMar>
+              <w:top w:w="100" w:type="dxa"/>
+              <w:left w:w="100" w:type="dxa"/>
+              <w:bottom w:w="100" w:type="dxa"/>
+              <w:right w:w="100" w:type="dxa"/>
+            </w:tcMar>
+          </w:tcPr>
+          <w:p>
+            <w:pPr>
+              <w:widowControl w:val="0"/>
+              <w:rPr>
+                <w:sz w:val="24"/>
+                <w:szCs w:val="24"/>
+              </w:rPr>
+            </w:pPr>
+            <w:r>
+              <w:rPr>
+                <w:sz w:val="24"/>
+                <w:szCs w:val="24"/>
+              </w:rPr>
+              <w:t>VIS-</w:t>
+            </w:r>
+            <w:proofErr w:type="gramStart"/>
+            <w:r>
+              <w:rPr>
+                <w:sz w:val="24"/>
+                <w:szCs w:val="24"/>
+              </w:rPr>
+              <w:t>NIR(</w:t>
+            </w:r>
+            <w:proofErr w:type="gramEnd"/>
+            <w:r>
+              <w:rPr>
+                <w:sz w:val="24"/>
+                <w:szCs w:val="24"/>
+              </w:rPr>
+              <w:t xml:space="preserve">NA </w:t>
+            </w:r>
+            <w:proofErr w:type="gramStart"/>
+            <w:r>
+              <w:rPr>
+                <w:sz w:val="24"/>
+                <w:szCs w:val="24"/>
+              </w:rPr>
+              <w:t>0.37)SMA</w:t>
+            </w:r>
+            <w:proofErr w:type="gramEnd"/>
+            <w:r>
+              <w:rPr>
+                <w:sz w:val="24"/>
+                <w:szCs w:val="24"/>
+              </w:rPr>
+              <w:t>905-FC/PC, 0.5m</w:t>
+            </w:r>
+          </w:p>
+        </w:tc>
+        <w:tc>
+          <w:tcPr>
+            <w:tcW w:w="0" w:type="auto"/>
+            <w:tcMar>
+              <w:top w:w="100" w:type="dxa"/>
+              <w:left w:w="100" w:type="dxa"/>
+              <w:bottom w:w="100" w:type="dxa"/>
+              <w:right w:w="100" w:type="dxa"/>
+            </w:tcMar>
+          </w:tcPr>
+          <w:p>
+            <w:pPr>
+              <w:widowControl w:val="0"/>
+              <w:rPr>
+                <w:sz w:val="24"/>
+                <w:szCs w:val="24"/>
+              </w:rPr>
+            </w:pPr>
+            <w:r>
+              <w:rPr>
+                <w:sz w:val="24"/>
+                <w:szCs w:val="24"/>
+              </w:rPr>
+              <w:t>0.5m</w:t>
+            </w:r>
+          </w:p>
+          <w:p>
+            <w:pPr>
+              <w:widowControl w:val="0"/>
+              <w:rPr>
+                <w:sz w:val="24"/>
+                <w:szCs w:val="24"/>
+              </w:rPr>
+            </w:pPr>
+            <w:r>
+              <w:rPr>
+                <w:sz w:val="24"/>
+                <w:szCs w:val="24"/>
+              </w:rPr>
+              <w:t>SMA905-FC/PC; for 600μm</w:t>
+            </w:r>
+          </w:p>
+        </w:tc>
+        <w:tc>
+          <w:tcPr>
+            <w:tcW w:w="0" w:type="auto"/>
+            <w:tcMar>
+              <w:top w:w="100" w:type="dxa"/>
+              <w:left w:w="100" w:type="dxa"/>
+              <w:bottom w:w="100" w:type="dxa"/>
+              <w:right w:w="100" w:type="dxa"/>
+            </w:tcMar>
+          </w:tcPr>
+          <w:p>
+            <w:pPr>
+              <w:widowControl w:val="0"/>
+              <w:rPr>
+                <w:sz w:val="24"/>
+                <w:szCs w:val="24"/>
+                <w:lang w:eastAsia="zh-CN"/>
+              </w:rPr>
+            </w:pPr>
+            <w:r>
+              <w:rPr>
+                <w:rFonts w:eastAsia="Gungsuh"/>
+                <w:sz w:val="24"/>
+                <w:szCs w:val="24"/>
+                <w:lang w:eastAsia="zh-CN"/>
+              </w:rPr>
+              <w:t>深</w:t>
+            </w:r>
+            <w:r>
+              <w:rPr>
+                <w:rFonts w:eastAsia="MS Mincho"/>
+                <w:sz w:val="24"/>
+                <w:szCs w:val="24"/>
+                <w:lang w:eastAsia="zh-CN"/>
+              </w:rPr>
+              <w:t>圳</w:t>
+            </w:r>
+            <w:r>
+              <w:rPr>
+                <w:rFonts w:eastAsia="Gungsuh"/>
+                <w:sz w:val="24"/>
+                <w:szCs w:val="24"/>
+                <w:lang w:eastAsia="zh-CN"/>
+              </w:rPr>
+              <w:t>市</w:t>
+            </w:r>
+            <w:r>
+              <w:rPr>
+                <w:rFonts w:eastAsia="MS Mincho"/>
+                <w:sz w:val="24"/>
+                <w:szCs w:val="24"/>
+                <w:lang w:eastAsia="zh-CN"/>
+              </w:rPr>
+              <w:t>鑫</w:t>
+            </w:r>
+            <w:r>
+              <w:rPr>
+                <w:rFonts w:eastAsia="SimSun"/>
+                <w:sz w:val="24"/>
+                <w:szCs w:val="24"/>
+                <w:lang w:eastAsia="zh-CN"/>
+              </w:rPr>
+              <w:t>锐</w:t>
+            </w:r>
+            <w:r>
+              <w:rPr>
+                <w:rFonts w:eastAsia="Gungsuh"/>
+                <w:sz w:val="24"/>
+                <w:szCs w:val="24"/>
+                <w:lang w:eastAsia="zh-CN"/>
+              </w:rPr>
+              <w:t>光子科技有限公司</w:t>
+            </w:r>
+            <w:r>
+              <w:rPr>
+                <w:rFonts w:eastAsia="Gungsuh"/>
+                <w:sz w:val="24"/>
+                <w:szCs w:val="24"/>
+                <w:lang w:val="en-US" w:eastAsia="zh-CN"/>
+              </w:rPr>
+              <w:t xml:space="preserve">, </w:t>
+            </w:r>
+            <w:r>
+              <w:rPr>
+                <w:rFonts w:eastAsia="Gungsuh"/>
+                <w:sz w:val="24"/>
+                <w:szCs w:val="24"/>
+                <w:lang w:eastAsia="zh-CN"/>
+              </w:rPr>
+              <w:t>Taobao</w:t>
+            </w:r>
+          </w:p>
+        </w:tc>
+        <w:tc>
+          <w:tcPr>
+            <w:tcW w:w="0" w:type="auto"/>
+            <w:tcMar>
+              <w:top w:w="100" w:type="dxa"/>
+              <w:left w:w="100" w:type="dxa"/>
+              <w:bottom w:w="100" w:type="dxa"/>
+              <w:right w:w="100" w:type="dxa"/>
+            </w:tcMar>
+          </w:tcPr>
+          <w:p>
+            <w:pPr>
+              <w:widowControl w:val="0"/>
+              <w:rPr>
+                <w:sz w:val="24"/>
+                <w:szCs w:val="24"/>
+              </w:rPr>
+            </w:pPr>
+            <w:r>
+              <w:rPr>
+                <w:sz w:val="24"/>
+                <w:szCs w:val="24"/>
+              </w:rPr>
+              <w:t>235</w:t>
+            </w:r>
+          </w:p>
+        </w:tc>
+        <w:tc>
+          <w:tcPr>
+            <w:tcW w:w="0" w:type="auto"/>
+            <w:tcMar>
+              <w:top w:w="100" w:type="dxa"/>
+              <w:left w:w="100" w:type="dxa"/>
+              <w:bottom w:w="100" w:type="dxa"/>
+              <w:right w:w="100" w:type="dxa"/>
+            </w:tcMar>
+          </w:tcPr>
+          <w:p>
+            <w:pPr>
+              <w:widowControl w:val="0"/>
+              <w:rPr>
+                <w:sz w:val="24"/>
+                <w:szCs w:val="24"/>
+              </w:rPr>
+            </w:pPr>
+            <w:r>
+              <w:rPr>
+                <w:sz w:val="24"/>
+                <w:szCs w:val="24"/>
+              </w:rPr>
+              <w:t>1</w:t>
+            </w:r>
+          </w:p>
+        </w:tc>
+        <w:tc>
+          <w:tcPr>
+            <w:tcW w:w="0" w:type="auto"/>
+            <w:tcMar>
+              <w:top w:w="100" w:type="dxa"/>
+              <w:left w:w="100" w:type="dxa"/>
+              <w:bottom w:w="100" w:type="dxa"/>
+              <w:right w:w="100" w:type="dxa"/>
+            </w:tcMar>
+          </w:tcPr>
+          <w:p>
+            <w:pPr>
+              <w:widowControl w:val="0"/>
+              <w:rPr>
+                <w:sz w:val="24"/>
+                <w:szCs w:val="24"/>
+              </w:rPr>
+            </w:pPr>
+            <w:r>
+              <w:rPr>
+                <w:sz w:val="24"/>
+                <w:szCs w:val="24"/>
+              </w:rPr>
+              <w:t>235</w:t>
+            </w:r>
+          </w:p>
+        </w:tc>
+      </w:tr>
+      <w:tr>
+        <w:tc>
+          <w:tcPr>
+            <w:tcW w:w="0" w:type="auto"/>
+            <w:tcMar>
+              <w:top w:w="100" w:type="dxa"/>
+              <w:left w:w="100" w:type="dxa"/>
+              <w:bottom w:w="100" w:type="dxa"/>
+              <w:right w:w="100" w:type="dxa"/>
+            </w:tcMar>
+          </w:tcPr>
+          <w:p>
+            <w:pPr>
+              <w:widowControl w:val="0"/>
+              <w:rPr>
+                <w:sz w:val="24"/>
+                <w:szCs w:val="24"/>
+              </w:rPr>
+            </w:pPr>
+            <w:r>
+              <w:rPr>
+                <w:sz w:val="24"/>
+                <w:szCs w:val="24"/>
+              </w:rPr>
+              <w:t xml:space="preserve">Adapter for optical </w:t>
             </w:r>
             <w:r>
               <w:rPr>
@@ -6571,514 +6868,210 @@
             </w:pPr>
             <w:r>
               <w:rPr>
+                <w:rFonts w:eastAsia="Gungsuh"/>
                 <w:sz w:val="24"/>
                 <w:szCs w:val="24"/>
               </w:rPr>
               <w:lastRenderedPageBreak/>
-              <w:t>VIS-</w:t>
-            </w:r>
-            <w:proofErr w:type="gramStart"/>
-            <w:r>
-              <w:rPr>
-                <w:sz w:val="24"/>
-                <w:szCs w:val="24"/>
-              </w:rPr>
-              <w:t>NIR(</w:t>
-            </w:r>
-            <w:proofErr w:type="gramEnd"/>
-            <w:r>
-              <w:rPr>
-                <w:sz w:val="24"/>
-                <w:szCs w:val="24"/>
-              </w:rPr>
-              <w:t xml:space="preserve">NA </w:t>
-            </w:r>
-            <w:proofErr w:type="gramStart"/>
+              <w:t>PMSMA SMA</w:t>
+            </w:r>
+            <w:r>
+              <w:rPr>
+                <w:rFonts w:eastAsia="Gungsuh"/>
+                <w:sz w:val="24"/>
+                <w:szCs w:val="24"/>
+              </w:rPr>
+              <w:t>接口，</w:t>
+            </w:r>
+            <w:r>
+              <w:rPr>
+                <w:rFonts w:eastAsia="Gungsuh"/>
+                <w:sz w:val="24"/>
+                <w:szCs w:val="24"/>
+              </w:rPr>
+              <w:t>25.4</w:t>
+            </w:r>
+            <w:r>
+              <w:rPr>
+                <w:rFonts w:eastAsia="Gungsuh"/>
+                <w:sz w:val="24"/>
+                <w:szCs w:val="24"/>
+              </w:rPr>
+              <w:t>外</w:t>
+            </w:r>
+            <w:r>
+              <w:rPr>
+                <w:rFonts w:eastAsia="MS Mincho"/>
+                <w:sz w:val="24"/>
+                <w:szCs w:val="24"/>
+              </w:rPr>
+              <w:t>径</w:t>
+            </w:r>
+          </w:p>
+        </w:tc>
+        <w:tc>
+          <w:tcPr>
+            <w:tcW w:w="0" w:type="auto"/>
+            <w:tcMar>
+              <w:top w:w="100" w:type="dxa"/>
+              <w:left w:w="100" w:type="dxa"/>
+              <w:bottom w:w="100" w:type="dxa"/>
+              <w:right w:w="100" w:type="dxa"/>
+            </w:tcMar>
+          </w:tcPr>
+          <w:p>
+            <w:pPr>
+              <w:widowControl w:val="0"/>
+              <w:rPr>
+                <w:sz w:val="24"/>
+                <w:szCs w:val="24"/>
+              </w:rPr>
+            </w:pPr>
+            <w:r>
+              <w:rPr>
+                <w:sz w:val="24"/>
+                <w:szCs w:val="24"/>
+              </w:rPr>
+              <w:t xml:space="preserve">25.4 outer diameter; FC/PC </w:t>
+            </w:r>
             <w:r>
               <w:rPr>
                 <w:sz w:val="24"/>
                 <w:szCs w:val="24"/>
               </w:rPr>
               <w:lastRenderedPageBreak/>
-              <w:t>0.37)SMA</w:t>
-            </w:r>
-            <w:proofErr w:type="gramEnd"/>
-            <w:r>
-              <w:rPr>
-                <w:sz w:val="24"/>
-                <w:szCs w:val="24"/>
-              </w:rPr>
-              <w:t>905-FC/PC, 0.5m</w:t>
-            </w:r>
-          </w:p>
-        </w:tc>
-        <w:tc>
-          <w:tcPr>
-            <w:tcW w:w="0" w:type="auto"/>
-            <w:tcMar>
-              <w:top w:w="100" w:type="dxa"/>
-              <w:left w:w="100" w:type="dxa"/>
-              <w:bottom w:w="100" w:type="dxa"/>
-              <w:right w:w="100" w:type="dxa"/>
-            </w:tcMar>
-          </w:tcPr>
-          <w:p>
-            <w:pPr>
-              <w:widowControl w:val="0"/>
-              <w:rPr>
-                <w:sz w:val="24"/>
-                <w:szCs w:val="24"/>
-              </w:rPr>
-            </w:pPr>
-            <w:r>
-              <w:rPr>
-                <w:sz w:val="24"/>
-                <w:szCs w:val="24"/>
+              <w:t>&amp; SMA connection; 30mm</w:t>
+            </w:r>
+          </w:p>
+        </w:tc>
+        <w:tc>
+          <w:tcPr>
+            <w:tcW w:w="0" w:type="auto"/>
+            <w:tcMar>
+              <w:top w:w="100" w:type="dxa"/>
+              <w:left w:w="100" w:type="dxa"/>
+              <w:bottom w:w="100" w:type="dxa"/>
+              <w:right w:w="100" w:type="dxa"/>
+            </w:tcMar>
+          </w:tcPr>
+          <w:p>
+            <w:pPr>
+              <w:widowControl w:val="0"/>
+              <w:rPr>
+                <w:sz w:val="24"/>
+                <w:szCs w:val="24"/>
+                <w:lang w:eastAsia="zh-CN"/>
+              </w:rPr>
+            </w:pPr>
+            <w:r>
+              <w:rPr>
+                <w:rFonts w:eastAsia="Gungsuh"/>
+                <w:sz w:val="24"/>
+                <w:szCs w:val="24"/>
+                <w:lang w:eastAsia="zh-CN"/>
               </w:rPr>
               <w:lastRenderedPageBreak/>
-              <w:t>0.5m</w:t>
-            </w:r>
-          </w:p>
-          <w:p>
-            <w:pPr>
-              <w:widowControl w:val="0"/>
-              <w:rPr>
-                <w:sz w:val="24"/>
-                <w:szCs w:val="24"/>
-              </w:rPr>
-            </w:pPr>
-            <w:r>
-              <w:rPr>
-                <w:sz w:val="24"/>
-                <w:szCs w:val="24"/>
+              <w:t>恒</w:t>
+            </w:r>
+            <w:r>
+              <w:rPr>
+                <w:rFonts w:eastAsia="MS Mincho"/>
+                <w:sz w:val="24"/>
+                <w:szCs w:val="24"/>
+                <w:lang w:eastAsia="zh-CN"/>
+              </w:rPr>
+              <w:t>阳</w:t>
+            </w:r>
+            <w:r>
+              <w:rPr>
+                <w:rFonts w:eastAsia="Gungsuh"/>
+                <w:sz w:val="24"/>
+                <w:szCs w:val="24"/>
+                <w:lang w:eastAsia="zh-CN"/>
+              </w:rPr>
+              <w:t>光</w:t>
+            </w:r>
+            <w:r>
+              <w:rPr>
+                <w:rFonts w:eastAsia="MS Mincho"/>
+                <w:sz w:val="24"/>
+                <w:szCs w:val="24"/>
+                <w:lang w:eastAsia="zh-CN"/>
+              </w:rPr>
+              <w:t>学</w:t>
+            </w:r>
+            <w:r>
+              <w:rPr>
+                <w:rFonts w:eastAsia="Gungsuh"/>
+                <w:sz w:val="24"/>
+                <w:szCs w:val="24"/>
+                <w:lang w:eastAsia="zh-CN"/>
+              </w:rPr>
+              <w:t>旗</w:t>
+            </w:r>
+            <w:r>
+              <w:rPr>
+                <w:rFonts w:eastAsia="SimSun"/>
+                <w:sz w:val="24"/>
+                <w:szCs w:val="24"/>
+                <w:lang w:eastAsia="zh-CN"/>
+              </w:rPr>
+              <w:t>舰</w:t>
+            </w:r>
+            <w:r>
+              <w:rPr>
+                <w:rFonts w:eastAsia="Gungsuh"/>
+                <w:sz w:val="24"/>
+                <w:szCs w:val="24"/>
+                <w:lang w:eastAsia="zh-CN"/>
+              </w:rPr>
+              <w:t>店</w:t>
+            </w:r>
+            <w:r>
+              <w:rPr>
+                <w:rFonts w:eastAsia="Gungsuh"/>
+                <w:sz w:val="24"/>
+                <w:szCs w:val="24"/>
+                <w:lang w:val="en-US" w:eastAsia="zh-CN"/>
+              </w:rPr>
+              <w:t xml:space="preserve">, </w:t>
+            </w:r>
+            <w:r>
+              <w:rPr>
+                <w:rFonts w:eastAsia="Gungsuh"/>
+                <w:sz w:val="24"/>
+                <w:szCs w:val="24"/>
+                <w:lang w:eastAsia="zh-CN"/>
               </w:rPr>
               <w:lastRenderedPageBreak/>
-              <w:t>SMA905-FC/PC; for 600μm</w:t>
-            </w:r>
-          </w:p>
-        </w:tc>
-        <w:tc>
-          <w:tcPr>
-            <w:tcW w:w="0" w:type="auto"/>
-            <w:tcMar>
-              <w:top w:w="100" w:type="dxa"/>
-              <w:left w:w="100" w:type="dxa"/>
-              <w:bottom w:w="100" w:type="dxa"/>
-              <w:right w:w="100" w:type="dxa"/>
-            </w:tcMar>
-          </w:tcPr>
-          <w:p>
-            <w:pPr>
-              <w:widowControl w:val="0"/>
-              <w:rPr>
-                <w:sz w:val="24"/>
-                <w:szCs w:val="24"/>
-                <w:lang w:eastAsia="zh-CN"/>
-              </w:rPr>
-            </w:pPr>
-            <w:r>
-              <w:rPr>
-                <w:rFonts w:eastAsia="Gungsuh"/>
-                <w:sz w:val="24"/>
-                <w:szCs w:val="24"/>
-                <w:lang w:eastAsia="zh-CN"/>
+              <w:t>Taobao</w:t>
+            </w:r>
+          </w:p>
+        </w:tc>
+        <w:tc>
+          <w:tcPr>
+            <w:tcW w:w="0" w:type="auto"/>
+            <w:tcMar>
+              <w:top w:w="100" w:type="dxa"/>
+              <w:left w:w="100" w:type="dxa"/>
+              <w:bottom w:w="100" w:type="dxa"/>
+              <w:right w:w="100" w:type="dxa"/>
+            </w:tcMar>
+          </w:tcPr>
+          <w:p>
+            <w:pPr>
+              <w:widowControl w:val="0"/>
+              <w:rPr>
+                <w:sz w:val="24"/>
+                <w:szCs w:val="24"/>
+              </w:rPr>
+            </w:pPr>
+            <w:r>
+              <w:rPr>
+                <w:sz w:val="24"/>
+                <w:szCs w:val="24"/>
               </w:rPr>
               <w:lastRenderedPageBreak/>
-              <w:t>深</w:t>
-            </w:r>
-            <w:r>
-              <w:rPr>
-                <w:rFonts w:eastAsia="MS Mincho"/>
-                <w:sz w:val="24"/>
-                <w:szCs w:val="24"/>
-                <w:lang w:eastAsia="zh-CN"/>
-              </w:rPr>
-              <w:t>圳</w:t>
-            </w:r>
-            <w:r>
-              <w:rPr>
-                <w:rFonts w:eastAsia="Gungsuh"/>
-                <w:sz w:val="24"/>
-                <w:szCs w:val="24"/>
-                <w:lang w:eastAsia="zh-CN"/>
-              </w:rPr>
-              <w:t>市</w:t>
-            </w:r>
-            <w:proofErr w:type="gramStart"/>
-            <w:r>
-              <w:rPr>
-                <w:rFonts w:eastAsia="MS Mincho"/>
-                <w:sz w:val="24"/>
-                <w:szCs w:val="24"/>
-                <w:lang w:eastAsia="zh-CN"/>
-              </w:rPr>
-              <w:t>鑫</w:t>
-            </w:r>
-            <w:proofErr w:type="gramEnd"/>
-            <w:r>
-              <w:rPr>
-                <w:rFonts w:eastAsia="SimSun"/>
-                <w:sz w:val="24"/>
-                <w:szCs w:val="24"/>
-                <w:lang w:eastAsia="zh-CN"/>
-              </w:rPr>
-              <w:lastRenderedPageBreak/>
-              <w:t>锐</w:t>
-            </w:r>
-            <w:r>
-              <w:rPr>
-                <w:rFonts w:eastAsia="Gungsuh"/>
-                <w:sz w:val="24"/>
-                <w:szCs w:val="24"/>
-                <w:lang w:eastAsia="zh-CN"/>
-              </w:rPr>
-              <w:t>光子科技有限公司</w:t>
-            </w:r>
-            <w:r>
-              <w:rPr>
-                <w:rFonts w:eastAsia="Gungsuh"/>
-                <w:sz w:val="24"/>
-                <w:szCs w:val="24"/>
-                <w:lang w:val="en-US" w:eastAsia="zh-CN"/>
-              </w:rPr>
-              <w:t xml:space="preserve">, </w:t>
-            </w:r>
-            <w:r>
-              <w:rPr>
-                <w:rFonts w:eastAsia="Gungsuh"/>
-                <w:sz w:val="24"/>
-                <w:szCs w:val="24"/>
-                <w:lang w:eastAsia="zh-CN"/>
-              </w:rPr>
-              <w:t>Taobao</w:t>
-            </w:r>
-          </w:p>
-        </w:tc>
-        <w:tc>
-          <w:tcPr>
-            <w:tcW w:w="0" w:type="auto"/>
-            <w:tcMar>
-              <w:top w:w="100" w:type="dxa"/>
-              <w:left w:w="100" w:type="dxa"/>
-              <w:bottom w:w="100" w:type="dxa"/>
-              <w:right w:w="100" w:type="dxa"/>
-            </w:tcMar>
-          </w:tcPr>
-          <w:p>
-            <w:pPr>
-              <w:widowControl w:val="0"/>
-              <w:rPr>
-                <w:sz w:val="24"/>
-                <w:szCs w:val="24"/>
-              </w:rPr>
-            </w:pPr>
-            <w:r>
-              <w:rPr>
-                <w:sz w:val="24"/>
-                <w:szCs w:val="24"/>
-              </w:rPr>
-              <w:lastRenderedPageBreak/>
-              <w:t>235</w:t>
-            </w:r>
-          </w:p>
-        </w:tc>
-        <w:tc>
-          <w:tcPr>
-            <w:tcW w:w="0" w:type="auto"/>
-            <w:tcMar>
-              <w:top w:w="100" w:type="dxa"/>
-              <w:left w:w="100" w:type="dxa"/>
-              <w:bottom w:w="100" w:type="dxa"/>
-              <w:right w:w="100" w:type="dxa"/>
-            </w:tcMar>
-          </w:tcPr>
-          <w:p>
-            <w:pPr>
-              <w:widowControl w:val="0"/>
-              <w:rPr>
-                <w:sz w:val="24"/>
-                <w:szCs w:val="24"/>
-              </w:rPr>
-            </w:pPr>
-            <w:r>
-              <w:rPr>
-                <w:sz w:val="24"/>
-                <w:szCs w:val="24"/>
-              </w:rPr>
-              <w:t>1</w:t>
-            </w:r>
-          </w:p>
-        </w:tc>
-        <w:tc>
-          <w:tcPr>
-            <w:tcW w:w="0" w:type="auto"/>
-            <w:tcMar>
-              <w:top w:w="100" w:type="dxa"/>
-              <w:left w:w="100" w:type="dxa"/>
-              <w:bottom w:w="100" w:type="dxa"/>
-              <w:right w:w="100" w:type="dxa"/>
-            </w:tcMar>
-          </w:tcPr>
-          <w:p>
-            <w:pPr>
-              <w:widowControl w:val="0"/>
-              <w:rPr>
-                <w:sz w:val="24"/>
-                <w:szCs w:val="24"/>
-              </w:rPr>
-            </w:pPr>
-            <w:r>
-              <w:rPr>
-                <w:sz w:val="24"/>
-                <w:szCs w:val="24"/>
-              </w:rPr>
-              <w:t>235</w:t>
-            </w:r>
-          </w:p>
-        </w:tc>
-      </w:tr>
-      <w:tr>
-        <w:tc>
-          <w:tcPr>
-            <w:tcW w:w="0" w:type="auto"/>
-            <w:tcMar>
-              <w:top w:w="100" w:type="dxa"/>
-              <w:left w:w="100" w:type="dxa"/>
-              <w:bottom w:w="100" w:type="dxa"/>
-              <w:right w:w="100" w:type="dxa"/>
-            </w:tcMar>
-          </w:tcPr>
-          <w:p>
-            <w:pPr>
-              <w:widowControl w:val="0"/>
-              <w:rPr>
-                <w:sz w:val="24"/>
-                <w:szCs w:val="24"/>
-              </w:rPr>
-            </w:pPr>
-            <w:r>
-              <w:rPr>
-                <w:sz w:val="24"/>
-                <w:szCs w:val="24"/>
-              </w:rPr>
-              <w:t>Adapter for optical fibre</w:t>
-            </w:r>
-          </w:p>
-        </w:tc>
-        <w:tc>
-          <w:tcPr>
-            <w:tcW w:w="0" w:type="auto"/>
-            <w:tcMar>
-              <w:top w:w="100" w:type="dxa"/>
-              <w:left w:w="100" w:type="dxa"/>
-              <w:bottom w:w="100" w:type="dxa"/>
-              <w:right w:w="100" w:type="dxa"/>
-            </w:tcMar>
-          </w:tcPr>
-          <w:p>
-            <w:pPr>
-              <w:widowControl w:val="0"/>
-              <w:rPr>
-                <w:sz w:val="24"/>
-                <w:szCs w:val="24"/>
-              </w:rPr>
-            </w:pPr>
-            <w:r>
-              <w:rPr>
-                <w:rFonts w:eastAsia="Gungsuh"/>
-                <w:sz w:val="24"/>
-                <w:szCs w:val="24"/>
-              </w:rPr>
-              <w:t>PMSMA SMA</w:t>
-            </w:r>
-            <w:r>
-              <w:rPr>
-                <w:rFonts w:eastAsia="Gungsuh"/>
-                <w:sz w:val="24"/>
-                <w:szCs w:val="24"/>
-              </w:rPr>
-              <w:t>接口，</w:t>
-            </w:r>
-            <w:r>
-              <w:rPr>
-                <w:rFonts w:eastAsia="Gungsuh"/>
-                <w:sz w:val="24"/>
-                <w:szCs w:val="24"/>
-              </w:rPr>
-              <w:t>25.4</w:t>
-            </w:r>
-            <w:r>
-              <w:rPr>
-                <w:rFonts w:eastAsia="Gungsuh"/>
-                <w:sz w:val="24"/>
-                <w:szCs w:val="24"/>
-              </w:rPr>
-              <w:t>外</w:t>
-            </w:r>
-            <w:r>
-              <w:rPr>
-                <w:rFonts w:eastAsia="MS Mincho"/>
-                <w:sz w:val="24"/>
-                <w:szCs w:val="24"/>
-              </w:rPr>
-              <w:t>径</w:t>
-            </w:r>
-          </w:p>
-        </w:tc>
-        <w:tc>
-          <w:tcPr>
-            <w:tcW w:w="0" w:type="auto"/>
-            <w:tcMar>
-              <w:top w:w="100" w:type="dxa"/>
-              <w:left w:w="100" w:type="dxa"/>
-              <w:bottom w:w="100" w:type="dxa"/>
-              <w:right w:w="100" w:type="dxa"/>
-            </w:tcMar>
-          </w:tcPr>
-          <w:p>
-            <w:pPr>
-              <w:widowControl w:val="0"/>
-              <w:rPr>
-                <w:sz w:val="24"/>
-                <w:szCs w:val="24"/>
-              </w:rPr>
-            </w:pPr>
-            <w:r>
-              <w:rPr>
-                <w:sz w:val="24"/>
-                <w:szCs w:val="24"/>
-              </w:rPr>
-              <w:t>25.4 outer diameter; FC/PC &amp; SMA connection; 30mm</w:t>
-            </w:r>
-          </w:p>
-        </w:tc>
-        <w:tc>
-          <w:tcPr>
-            <w:tcW w:w="0" w:type="auto"/>
-            <w:tcMar>
-              <w:top w:w="100" w:type="dxa"/>
-              <w:left w:w="100" w:type="dxa"/>
-              <w:bottom w:w="100" w:type="dxa"/>
-              <w:right w:w="100" w:type="dxa"/>
-            </w:tcMar>
-          </w:tcPr>
-          <w:p>
-            <w:pPr>
-              <w:widowControl w:val="0"/>
-              <w:rPr>
-                <w:sz w:val="24"/>
-                <w:szCs w:val="24"/>
-                <w:lang w:eastAsia="zh-CN"/>
-              </w:rPr>
-            </w:pPr>
-            <w:proofErr w:type="gramStart"/>
-            <w:r>
-              <w:rPr>
-                <w:rFonts w:eastAsia="Gungsuh"/>
-                <w:sz w:val="24"/>
-                <w:szCs w:val="24"/>
-                <w:lang w:eastAsia="zh-CN"/>
-              </w:rPr>
-              <w:t>恒</w:t>
-            </w:r>
-            <w:proofErr w:type="gramEnd"/>
-            <w:r>
-              <w:rPr>
-                <w:rFonts w:eastAsia="MS Mincho"/>
-                <w:sz w:val="24"/>
-                <w:szCs w:val="24"/>
-                <w:lang w:eastAsia="zh-CN"/>
-              </w:rPr>
-              <w:t>阳</w:t>
-            </w:r>
-            <w:r>
-              <w:rPr>
-                <w:rFonts w:eastAsia="Gungsuh"/>
-                <w:sz w:val="24"/>
-                <w:szCs w:val="24"/>
-                <w:lang w:eastAsia="zh-CN"/>
-              </w:rPr>
-              <w:t>光</w:t>
-            </w:r>
-            <w:r>
-              <w:rPr>
-                <w:rFonts w:eastAsia="MS Mincho"/>
-                <w:sz w:val="24"/>
-                <w:szCs w:val="24"/>
-                <w:lang w:eastAsia="zh-CN"/>
-              </w:rPr>
-              <w:t>学</w:t>
-            </w:r>
-            <w:r>
-              <w:rPr>
-                <w:rFonts w:eastAsia="Gungsuh"/>
-                <w:sz w:val="24"/>
-                <w:szCs w:val="24"/>
-                <w:lang w:eastAsia="zh-CN"/>
-              </w:rPr>
-              <w:t>旗</w:t>
-            </w:r>
-            <w:r>
-              <w:rPr>
-                <w:rFonts w:eastAsia="SimSun"/>
-                <w:sz w:val="24"/>
-                <w:szCs w:val="24"/>
-                <w:lang w:eastAsia="zh-CN"/>
-              </w:rPr>
-              <w:t>舰</w:t>
-            </w:r>
-            <w:r>
-              <w:rPr>
-                <w:rFonts w:eastAsia="Gungsuh"/>
-                <w:sz w:val="24"/>
-                <w:szCs w:val="24"/>
-                <w:lang w:eastAsia="zh-CN"/>
-              </w:rPr>
-              <w:t>店</w:t>
-            </w:r>
-            <w:r>
-              <w:rPr>
-                <w:rFonts w:eastAsia="Gungsuh"/>
-                <w:sz w:val="24"/>
-                <w:szCs w:val="24"/>
-                <w:lang w:val="en-US" w:eastAsia="zh-CN"/>
-              </w:rPr>
-              <w:t xml:space="preserve">, </w:t>
-            </w:r>
-            <w:r>
-              <w:rPr>
-                <w:rFonts w:eastAsia="Gungsuh"/>
-                <w:sz w:val="24"/>
-                <w:szCs w:val="24"/>
-                <w:lang w:eastAsia="zh-CN"/>
-              </w:rPr>
-              <w:t>Taobao</w:t>
-            </w:r>
-          </w:p>
-        </w:tc>
-        <w:tc>
-          <w:tcPr>
-            <w:tcW w:w="0" w:type="auto"/>
-            <w:tcMar>
-              <w:top w:w="100" w:type="dxa"/>
-              <w:left w:w="100" w:type="dxa"/>
-              <w:bottom w:w="100" w:type="dxa"/>
-              <w:right w:w="100" w:type="dxa"/>
-            </w:tcMar>
-          </w:tcPr>
-          <w:p>
-            <w:pPr>
-              <w:widowControl w:val="0"/>
-              <w:rPr>
-                <w:sz w:val="24"/>
-                <w:szCs w:val="24"/>
-              </w:rPr>
-            </w:pPr>
-            <w:r>
-              <w:rPr>
-                <w:sz w:val="24"/>
-                <w:szCs w:val="24"/>
-              </w:rPr>
               <w:t>170</w:t>
             </w:r>
           </w:p>
@@ -7639,14 +7632,7 @@
           <w:sz w:val="24"/>
           <w:szCs w:val="24"/>
         </w:rPr>
-        <w:t>Prices listed in RMB unless stated otherwise. This is because most of the materials were sourced from Taobao. Exchange rate of 1 RMB=0.14 USD as of 11/5/2025 used. Prices are correct as of 15/6/2025</w:t>
-      </w:r>
-      <w:r>
-        <w:rPr>
-          <w:sz w:val="24"/>
-          <w:szCs w:val="24"/>
-        </w:rPr>
-        <w:t>.</w:t>
+        <w:t>Prices listed in RMB unless stated otherwise.</w:t>
       </w:r>
     </w:p>
     <w:sectPr>

--- a/Materials list.docx
+++ b/Materials list.docx
@@ -4,57 +4,199 @@
   <w:body>
     <w:p>
       <w:pPr>
-        <w:spacing w:line="480" w:lineRule="auto"/>
+        <w:pStyle w:val="Heading1"/>
         <w:rPr>
+          <w:rFonts w:ascii="Lora" w:hAnsi="Lora"/>
+          <w:b/>
+          <w:bCs/>
           <w:sz w:val="24"/>
           <w:szCs w:val="24"/>
         </w:rPr>
       </w:pPr>
       <w:r>
         <w:rPr>
+          <w:rFonts w:ascii="Lora" w:hAnsi="Lora"/>
           <w:b/>
+          <w:bCs/>
           <w:sz w:val="24"/>
           <w:szCs w:val="24"/>
+        </w:rPr>
+        <w:t>Materials list</w:t>
+      </w:r>
+    </w:p>
+    <w:p>
+      <w:pPr>
+        <w:rPr>
+          <w:rFonts w:ascii="Lora" w:hAnsi="Lora"/>
+        </w:rPr>
+      </w:pPr>
+      <w:r>
+        <w:rPr>
+          <w:rFonts w:ascii="Lora" w:hAnsi="Lora"/>
+        </w:rPr>
+        <w:t xml:space="preserve">Prices listed in RMB unless stated otherwise. This is because most of the materials were sourced from Taobao. Prices </w:t>
+      </w:r>
+      <w:r>
+        <w:rPr>
+          <w:rFonts w:ascii="Lora" w:hAnsi="Lora"/>
+        </w:rPr>
+        <w:t xml:space="preserve">were </w:t>
+      </w:r>
+      <w:r>
+        <w:rPr>
+          <w:rFonts w:ascii="Lora" w:hAnsi="Lora"/>
+        </w:rPr>
+        <w:t>accessed 11/5/2025.</w:t>
+      </w:r>
+      <w:r>
+        <w:rPr>
+          <w:rFonts w:ascii="Lora" w:hAnsi="Lora"/>
+        </w:rPr>
+        <w:t xml:space="preserve"> </w:t>
+      </w:r>
+      <w:r>
+        <w:rPr>
+          <w:rFonts w:ascii="Lora" w:hAnsi="Lora"/>
+        </w:rPr>
+        <w:t xml:space="preserve">Total cost of US$1192.53 </w:t>
+      </w:r>
+      <w:r>
+        <w:rPr>
+          <w:rFonts w:ascii="Lora" w:hAnsi="Lora"/>
+        </w:rPr>
+        <w:t xml:space="preserve">is </w:t>
+      </w:r>
+      <w:r>
+        <w:rPr>
+          <w:rFonts w:ascii="Lora" w:hAnsi="Lora"/>
+        </w:rPr>
+        <w:t>obtained using the exchange rate 1 CNY=0.1491 USD as of October 3, 2026 (CNY-USD X-RATE, 2026). This cost only includes the materials listed in Table 1 and Table 2.</w:t>
+      </w:r>
+      <w:r>
+        <w:rPr>
+          <w:rFonts w:ascii="Lora" w:hAnsi="Lora"/>
+        </w:rPr>
+        <w:t xml:space="preserve"> The costs of the 3D printer, fluorescent lamp and laser goggles are not </w:t>
+      </w:r>
+      <w:r>
+        <w:rPr>
+          <w:rFonts w:ascii="Lora" w:hAnsi="Lora"/>
+        </w:rPr>
+        <w:t>included as they are auxiliary equipment for fabrication, calibration and safety</w:t>
+      </w:r>
+      <w:r>
+        <w:rPr>
+          <w:rFonts w:ascii="Lora" w:hAnsi="Lora"/>
+        </w:rPr>
+        <w:t>. The cost</w:t>
+      </w:r>
+      <w:r>
+        <w:rPr>
+          <w:rFonts w:ascii="Lora" w:hAnsi="Lora"/>
+        </w:rPr>
+        <w:t>s</w:t>
+      </w:r>
+      <w:r>
+        <w:rPr>
+          <w:rFonts w:ascii="Lora" w:hAnsi="Lora"/>
+        </w:rPr>
+        <w:t xml:space="preserve"> of the optical platforms</w:t>
+      </w:r>
+      <w:r>
+        <w:rPr>
+          <w:rFonts w:ascii="Lora" w:hAnsi="Lora"/>
+        </w:rPr>
+        <w:t xml:space="preserve"> and the base</w:t>
+      </w:r>
+      <w:r>
+        <w:rPr>
+          <w:rFonts w:ascii="Lora" w:hAnsi="Lora"/>
+        </w:rPr>
+        <w:t xml:space="preserve"> </w:t>
+      </w:r>
+      <w:r>
+        <w:rPr>
+          <w:rFonts w:ascii="Lora" w:hAnsi="Lora"/>
+        </w:rPr>
+        <w:t>are</w:t>
+      </w:r>
+      <w:r>
+        <w:rPr>
+          <w:rFonts w:ascii="Lora" w:hAnsi="Lora"/>
+        </w:rPr>
+        <w:t xml:space="preserve"> not listed</w:t>
+      </w:r>
+      <w:r>
+        <w:rPr>
+          <w:rFonts w:ascii="Lora" w:hAnsi="Lora"/>
+        </w:rPr>
+        <w:t xml:space="preserve"> as they are </w:t>
+      </w:r>
+      <w:r>
+        <w:rPr>
+          <w:rFonts w:ascii="Lora" w:hAnsi="Lora"/>
+        </w:rPr>
+        <w:t>not</w:t>
+      </w:r>
+      <w:r>
+        <w:rPr>
+          <w:rFonts w:ascii="Lora" w:hAnsi="Lora"/>
+        </w:rPr>
+        <w:t xml:space="preserve"> essential to the design and may be replaced by alternative mounting arrangements</w:t>
+      </w:r>
+      <w:r>
+        <w:rPr>
+          <w:rFonts w:ascii="Lora" w:hAnsi="Lora"/>
+        </w:rPr>
+        <w:t xml:space="preserve"> like an optical table</w:t>
+      </w:r>
+      <w:r>
+        <w:rPr>
+          <w:rFonts w:ascii="Lora" w:hAnsi="Lora"/>
+        </w:rPr>
+        <w:t>.</w:t>
+      </w:r>
+    </w:p>
+    <w:p>
+      <w:pPr>
+        <w:rPr>
+          <w:rFonts w:ascii="Lora" w:hAnsi="Lora"/>
+        </w:rPr>
+      </w:pPr>
+    </w:p>
+    <w:p>
+      <w:pPr>
+        <w:rPr>
+          <w:rFonts w:ascii="Lora" w:hAnsi="Lora"/>
+        </w:rPr>
+      </w:pPr>
+      <w:r>
+        <w:rPr>
+          <w:rFonts w:ascii="Lora" w:hAnsi="Lora"/>
+          <w:b/>
         </w:rPr>
         <w:t xml:space="preserve">Table </w:t>
       </w:r>
       <w:r>
         <w:rPr>
+          <w:rFonts w:ascii="Lora" w:hAnsi="Lora"/>
           <w:b/>
-          <w:sz w:val="24"/>
-          <w:szCs w:val="24"/>
-        </w:rPr>
-        <w:t>S</w:t>
-      </w:r>
-      <w:r>
-        <w:rPr>
-          <w:b/>
-          <w:sz w:val="24"/>
-          <w:szCs w:val="24"/>
         </w:rPr>
         <w:t>1</w:t>
       </w:r>
       <w:r>
         <w:rPr>
-          <w:sz w:val="24"/>
-          <w:szCs w:val="24"/>
+          <w:rFonts w:ascii="Lora" w:hAnsi="Lora"/>
         </w:rPr>
-        <w:t xml:space="preserve">. Materials used </w:t>
+        <w:t>. Materials used and their specifications.</w:t>
       </w:r>
-      <w:r>
+    </w:p>
+    <w:p>
+      <w:pPr>
         <w:rPr>
-          <w:sz w:val="24"/>
-          <w:szCs w:val="24"/>
+          <w:rFonts w:ascii="Lora" w:hAnsi="Lora"/>
         </w:rPr>
-        <w:t xml:space="preserve">for the main spectrometer body </w:t>
-      </w:r>
-      <w:r>
-        <w:rPr>
-          <w:sz w:val="24"/>
-          <w:szCs w:val="24"/>
-        </w:rPr>
-        <w:t>and their specifications.</w:t>
-      </w:r>
+      </w:pPr>
     </w:p>
     <w:tbl>
       <w:tblPr>
@@ -71,13 +213,13 @@
         <w:tblLook w:val="0600" w:firstRow="0" w:lastRow="0" w:firstColumn="0" w:lastColumn="0" w:noHBand="1" w:noVBand="1"/>
       </w:tblPr>
       <w:tblGrid>
-        <w:gridCol w:w="1413"/>
-        <w:gridCol w:w="1701"/>
-        <w:gridCol w:w="1782"/>
-        <w:gridCol w:w="1159"/>
-        <w:gridCol w:w="954"/>
-        <w:gridCol w:w="921"/>
-        <w:gridCol w:w="1079"/>
+        <w:gridCol w:w="1404"/>
+        <w:gridCol w:w="1650"/>
+        <w:gridCol w:w="1909"/>
+        <w:gridCol w:w="1219"/>
+        <w:gridCol w:w="867"/>
+        <w:gridCol w:w="964"/>
+        <w:gridCol w:w="996"/>
       </w:tblGrid>
       <w:tr>
         <w:trPr>
@@ -97,14 +239,12 @@
             <w:pPr>
               <w:widowControl w:val="0"/>
               <w:rPr>
-                <w:sz w:val="24"/>
-                <w:szCs w:val="24"/>
-              </w:rPr>
-            </w:pPr>
-            <w:r>
-              <w:rPr>
-                <w:sz w:val="24"/>
-                <w:szCs w:val="24"/>
+                <w:rFonts w:ascii="Lora" w:hAnsi="Lora"/>
+              </w:rPr>
+            </w:pPr>
+            <w:r>
+              <w:rPr>
+                <w:rFonts w:ascii="Lora" w:hAnsi="Lora"/>
               </w:rPr>
               <w:t>Item</w:t>
             </w:r>
@@ -124,14 +264,12 @@
             <w:pPr>
               <w:widowControl w:val="0"/>
               <w:rPr>
-                <w:sz w:val="24"/>
-                <w:szCs w:val="24"/>
-              </w:rPr>
-            </w:pPr>
-            <w:r>
-              <w:rPr>
-                <w:sz w:val="24"/>
-                <w:szCs w:val="24"/>
+                <w:rFonts w:ascii="Lora" w:hAnsi="Lora"/>
+              </w:rPr>
+            </w:pPr>
+            <w:r>
+              <w:rPr>
+                <w:rFonts w:ascii="Lora" w:hAnsi="Lora"/>
               </w:rPr>
               <w:t>Model</w:t>
             </w:r>
@@ -151,14 +289,12 @@
             <w:pPr>
               <w:widowControl w:val="0"/>
               <w:rPr>
-                <w:sz w:val="24"/>
-                <w:szCs w:val="24"/>
-              </w:rPr>
-            </w:pPr>
-            <w:r>
-              <w:rPr>
-                <w:sz w:val="24"/>
-                <w:szCs w:val="24"/>
+                <w:rFonts w:ascii="Lora" w:hAnsi="Lora"/>
+              </w:rPr>
+            </w:pPr>
+            <w:r>
+              <w:rPr>
+                <w:rFonts w:ascii="Lora" w:hAnsi="Lora"/>
               </w:rPr>
               <w:t>Specifications</w:t>
             </w:r>
@@ -178,14 +314,12 @@
             <w:pPr>
               <w:widowControl w:val="0"/>
               <w:rPr>
-                <w:sz w:val="24"/>
-                <w:szCs w:val="24"/>
-              </w:rPr>
-            </w:pPr>
-            <w:r>
-              <w:rPr>
-                <w:sz w:val="24"/>
-                <w:szCs w:val="24"/>
+                <w:rFonts w:ascii="Lora" w:hAnsi="Lora"/>
+              </w:rPr>
+            </w:pPr>
+            <w:r>
+              <w:rPr>
+                <w:rFonts w:ascii="Lora" w:hAnsi="Lora"/>
               </w:rPr>
               <w:t>Brand</w:t>
             </w:r>
@@ -205,14 +339,12 @@
             <w:pPr>
               <w:widowControl w:val="0"/>
               <w:rPr>
-                <w:sz w:val="24"/>
-                <w:szCs w:val="24"/>
-              </w:rPr>
-            </w:pPr>
-            <w:r>
-              <w:rPr>
-                <w:sz w:val="24"/>
-                <w:szCs w:val="24"/>
+                <w:rFonts w:ascii="Lora" w:hAnsi="Lora"/>
+              </w:rPr>
+            </w:pPr>
+            <w:r>
+              <w:rPr>
+                <w:rFonts w:ascii="Lora" w:hAnsi="Lora"/>
               </w:rPr>
               <w:t>Price of 1 piece (RMB)</w:t>
             </w:r>
@@ -232,14 +364,12 @@
             <w:pPr>
               <w:widowControl w:val="0"/>
               <w:rPr>
-                <w:sz w:val="24"/>
-                <w:szCs w:val="24"/>
-              </w:rPr>
-            </w:pPr>
-            <w:r>
-              <w:rPr>
-                <w:sz w:val="24"/>
-                <w:szCs w:val="24"/>
+                <w:rFonts w:ascii="Lora" w:hAnsi="Lora"/>
+              </w:rPr>
+            </w:pPr>
+            <w:r>
+              <w:rPr>
+                <w:rFonts w:ascii="Lora" w:hAnsi="Lora"/>
               </w:rPr>
               <w:t>No. pieces needed</w:t>
             </w:r>
@@ -259,24 +389,14 @@
             <w:pPr>
               <w:widowControl w:val="0"/>
               <w:rPr>
-                <w:sz w:val="24"/>
-                <w:szCs w:val="24"/>
-              </w:rPr>
-            </w:pPr>
-            <w:r>
-              <w:rPr>
-                <w:sz w:val="24"/>
-                <w:szCs w:val="24"/>
-              </w:rPr>
-              <w:t>Total price (RMB)</w:t>
-            </w:r>
-            <w:r>
-              <w:rPr>
-                <w:sz w:val="24"/>
-                <w:szCs w:val="24"/>
-                <w:vertAlign w:val="superscript"/>
-              </w:rPr>
-              <w:t>a</w:t>
+                <w:rFonts w:ascii="Lora" w:hAnsi="Lora"/>
+              </w:rPr>
+            </w:pPr>
+            <w:r>
+              <w:rPr>
+                <w:rFonts w:ascii="Lora" w:hAnsi="Lora"/>
+              </w:rPr>
+              <w:t>Total price (RMB)*</w:t>
             </w:r>
           </w:p>
         </w:tc>
@@ -299,14 +419,12 @@
             <w:pPr>
               <w:widowControl w:val="0"/>
               <w:rPr>
-                <w:sz w:val="24"/>
-                <w:szCs w:val="24"/>
-              </w:rPr>
-            </w:pPr>
-            <w:r>
-              <w:rPr>
-                <w:sz w:val="24"/>
-                <w:szCs w:val="24"/>
+                <w:rFonts w:ascii="Lora" w:hAnsi="Lora"/>
+              </w:rPr>
+            </w:pPr>
+            <w:r>
+              <w:rPr>
+                <w:rFonts w:ascii="Lora" w:hAnsi="Lora"/>
               </w:rPr>
               <w:t>Laser</w:t>
             </w:r>
@@ -326,52 +444,43 @@
             <w:pPr>
               <w:widowControl w:val="0"/>
               <w:rPr>
-                <w:sz w:val="24"/>
-                <w:szCs w:val="24"/>
-              </w:rPr>
-            </w:pPr>
-            <w:proofErr w:type="spellStart"/>
-            <w:r>
-              <w:rPr>
-                <w:rFonts w:eastAsia="SimSun"/>
-                <w:sz w:val="24"/>
-                <w:szCs w:val="24"/>
+                <w:rFonts w:ascii="Lora" w:hAnsi="Lora"/>
+              </w:rPr>
+            </w:pPr>
+            <w:r>
+              <w:rPr>
+                <w:rFonts w:ascii="Lora" w:eastAsia="SimSun" w:hAnsi="Lora" w:cs="SimSun"/>
               </w:rPr>
               <w:t>细</w:t>
             </w:r>
             <w:r>
               <w:rPr>
-                <w:rFonts w:eastAsia="Gungsuh"/>
-                <w:sz w:val="24"/>
-                <w:szCs w:val="24"/>
+                <w:rFonts w:ascii="Lora" w:eastAsia="Gungsuh" w:hAnsi="Lora" w:cs="Gungsuh"/>
               </w:rPr>
               <w:t>光款</w:t>
             </w:r>
-            <w:proofErr w:type="spellEnd"/>
-          </w:p>
-        </w:tc>
-        <w:tc>
-          <w:tcPr>
-            <w:tcW w:w="0" w:type="auto"/>
-            <w:tcMar>
-              <w:top w:w="100" w:type="dxa"/>
-              <w:left w:w="100" w:type="dxa"/>
-              <w:bottom w:w="100" w:type="dxa"/>
-              <w:right w:w="100" w:type="dxa"/>
-            </w:tcMar>
-          </w:tcPr>
-          <w:p>
-            <w:pPr>
-              <w:widowControl w:val="0"/>
-              <w:rPr>
-                <w:sz w:val="24"/>
-                <w:szCs w:val="24"/>
-              </w:rPr>
-            </w:pPr>
-            <w:r>
-              <w:rPr>
-                <w:sz w:val="24"/>
-                <w:szCs w:val="24"/>
+          </w:p>
+        </w:tc>
+        <w:tc>
+          <w:tcPr>
+            <w:tcW w:w="0" w:type="auto"/>
+            <w:tcMar>
+              <w:top w:w="100" w:type="dxa"/>
+              <w:left w:w="100" w:type="dxa"/>
+              <w:bottom w:w="100" w:type="dxa"/>
+              <w:right w:w="100" w:type="dxa"/>
+            </w:tcMar>
+          </w:tcPr>
+          <w:p>
+            <w:pPr>
+              <w:widowControl w:val="0"/>
+              <w:rPr>
+                <w:rFonts w:ascii="Lora" w:hAnsi="Lora"/>
+              </w:rPr>
+            </w:pPr>
+            <w:r>
+              <w:rPr>
+                <w:rFonts w:ascii="Lora" w:hAnsi="Lora"/>
               </w:rPr>
               <w:t>532nm, 200mW DPSS laser module</w:t>
             </w:r>
@@ -391,70 +500,55 @@
             <w:pPr>
               <w:widowControl w:val="0"/>
               <w:rPr>
-                <w:sz w:val="24"/>
-                <w:szCs w:val="24"/>
-                <w:lang w:eastAsia="zh-CN"/>
-              </w:rPr>
-            </w:pPr>
-            <w:r>
-              <w:rPr>
-                <w:rFonts w:eastAsia="Gungsuh"/>
-                <w:sz w:val="24"/>
-                <w:szCs w:val="24"/>
+                <w:rFonts w:ascii="Lora" w:hAnsi="Lora"/>
+                <w:lang w:eastAsia="zh-CN"/>
+              </w:rPr>
+            </w:pPr>
+            <w:r>
+              <w:rPr>
+                <w:rFonts w:ascii="Lora" w:eastAsia="Gungsuh" w:hAnsi="Lora" w:cs="Gungsuh"/>
                 <w:lang w:eastAsia="zh-CN"/>
               </w:rPr>
               <w:t>高品</w:t>
             </w:r>
             <w:r>
               <w:rPr>
-                <w:rFonts w:eastAsia="SimSun"/>
-                <w:sz w:val="24"/>
-                <w:szCs w:val="24"/>
+                <w:rFonts w:ascii="Lora" w:eastAsia="SimSun" w:hAnsi="Lora" w:cs="SimSun"/>
                 <w:lang w:eastAsia="zh-CN"/>
               </w:rPr>
               <w:t>质</w:t>
             </w:r>
             <w:r>
               <w:rPr>
-                <w:rFonts w:eastAsia="Gungsuh"/>
-                <w:sz w:val="24"/>
-                <w:szCs w:val="24"/>
+                <w:rFonts w:ascii="Lora" w:eastAsia="Gungsuh" w:hAnsi="Lora" w:cs="Gungsuh"/>
                 <w:lang w:eastAsia="zh-CN"/>
               </w:rPr>
               <w:t>激光器激光模</w:t>
             </w:r>
             <w:r>
               <w:rPr>
-                <w:rFonts w:eastAsia="SimSun"/>
-                <w:sz w:val="24"/>
-                <w:szCs w:val="24"/>
+                <w:rFonts w:ascii="Lora" w:eastAsia="SimSun" w:hAnsi="Lora" w:cs="SimSun"/>
                 <w:lang w:eastAsia="zh-CN"/>
               </w:rPr>
               <w:t>组专门</w:t>
             </w:r>
             <w:r>
               <w:rPr>
-                <w:rFonts w:eastAsia="Gungsuh"/>
-                <w:sz w:val="24"/>
-                <w:szCs w:val="24"/>
+                <w:rFonts w:ascii="Lora" w:eastAsia="Gungsuh" w:hAnsi="Lora" w:cs="Gungsuh"/>
                 <w:lang w:eastAsia="zh-CN"/>
               </w:rPr>
               <w:t>店</w:t>
             </w:r>
             <w:r>
               <w:rPr>
-                <w:rFonts w:eastAsia="Gungsuh"/>
-                <w:sz w:val="24"/>
-                <w:szCs w:val="24"/>
+                <w:rFonts w:ascii="Lora" w:eastAsia="Gungsuh" w:hAnsi="Lora" w:cs="Gungsuh"/>
                 <w:lang w:val="en-US" w:eastAsia="zh-CN"/>
               </w:rPr>
               <w:t xml:space="preserve">, </w:t>
             </w:r>
             <w:r>
               <w:rPr>
-                <w:rFonts w:eastAsia="Gungsuh"/>
-                <w:sz w:val="24"/>
-                <w:szCs w:val="24"/>
+                <w:rFonts w:ascii="Lora" w:eastAsia="Gungsuh" w:hAnsi="Lora" w:cs="Gungsuh"/>
                 <w:lang w:eastAsia="zh-CN"/>
               </w:rPr>
               <w:t>Taobao</w:t>
@@ -475,14 +569,12 @@
             <w:pPr>
               <w:widowControl w:val="0"/>
               <w:rPr>
-                <w:sz w:val="24"/>
-                <w:szCs w:val="24"/>
-              </w:rPr>
-            </w:pPr>
-            <w:r>
-              <w:rPr>
-                <w:sz w:val="24"/>
-                <w:szCs w:val="24"/>
+                <w:rFonts w:ascii="Lora" w:hAnsi="Lora"/>
+              </w:rPr>
+            </w:pPr>
+            <w:r>
+              <w:rPr>
+                <w:rFonts w:ascii="Lora" w:hAnsi="Lora"/>
               </w:rPr>
               <w:t>245</w:t>
             </w:r>
@@ -502,14 +594,12 @@
             <w:pPr>
               <w:widowControl w:val="0"/>
               <w:rPr>
-                <w:sz w:val="24"/>
-                <w:szCs w:val="24"/>
-              </w:rPr>
-            </w:pPr>
-            <w:r>
-              <w:rPr>
-                <w:sz w:val="24"/>
-                <w:szCs w:val="24"/>
+                <w:rFonts w:ascii="Lora" w:hAnsi="Lora"/>
+              </w:rPr>
+            </w:pPr>
+            <w:r>
+              <w:rPr>
+                <w:rFonts w:ascii="Lora" w:hAnsi="Lora"/>
               </w:rPr>
               <w:t>1</w:t>
             </w:r>
@@ -529,14 +619,12 @@
             <w:pPr>
               <w:widowControl w:val="0"/>
               <w:rPr>
-                <w:sz w:val="24"/>
-                <w:szCs w:val="24"/>
-              </w:rPr>
-            </w:pPr>
-            <w:r>
-              <w:rPr>
-                <w:sz w:val="24"/>
-                <w:szCs w:val="24"/>
+                <w:rFonts w:ascii="Lora" w:hAnsi="Lora"/>
+              </w:rPr>
+            </w:pPr>
+            <w:r>
+              <w:rPr>
+                <w:rFonts w:ascii="Lora" w:hAnsi="Lora"/>
               </w:rPr>
               <w:t>245</w:t>
             </w:r>
@@ -561,14 +649,12 @@
             <w:pPr>
               <w:widowControl w:val="0"/>
               <w:rPr>
-                <w:sz w:val="24"/>
-                <w:szCs w:val="24"/>
-              </w:rPr>
-            </w:pPr>
-            <w:r>
-              <w:rPr>
-                <w:sz w:val="24"/>
-                <w:szCs w:val="24"/>
+                <w:rFonts w:ascii="Lora" w:hAnsi="Lora"/>
+              </w:rPr>
+            </w:pPr>
+            <w:r>
+              <w:rPr>
+                <w:rFonts w:ascii="Lora" w:hAnsi="Lora"/>
               </w:rPr>
               <w:t>Mirrors</w:t>
             </w:r>
@@ -588,31 +674,36 @@
             <w:pPr>
               <w:widowControl w:val="0"/>
               <w:rPr>
-                <w:sz w:val="24"/>
-                <w:szCs w:val="24"/>
-              </w:rPr>
-            </w:pPr>
-            <w:r>
-              <w:rPr>
-                <w:rFonts w:eastAsia="Gungsuh"/>
-                <w:sz w:val="24"/>
-                <w:szCs w:val="24"/>
-              </w:rPr>
-              <w:t>GMH11-025A-AG Φ25.4mm</w:t>
-            </w:r>
-            <w:r>
-              <w:rPr>
-                <w:rFonts w:eastAsia="Gungsuh"/>
-                <w:sz w:val="24"/>
-                <w:szCs w:val="24"/>
+                <w:rFonts w:ascii="Lora" w:hAnsi="Lora"/>
+              </w:rPr>
+            </w:pPr>
+            <w:r>
+              <w:rPr>
+                <w:rFonts w:ascii="Lora" w:eastAsia="Gungsuh" w:hAnsi="Lora" w:cs="Gungsuh"/>
+              </w:rPr>
+              <w:t xml:space="preserve">GMH11-025A-AG </w:t>
+            </w:r>
+            <w:r>
+              <w:rPr>
+                <w:rFonts w:ascii="Cambria" w:eastAsia="Gungsuh" w:hAnsi="Cambria" w:cs="Cambria"/>
+              </w:rPr>
+              <w:t>Φ</w:t>
+            </w:r>
+            <w:r>
+              <w:rPr>
+                <w:rFonts w:ascii="Lora" w:eastAsia="Gungsuh" w:hAnsi="Lora" w:cs="Gungsuh"/>
+              </w:rPr>
+              <w:t>25.4mm</w:t>
+            </w:r>
+            <w:r>
+              <w:rPr>
+                <w:rFonts w:ascii="Lora" w:eastAsia="Gungsuh" w:hAnsi="Lora" w:cs="Gungsuh"/>
               </w:rPr>
               <w:t>，厚度</w:t>
             </w:r>
             <w:r>
               <w:rPr>
-                <w:rFonts w:eastAsia="Gungsuh"/>
-                <w:sz w:val="24"/>
-                <w:szCs w:val="24"/>
+                <w:rFonts w:ascii="Lora" w:eastAsia="Gungsuh" w:hAnsi="Lora" w:cs="Gungsuh"/>
               </w:rPr>
               <w:t>4mm</w:t>
             </w:r>
@@ -632,14 +723,12 @@
             <w:pPr>
               <w:widowControl w:val="0"/>
               <w:rPr>
-                <w:sz w:val="24"/>
-                <w:szCs w:val="24"/>
-              </w:rPr>
-            </w:pPr>
-            <w:r>
-              <w:rPr>
-                <w:sz w:val="24"/>
-                <w:szCs w:val="24"/>
+                <w:rFonts w:ascii="Lora" w:hAnsi="Lora"/>
+              </w:rPr>
+            </w:pPr>
+            <w:r>
+              <w:rPr>
+                <w:rFonts w:ascii="Lora" w:hAnsi="Lora"/>
               </w:rPr>
               <w:t>25.4mm diameter; thickness 4mm</w:t>
             </w:r>
@@ -659,66 +748,49 @@
             <w:pPr>
               <w:widowControl w:val="0"/>
               <w:rPr>
-                <w:sz w:val="24"/>
-                <w:szCs w:val="24"/>
-              </w:rPr>
-            </w:pPr>
-            <w:proofErr w:type="spellStart"/>
-            <w:r>
-              <w:rPr>
-                <w:rFonts w:eastAsia="Gungsuh"/>
-                <w:sz w:val="24"/>
-                <w:szCs w:val="24"/>
+                <w:rFonts w:ascii="Lora" w:hAnsi="Lora"/>
+              </w:rPr>
+            </w:pPr>
+            <w:r>
+              <w:rPr>
+                <w:rFonts w:ascii="Lora" w:eastAsia="Gungsuh" w:hAnsi="Lora" w:cs="Gungsuh"/>
               </w:rPr>
               <w:t>恒洋光</w:t>
             </w:r>
             <w:r>
               <w:rPr>
-                <w:rFonts w:eastAsia="MS Mincho"/>
-                <w:sz w:val="24"/>
-                <w:szCs w:val="24"/>
+                <w:rFonts w:ascii="Lora" w:eastAsia="MS Mincho" w:hAnsi="Lora" w:cs="MS Mincho"/>
               </w:rPr>
               <w:t>学</w:t>
             </w:r>
             <w:r>
               <w:rPr>
-                <w:rFonts w:eastAsia="Gungsuh"/>
-                <w:sz w:val="24"/>
-                <w:szCs w:val="24"/>
+                <w:rFonts w:ascii="Lora" w:eastAsia="Gungsuh" w:hAnsi="Lora" w:cs="Gungsuh"/>
               </w:rPr>
               <w:t>旗</w:t>
             </w:r>
             <w:r>
               <w:rPr>
-                <w:rFonts w:eastAsia="SimSun"/>
-                <w:sz w:val="24"/>
-                <w:szCs w:val="24"/>
+                <w:rFonts w:ascii="Lora" w:eastAsia="SimSun" w:hAnsi="Lora" w:cs="SimSun"/>
               </w:rPr>
               <w:t>舰</w:t>
             </w:r>
             <w:r>
               <w:rPr>
-                <w:rFonts w:eastAsia="Gungsuh"/>
-                <w:sz w:val="24"/>
-                <w:szCs w:val="24"/>
+                <w:rFonts w:ascii="Lora" w:eastAsia="Gungsuh" w:hAnsi="Lora" w:cs="Gungsuh"/>
               </w:rPr>
               <w:t>店</w:t>
             </w:r>
-            <w:proofErr w:type="spellEnd"/>
-            <w:r>
-              <w:rPr>
-                <w:rFonts w:eastAsia="Gungsuh"/>
-                <w:sz w:val="24"/>
-                <w:szCs w:val="24"/>
+            <w:r>
+              <w:rPr>
+                <w:rFonts w:ascii="Lora" w:eastAsia="Gungsuh" w:hAnsi="Lora" w:cs="Gungsuh"/>
                 <w:lang w:val="en-US" w:eastAsia="zh-CN"/>
               </w:rPr>
               <w:t xml:space="preserve">, </w:t>
             </w:r>
             <w:r>
               <w:rPr>
-                <w:rFonts w:eastAsia="Gungsuh"/>
-                <w:sz w:val="24"/>
-                <w:szCs w:val="24"/>
+                <w:rFonts w:ascii="Lora" w:eastAsia="Gungsuh" w:hAnsi="Lora" w:cs="Gungsuh"/>
                 <w:lang w:eastAsia="zh-CN"/>
               </w:rPr>
               <w:t>Taobao</w:t>
@@ -739,14 +811,12 @@
             <w:pPr>
               <w:widowControl w:val="0"/>
               <w:rPr>
-                <w:sz w:val="24"/>
-                <w:szCs w:val="24"/>
-              </w:rPr>
-            </w:pPr>
-            <w:r>
-              <w:rPr>
-                <w:sz w:val="24"/>
-                <w:szCs w:val="24"/>
+                <w:rFonts w:ascii="Lora" w:hAnsi="Lora"/>
+              </w:rPr>
+            </w:pPr>
+            <w:r>
+              <w:rPr>
+                <w:rFonts w:ascii="Lora" w:hAnsi="Lora"/>
               </w:rPr>
               <w:t>155</w:t>
             </w:r>
@@ -766,14 +836,12 @@
             <w:pPr>
               <w:widowControl w:val="0"/>
               <w:rPr>
-                <w:sz w:val="24"/>
-                <w:szCs w:val="24"/>
-              </w:rPr>
-            </w:pPr>
-            <w:r>
-              <w:rPr>
-                <w:sz w:val="24"/>
-                <w:szCs w:val="24"/>
+                <w:rFonts w:ascii="Lora" w:hAnsi="Lora"/>
+              </w:rPr>
+            </w:pPr>
+            <w:r>
+              <w:rPr>
+                <w:rFonts w:ascii="Lora" w:hAnsi="Lora"/>
               </w:rPr>
               <w:t>2</w:t>
             </w:r>
@@ -793,14 +861,12 @@
             <w:pPr>
               <w:widowControl w:val="0"/>
               <w:rPr>
-                <w:sz w:val="24"/>
-                <w:szCs w:val="24"/>
-              </w:rPr>
-            </w:pPr>
-            <w:r>
-              <w:rPr>
-                <w:sz w:val="24"/>
-                <w:szCs w:val="24"/>
+                <w:rFonts w:ascii="Lora" w:hAnsi="Lora"/>
+              </w:rPr>
+            </w:pPr>
+            <w:r>
+              <w:rPr>
+                <w:rFonts w:ascii="Lora" w:hAnsi="Lora"/>
               </w:rPr>
               <w:t>310</w:t>
             </w:r>
@@ -825,14 +891,12 @@
             <w:pPr>
               <w:widowControl w:val="0"/>
               <w:rPr>
-                <w:sz w:val="24"/>
-                <w:szCs w:val="24"/>
-              </w:rPr>
-            </w:pPr>
-            <w:r>
-              <w:rPr>
-                <w:sz w:val="24"/>
-                <w:szCs w:val="24"/>
+                <w:rFonts w:ascii="Lora" w:hAnsi="Lora"/>
+              </w:rPr>
+            </w:pPr>
+            <w:r>
+              <w:rPr>
+                <w:rFonts w:ascii="Lora" w:hAnsi="Lora"/>
               </w:rPr>
               <w:t>Dichroic beam splitter</w:t>
             </w:r>
@@ -852,55 +916,48 @@
             <w:pPr>
               <w:widowControl w:val="0"/>
               <w:rPr>
-                <w:sz w:val="24"/>
-                <w:szCs w:val="24"/>
-              </w:rPr>
-            </w:pPr>
-            <w:r>
-              <w:rPr>
-                <w:rFonts w:eastAsia="Gungsuh"/>
-                <w:sz w:val="24"/>
-                <w:szCs w:val="24"/>
+                <w:rFonts w:ascii="Lora" w:hAnsi="Lora"/>
+              </w:rPr>
+            </w:pPr>
+            <w:r>
+              <w:rPr>
+                <w:rFonts w:ascii="Lora" w:eastAsia="Gungsuh" w:hAnsi="Lora" w:cs="Gungsuh"/>
               </w:rPr>
               <w:t>HGMP-550-D25</w:t>
             </w:r>
             <w:r>
               <w:rPr>
-                <w:rFonts w:eastAsia="Gungsuh"/>
-                <w:sz w:val="24"/>
-                <w:szCs w:val="24"/>
+                <w:rFonts w:ascii="Lora" w:eastAsia="Gungsuh" w:hAnsi="Lora" w:cs="Gungsuh"/>
               </w:rPr>
               <w:t>，</w:t>
             </w:r>
             <w:r>
               <w:rPr>
-                <w:rFonts w:eastAsia="Gungsuh"/>
-                <w:sz w:val="24"/>
-                <w:szCs w:val="24"/>
-              </w:rPr>
-              <w:t>Φ25.0mm</w:t>
-            </w:r>
-            <w:r>
-              <w:rPr>
-                <w:rFonts w:eastAsia="Gungsuh"/>
-                <w:sz w:val="24"/>
-                <w:szCs w:val="24"/>
+                <w:rFonts w:ascii="Cambria" w:eastAsia="Gungsuh" w:hAnsi="Cambria" w:cs="Cambria"/>
+              </w:rPr>
+              <w:t>Φ</w:t>
+            </w:r>
+            <w:r>
+              <w:rPr>
+                <w:rFonts w:ascii="Lora" w:eastAsia="Gungsuh" w:hAnsi="Lora" w:cs="Gungsuh"/>
+              </w:rPr>
+              <w:t>25.0mm</w:t>
+            </w:r>
+            <w:r>
+              <w:rPr>
+                <w:rFonts w:ascii="Lora" w:eastAsia="Gungsuh" w:hAnsi="Lora" w:cs="Gungsuh"/>
               </w:rPr>
               <w:t>，中心波</w:t>
             </w:r>
             <w:r>
               <w:rPr>
-                <w:rFonts w:eastAsia="Noto Sans JP"/>
-                <w:sz w:val="24"/>
-                <w:szCs w:val="24"/>
+                <w:rFonts w:ascii="Lora" w:eastAsia="Noto Sans JP" w:hAnsi="Lora" w:cs="Noto Sans JP"/>
               </w:rPr>
               <w:t>长</w:t>
             </w:r>
             <w:r>
               <w:rPr>
-                <w:rFonts w:eastAsia="Gungsuh"/>
-                <w:sz w:val="24"/>
-                <w:szCs w:val="24"/>
+                <w:rFonts w:ascii="Lora" w:eastAsia="Gungsuh" w:hAnsi="Lora" w:cs="Gungsuh"/>
               </w:rPr>
               <w:t>550nm</w:t>
             </w:r>
@@ -920,14 +977,12 @@
             <w:pPr>
               <w:widowControl w:val="0"/>
               <w:rPr>
-                <w:sz w:val="24"/>
-                <w:szCs w:val="24"/>
-              </w:rPr>
-            </w:pPr>
-            <w:r>
-              <w:rPr>
-                <w:sz w:val="24"/>
-                <w:szCs w:val="24"/>
+                <w:rFonts w:ascii="Lora" w:hAnsi="Lora"/>
+              </w:rPr>
+            </w:pPr>
+            <w:r>
+              <w:rPr>
+                <w:rFonts w:ascii="Lora" w:hAnsi="Lora"/>
               </w:rPr>
               <w:t>25mm diameter; long-pass beam splitter; central wavelength 550 nm</w:t>
             </w:r>
@@ -947,66 +1002,49 @@
             <w:pPr>
               <w:widowControl w:val="0"/>
               <w:rPr>
-                <w:sz w:val="24"/>
-                <w:szCs w:val="24"/>
-              </w:rPr>
-            </w:pPr>
-            <w:proofErr w:type="spellStart"/>
-            <w:r>
-              <w:rPr>
-                <w:rFonts w:eastAsia="Gungsuh"/>
-                <w:sz w:val="24"/>
-                <w:szCs w:val="24"/>
+                <w:rFonts w:ascii="Lora" w:hAnsi="Lora"/>
+              </w:rPr>
+            </w:pPr>
+            <w:r>
+              <w:rPr>
+                <w:rFonts w:ascii="Lora" w:eastAsia="Gungsuh" w:hAnsi="Lora" w:cs="Gungsuh"/>
               </w:rPr>
               <w:t>恒洋光</w:t>
             </w:r>
             <w:r>
               <w:rPr>
-                <w:rFonts w:eastAsia="MS Mincho"/>
-                <w:sz w:val="24"/>
-                <w:szCs w:val="24"/>
+                <w:rFonts w:ascii="Lora" w:eastAsia="MS Mincho" w:hAnsi="Lora" w:cs="MS Mincho"/>
               </w:rPr>
               <w:t>学</w:t>
             </w:r>
             <w:r>
               <w:rPr>
-                <w:rFonts w:eastAsia="Gungsuh"/>
-                <w:sz w:val="24"/>
-                <w:szCs w:val="24"/>
+                <w:rFonts w:ascii="Lora" w:eastAsia="Gungsuh" w:hAnsi="Lora" w:cs="Gungsuh"/>
               </w:rPr>
               <w:t>旗</w:t>
             </w:r>
             <w:r>
               <w:rPr>
-                <w:rFonts w:eastAsia="SimSun"/>
-                <w:sz w:val="24"/>
-                <w:szCs w:val="24"/>
+                <w:rFonts w:ascii="Lora" w:eastAsia="SimSun" w:hAnsi="Lora" w:cs="SimSun"/>
               </w:rPr>
               <w:t>舰</w:t>
             </w:r>
             <w:r>
               <w:rPr>
-                <w:rFonts w:eastAsia="Gungsuh"/>
-                <w:sz w:val="24"/>
-                <w:szCs w:val="24"/>
+                <w:rFonts w:ascii="Lora" w:eastAsia="Gungsuh" w:hAnsi="Lora" w:cs="Gungsuh"/>
               </w:rPr>
               <w:t>店</w:t>
             </w:r>
-            <w:proofErr w:type="spellEnd"/>
-            <w:r>
-              <w:rPr>
-                <w:rFonts w:eastAsia="Gungsuh"/>
-                <w:sz w:val="24"/>
-                <w:szCs w:val="24"/>
+            <w:r>
+              <w:rPr>
+                <w:rFonts w:ascii="Lora" w:eastAsia="Gungsuh" w:hAnsi="Lora" w:cs="Gungsuh"/>
                 <w:lang w:val="en-US" w:eastAsia="zh-CN"/>
               </w:rPr>
               <w:t xml:space="preserve">, </w:t>
             </w:r>
             <w:r>
               <w:rPr>
-                <w:rFonts w:eastAsia="Gungsuh"/>
-                <w:sz w:val="24"/>
-                <w:szCs w:val="24"/>
+                <w:rFonts w:ascii="Lora" w:eastAsia="Gungsuh" w:hAnsi="Lora" w:cs="Gungsuh"/>
                 <w:lang w:eastAsia="zh-CN"/>
               </w:rPr>
               <w:t>Taobao</w:t>
@@ -1027,14 +1065,12 @@
             <w:pPr>
               <w:widowControl w:val="0"/>
               <w:rPr>
-                <w:sz w:val="24"/>
-                <w:szCs w:val="24"/>
-              </w:rPr>
-            </w:pPr>
-            <w:r>
-              <w:rPr>
-                <w:sz w:val="24"/>
-                <w:szCs w:val="24"/>
+                <w:rFonts w:ascii="Lora" w:hAnsi="Lora"/>
+              </w:rPr>
+            </w:pPr>
+            <w:r>
+              <w:rPr>
+                <w:rFonts w:ascii="Lora" w:hAnsi="Lora"/>
               </w:rPr>
               <w:t>231</w:t>
             </w:r>
@@ -1054,14 +1090,12 @@
             <w:pPr>
               <w:widowControl w:val="0"/>
               <w:rPr>
-                <w:sz w:val="24"/>
-                <w:szCs w:val="24"/>
-              </w:rPr>
-            </w:pPr>
-            <w:r>
-              <w:rPr>
-                <w:sz w:val="24"/>
-                <w:szCs w:val="24"/>
+                <w:rFonts w:ascii="Lora" w:hAnsi="Lora"/>
+              </w:rPr>
+            </w:pPr>
+            <w:r>
+              <w:rPr>
+                <w:rFonts w:ascii="Lora" w:hAnsi="Lora"/>
               </w:rPr>
               <w:t>1</w:t>
             </w:r>
@@ -1081,14 +1115,12 @@
             <w:pPr>
               <w:widowControl w:val="0"/>
               <w:rPr>
-                <w:sz w:val="24"/>
-                <w:szCs w:val="24"/>
-              </w:rPr>
-            </w:pPr>
-            <w:r>
-              <w:rPr>
-                <w:sz w:val="24"/>
-                <w:szCs w:val="24"/>
+                <w:rFonts w:ascii="Lora" w:hAnsi="Lora"/>
+              </w:rPr>
+            </w:pPr>
+            <w:r>
+              <w:rPr>
+                <w:rFonts w:ascii="Lora" w:hAnsi="Lora"/>
               </w:rPr>
               <w:t>231</w:t>
             </w:r>
@@ -1113,14 +1145,12 @@
             <w:pPr>
               <w:widowControl w:val="0"/>
               <w:rPr>
-                <w:sz w:val="24"/>
-                <w:szCs w:val="24"/>
-              </w:rPr>
-            </w:pPr>
-            <w:r>
-              <w:rPr>
-                <w:sz w:val="24"/>
-                <w:szCs w:val="24"/>
+                <w:rFonts w:ascii="Lora" w:hAnsi="Lora"/>
+              </w:rPr>
+            </w:pPr>
+            <w:r>
+              <w:rPr>
+                <w:rFonts w:ascii="Lora" w:hAnsi="Lora"/>
               </w:rPr>
               <w:t>45 degrees holder</w:t>
             </w:r>
@@ -1140,55 +1170,42 @@
             <w:pPr>
               <w:widowControl w:val="0"/>
               <w:rPr>
-                <w:sz w:val="24"/>
-                <w:szCs w:val="24"/>
-              </w:rPr>
-            </w:pPr>
-            <w:r>
-              <w:rPr>
-                <w:rFonts w:eastAsia="Gungsuh"/>
-                <w:sz w:val="24"/>
-                <w:szCs w:val="24"/>
+                <w:rFonts w:ascii="Lora" w:hAnsi="Lora"/>
+              </w:rPr>
+            </w:pPr>
+            <w:r>
+              <w:rPr>
+                <w:rFonts w:ascii="Lora" w:eastAsia="Gungsuh" w:hAnsi="Lora" w:cs="Gungsuh"/>
               </w:rPr>
               <w:t>HKCB1-1 SM1</w:t>
             </w:r>
             <w:r>
               <w:rPr>
-                <w:rFonts w:eastAsia="SimSun"/>
-                <w:sz w:val="24"/>
-                <w:szCs w:val="24"/>
+                <w:rFonts w:ascii="Lora" w:eastAsia="SimSun" w:hAnsi="Lora" w:cs="SimSun"/>
               </w:rPr>
               <w:t>压</w:t>
             </w:r>
             <w:r>
               <w:rPr>
-                <w:rFonts w:eastAsia="Gungsuh"/>
-                <w:sz w:val="24"/>
-                <w:szCs w:val="24"/>
+                <w:rFonts w:ascii="Lora" w:eastAsia="Gungsuh" w:hAnsi="Lora" w:cs="Gungsuh"/>
               </w:rPr>
               <w:t>圈式</w:t>
             </w:r>
             <w:r>
               <w:rPr>
-                <w:rFonts w:eastAsia="Gungsuh"/>
-                <w:sz w:val="24"/>
-                <w:szCs w:val="24"/>
+                <w:rFonts w:ascii="Lora" w:eastAsia="Gungsuh" w:hAnsi="Lora" w:cs="Gungsuh"/>
               </w:rPr>
               <w:t xml:space="preserve"> </w:t>
             </w:r>
             <w:r>
               <w:rPr>
-                <w:rFonts w:eastAsia="Gungsuh"/>
-                <w:sz w:val="24"/>
-                <w:szCs w:val="24"/>
+                <w:rFonts w:ascii="Lora" w:eastAsia="Gungsuh" w:hAnsi="Lora" w:cs="Gungsuh"/>
               </w:rPr>
               <w:t>厚度</w:t>
             </w:r>
             <w:r>
               <w:rPr>
-                <w:rFonts w:eastAsia="Gungsuh"/>
-                <w:sz w:val="24"/>
-                <w:szCs w:val="24"/>
+                <w:rFonts w:ascii="Lora" w:eastAsia="Gungsuh" w:hAnsi="Lora" w:cs="Gungsuh"/>
               </w:rPr>
               <w:t>≤4mm</w:t>
             </w:r>
@@ -1208,15 +1225,12 @@
             <w:pPr>
               <w:widowControl w:val="0"/>
               <w:rPr>
-                <w:sz w:val="24"/>
-                <w:szCs w:val="24"/>
-              </w:rPr>
-            </w:pPr>
-            <w:r>
-              <w:rPr>
-                <w:rFonts w:eastAsia="Gungsuh"/>
-                <w:sz w:val="24"/>
-                <w:szCs w:val="24"/>
+                <w:rFonts w:ascii="Lora" w:hAnsi="Lora"/>
+              </w:rPr>
+            </w:pPr>
+            <w:r>
+              <w:rPr>
+                <w:rFonts w:ascii="Lora" w:eastAsia="Gungsuh" w:hAnsi="Lora" w:cs="Gungsuh"/>
               </w:rPr>
               <w:t>25.4mm diameter; 45 degrees holder; 30mm cage system</w:t>
             </w:r>
@@ -1236,66 +1250,49 @@
             <w:pPr>
               <w:widowControl w:val="0"/>
               <w:rPr>
-                <w:sz w:val="24"/>
-                <w:szCs w:val="24"/>
-              </w:rPr>
-            </w:pPr>
-            <w:proofErr w:type="spellStart"/>
-            <w:r>
-              <w:rPr>
-                <w:rFonts w:eastAsia="Gungsuh"/>
-                <w:sz w:val="24"/>
-                <w:szCs w:val="24"/>
+                <w:rFonts w:ascii="Lora" w:hAnsi="Lora"/>
+              </w:rPr>
+            </w:pPr>
+            <w:r>
+              <w:rPr>
+                <w:rFonts w:ascii="Lora" w:eastAsia="Gungsuh" w:hAnsi="Lora" w:cs="Gungsuh"/>
               </w:rPr>
               <w:t>恒洋光</w:t>
             </w:r>
             <w:r>
               <w:rPr>
-                <w:rFonts w:eastAsia="MS Mincho"/>
-                <w:sz w:val="24"/>
-                <w:szCs w:val="24"/>
+                <w:rFonts w:ascii="Lora" w:eastAsia="MS Mincho" w:hAnsi="Lora" w:cs="MS Mincho"/>
               </w:rPr>
               <w:t>学</w:t>
             </w:r>
             <w:r>
               <w:rPr>
-                <w:rFonts w:eastAsia="Gungsuh"/>
-                <w:sz w:val="24"/>
-                <w:szCs w:val="24"/>
+                <w:rFonts w:ascii="Lora" w:eastAsia="Gungsuh" w:hAnsi="Lora" w:cs="Gungsuh"/>
               </w:rPr>
               <w:t>旗</w:t>
             </w:r>
             <w:r>
               <w:rPr>
-                <w:rFonts w:eastAsia="SimSun"/>
-                <w:sz w:val="24"/>
-                <w:szCs w:val="24"/>
+                <w:rFonts w:ascii="Lora" w:eastAsia="SimSun" w:hAnsi="Lora" w:cs="SimSun"/>
               </w:rPr>
               <w:t>舰</w:t>
             </w:r>
             <w:r>
               <w:rPr>
-                <w:rFonts w:eastAsia="Gungsuh"/>
-                <w:sz w:val="24"/>
-                <w:szCs w:val="24"/>
+                <w:rFonts w:ascii="Lora" w:eastAsia="Gungsuh" w:hAnsi="Lora" w:cs="Gungsuh"/>
               </w:rPr>
               <w:t>店</w:t>
             </w:r>
-            <w:proofErr w:type="spellEnd"/>
-            <w:r>
-              <w:rPr>
-                <w:rFonts w:eastAsia="Gungsuh"/>
-                <w:sz w:val="24"/>
-                <w:szCs w:val="24"/>
+            <w:r>
+              <w:rPr>
+                <w:rFonts w:ascii="Lora" w:eastAsia="Gungsuh" w:hAnsi="Lora" w:cs="Gungsuh"/>
                 <w:lang w:val="en-US" w:eastAsia="zh-CN"/>
               </w:rPr>
               <w:t xml:space="preserve">, </w:t>
             </w:r>
             <w:r>
               <w:rPr>
-                <w:rFonts w:eastAsia="Gungsuh"/>
-                <w:sz w:val="24"/>
-                <w:szCs w:val="24"/>
+                <w:rFonts w:ascii="Lora" w:eastAsia="Gungsuh" w:hAnsi="Lora" w:cs="Gungsuh"/>
                 <w:lang w:eastAsia="zh-CN"/>
               </w:rPr>
               <w:t>Taobao</w:t>
@@ -1316,14 +1313,12 @@
             <w:pPr>
               <w:widowControl w:val="0"/>
               <w:rPr>
-                <w:sz w:val="24"/>
-                <w:szCs w:val="24"/>
-              </w:rPr>
-            </w:pPr>
-            <w:r>
-              <w:rPr>
-                <w:sz w:val="24"/>
-                <w:szCs w:val="24"/>
+                <w:rFonts w:ascii="Lora" w:hAnsi="Lora"/>
+              </w:rPr>
+            </w:pPr>
+            <w:r>
+              <w:rPr>
+                <w:rFonts w:ascii="Lora" w:hAnsi="Lora"/>
               </w:rPr>
               <w:t>771.42</w:t>
             </w:r>
@@ -1343,14 +1338,12 @@
             <w:pPr>
               <w:widowControl w:val="0"/>
               <w:rPr>
-                <w:sz w:val="24"/>
-                <w:szCs w:val="24"/>
-              </w:rPr>
-            </w:pPr>
-            <w:r>
-              <w:rPr>
-                <w:sz w:val="24"/>
-                <w:szCs w:val="24"/>
+                <w:rFonts w:ascii="Lora" w:hAnsi="Lora"/>
+              </w:rPr>
+            </w:pPr>
+            <w:r>
+              <w:rPr>
+                <w:rFonts w:ascii="Lora" w:hAnsi="Lora"/>
               </w:rPr>
               <w:t>2</w:t>
             </w:r>
@@ -1370,14 +1363,12 @@
             <w:pPr>
               <w:widowControl w:val="0"/>
               <w:rPr>
-                <w:sz w:val="24"/>
-                <w:szCs w:val="24"/>
-              </w:rPr>
-            </w:pPr>
-            <w:r>
-              <w:rPr>
-                <w:sz w:val="24"/>
-                <w:szCs w:val="24"/>
+                <w:rFonts w:ascii="Lora" w:hAnsi="Lora"/>
+              </w:rPr>
+            </w:pPr>
+            <w:r>
+              <w:rPr>
+                <w:rFonts w:ascii="Lora" w:hAnsi="Lora"/>
               </w:rPr>
               <w:t>1,542.84</w:t>
             </w:r>
@@ -1402,14 +1393,12 @@
             <w:pPr>
               <w:widowControl w:val="0"/>
               <w:rPr>
-                <w:sz w:val="24"/>
-                <w:szCs w:val="24"/>
-              </w:rPr>
-            </w:pPr>
-            <w:r>
-              <w:rPr>
-                <w:sz w:val="24"/>
-                <w:szCs w:val="24"/>
+                <w:rFonts w:ascii="Lora" w:hAnsi="Lora"/>
+              </w:rPr>
+            </w:pPr>
+            <w:r>
+              <w:rPr>
+                <w:rFonts w:ascii="Lora" w:hAnsi="Lora"/>
               </w:rPr>
               <w:t>Imaging lens</w:t>
             </w:r>
@@ -1429,14 +1418,12 @@
             <w:pPr>
               <w:widowControl w:val="0"/>
               <w:rPr>
-                <w:sz w:val="24"/>
-                <w:szCs w:val="24"/>
-              </w:rPr>
-            </w:pPr>
-            <w:r>
-              <w:rPr>
-                <w:sz w:val="24"/>
-                <w:szCs w:val="24"/>
+                <w:rFonts w:ascii="Lora" w:hAnsi="Lora"/>
+              </w:rPr>
+            </w:pPr>
+            <w:r>
+              <w:rPr>
+                <w:rFonts w:ascii="Lora" w:hAnsi="Lora"/>
               </w:rPr>
               <w:t>KBX058</w:t>
             </w:r>
@@ -1456,14 +1443,12 @@
             <w:pPr>
               <w:widowControl w:val="0"/>
               <w:rPr>
-                <w:sz w:val="24"/>
-                <w:szCs w:val="24"/>
-              </w:rPr>
-            </w:pPr>
-            <w:r>
-              <w:rPr>
-                <w:sz w:val="24"/>
-                <w:szCs w:val="24"/>
+                <w:rFonts w:ascii="Lora" w:hAnsi="Lora"/>
+              </w:rPr>
+            </w:pPr>
+            <w:r>
+              <w:rPr>
+                <w:rFonts w:ascii="Lora" w:hAnsi="Lora"/>
               </w:rPr>
               <w:t>Bi-Convex Lens; 25.4 mm diameter; 75.6 mm EFL; Uncoated</w:t>
             </w:r>
@@ -1483,14 +1468,12 @@
             <w:pPr>
               <w:widowControl w:val="0"/>
               <w:rPr>
-                <w:sz w:val="24"/>
-                <w:szCs w:val="24"/>
-              </w:rPr>
-            </w:pPr>
-            <w:r>
-              <w:rPr>
-                <w:sz w:val="24"/>
-                <w:szCs w:val="24"/>
+                <w:rFonts w:ascii="Lora" w:hAnsi="Lora"/>
+              </w:rPr>
+            </w:pPr>
+            <w:r>
+              <w:rPr>
+                <w:rFonts w:ascii="Lora" w:hAnsi="Lora"/>
               </w:rPr>
               <w:t>Newport</w:t>
             </w:r>
@@ -1510,14 +1493,12 @@
             <w:pPr>
               <w:widowControl w:val="0"/>
               <w:rPr>
-                <w:sz w:val="24"/>
-                <w:szCs w:val="24"/>
-              </w:rPr>
-            </w:pPr>
-            <w:r>
-              <w:rPr>
-                <w:sz w:val="24"/>
-                <w:szCs w:val="24"/>
+                <w:rFonts w:ascii="Lora" w:hAnsi="Lora"/>
+              </w:rPr>
+            </w:pPr>
+            <w:r>
+              <w:rPr>
+                <w:rFonts w:ascii="Lora" w:hAnsi="Lora"/>
               </w:rPr>
               <w:t>USD $43</w:t>
             </w:r>
@@ -1537,14 +1518,12 @@
             <w:pPr>
               <w:widowControl w:val="0"/>
               <w:rPr>
-                <w:sz w:val="24"/>
-                <w:szCs w:val="24"/>
-              </w:rPr>
-            </w:pPr>
-            <w:r>
-              <w:rPr>
-                <w:sz w:val="24"/>
-                <w:szCs w:val="24"/>
+                <w:rFonts w:ascii="Lora" w:hAnsi="Lora"/>
+              </w:rPr>
+            </w:pPr>
+            <w:r>
+              <w:rPr>
+                <w:rFonts w:ascii="Lora" w:hAnsi="Lora"/>
               </w:rPr>
               <w:t>1</w:t>
             </w:r>
@@ -1564,14 +1543,12 @@
             <w:pPr>
               <w:widowControl w:val="0"/>
               <w:rPr>
-                <w:sz w:val="24"/>
-                <w:szCs w:val="24"/>
-              </w:rPr>
-            </w:pPr>
-            <w:r>
-              <w:rPr>
-                <w:sz w:val="24"/>
-                <w:szCs w:val="24"/>
+                <w:rFonts w:ascii="Lora" w:hAnsi="Lora"/>
+              </w:rPr>
+            </w:pPr>
+            <w:r>
+              <w:rPr>
+                <w:rFonts w:ascii="Lora" w:hAnsi="Lora"/>
               </w:rPr>
               <w:t>USD $43</w:t>
             </w:r>
@@ -1596,14 +1573,12 @@
             <w:pPr>
               <w:widowControl w:val="0"/>
               <w:rPr>
-                <w:sz w:val="24"/>
-                <w:szCs w:val="24"/>
-              </w:rPr>
-            </w:pPr>
-            <w:r>
-              <w:rPr>
-                <w:sz w:val="24"/>
-                <w:szCs w:val="24"/>
+                <w:rFonts w:ascii="Lora" w:hAnsi="Lora"/>
+              </w:rPr>
+            </w:pPr>
+            <w:r>
+              <w:rPr>
+                <w:rFonts w:ascii="Lora" w:hAnsi="Lora"/>
               </w:rPr>
               <w:t>Lens holders</w:t>
             </w:r>
@@ -1623,88 +1598,69 @@
             <w:pPr>
               <w:widowControl w:val="0"/>
               <w:rPr>
-                <w:sz w:val="24"/>
-                <w:szCs w:val="24"/>
-                <w:lang w:eastAsia="zh-CN"/>
-              </w:rPr>
-            </w:pPr>
-            <w:r>
-              <w:rPr>
-                <w:rFonts w:eastAsia="Gungsuh"/>
-                <w:sz w:val="24"/>
-                <w:szCs w:val="24"/>
+                <w:rFonts w:ascii="Lora" w:hAnsi="Lora"/>
+                <w:lang w:eastAsia="zh-CN"/>
+              </w:rPr>
+            </w:pPr>
+            <w:r>
+              <w:rPr>
+                <w:rFonts w:ascii="Lora" w:eastAsia="Gungsuh" w:hAnsi="Lora" w:cs="Gungsuh"/>
                 <w:lang w:eastAsia="zh-CN"/>
               </w:rPr>
               <w:t xml:space="preserve">HCP24 </w:t>
             </w:r>
             <w:r>
               <w:rPr>
-                <w:rFonts w:eastAsia="SimSun"/>
-                <w:sz w:val="24"/>
-                <w:szCs w:val="24"/>
+                <w:rFonts w:ascii="Lora" w:eastAsia="SimSun" w:hAnsi="Lora" w:cs="SimSun"/>
                 <w:lang w:eastAsia="zh-CN"/>
               </w:rPr>
               <w:t>顶丝</w:t>
             </w:r>
             <w:r>
               <w:rPr>
-                <w:rFonts w:eastAsia="Gungsuh"/>
-                <w:sz w:val="24"/>
-                <w:szCs w:val="24"/>
+                <w:rFonts w:ascii="Lora" w:eastAsia="Gungsuh" w:hAnsi="Lora" w:cs="Gungsuh"/>
                 <w:lang w:eastAsia="zh-CN"/>
               </w:rPr>
               <w:t>式</w:t>
             </w:r>
             <w:r>
               <w:rPr>
-                <w:rFonts w:eastAsia="SimSun"/>
-                <w:sz w:val="24"/>
-                <w:szCs w:val="24"/>
+                <w:rFonts w:ascii="Lora" w:eastAsia="SimSun" w:hAnsi="Lora" w:cs="SimSun"/>
                 <w:lang w:eastAsia="zh-CN"/>
               </w:rPr>
               <w:t>镜</w:t>
             </w:r>
             <w:r>
               <w:rPr>
-                <w:rFonts w:eastAsia="Gungsuh"/>
-                <w:sz w:val="24"/>
-                <w:szCs w:val="24"/>
+                <w:rFonts w:ascii="Lora" w:eastAsia="Gungsuh" w:hAnsi="Lora" w:cs="Gungsuh"/>
                 <w:lang w:eastAsia="zh-CN"/>
               </w:rPr>
               <w:t>架</w:t>
             </w:r>
             <w:r>
               <w:rPr>
-                <w:rFonts w:eastAsia="Gungsuh"/>
-                <w:sz w:val="24"/>
-                <w:szCs w:val="24"/>
+                <w:rFonts w:ascii="Lora" w:eastAsia="Gungsuh" w:hAnsi="Lora" w:cs="Gungsuh"/>
                 <w:lang w:eastAsia="zh-CN"/>
               </w:rPr>
               <w:t xml:space="preserve"> </w:t>
             </w:r>
             <w:r>
               <w:rPr>
-                <w:rFonts w:eastAsia="Gungsuh"/>
-                <w:sz w:val="24"/>
-                <w:szCs w:val="24"/>
+                <w:rFonts w:ascii="Lora" w:eastAsia="Gungsuh" w:hAnsi="Lora" w:cs="Gungsuh"/>
                 <w:lang w:eastAsia="zh-CN"/>
               </w:rPr>
               <w:t>直</w:t>
             </w:r>
             <w:r>
               <w:rPr>
-                <w:rFonts w:eastAsia="MS Mincho"/>
-                <w:sz w:val="24"/>
-                <w:szCs w:val="24"/>
+                <w:rFonts w:ascii="Lora" w:eastAsia="MS Mincho" w:hAnsi="Lora" w:cs="MS Mincho"/>
                 <w:lang w:eastAsia="zh-CN"/>
               </w:rPr>
               <w:t>径</w:t>
             </w:r>
             <w:r>
               <w:rPr>
-                <w:rFonts w:eastAsia="Gungsuh"/>
-                <w:sz w:val="24"/>
-                <w:szCs w:val="24"/>
+                <w:rFonts w:ascii="Lora" w:eastAsia="Gungsuh" w:hAnsi="Lora" w:cs="Gungsuh"/>
                 <w:lang w:eastAsia="zh-CN"/>
               </w:rPr>
               <w:t>25.4</w:t>
@@ -1725,14 +1681,12 @@
             <w:pPr>
               <w:widowControl w:val="0"/>
               <w:rPr>
-                <w:sz w:val="24"/>
-                <w:szCs w:val="24"/>
-              </w:rPr>
-            </w:pPr>
-            <w:r>
-              <w:rPr>
-                <w:sz w:val="24"/>
-                <w:szCs w:val="24"/>
+                <w:rFonts w:ascii="Lora" w:hAnsi="Lora"/>
+              </w:rPr>
+            </w:pPr>
+            <w:r>
+              <w:rPr>
+                <w:rFonts w:ascii="Lora" w:hAnsi="Lora"/>
               </w:rPr>
               <w:t>25.4mm diameter; 30mm cage system</w:t>
             </w:r>
@@ -1752,66 +1706,49 @@
             <w:pPr>
               <w:widowControl w:val="0"/>
               <w:rPr>
-                <w:sz w:val="24"/>
-                <w:szCs w:val="24"/>
-              </w:rPr>
-            </w:pPr>
-            <w:proofErr w:type="spellStart"/>
-            <w:r>
-              <w:rPr>
-                <w:rFonts w:eastAsia="Gungsuh"/>
-                <w:sz w:val="24"/>
-                <w:szCs w:val="24"/>
+                <w:rFonts w:ascii="Lora" w:hAnsi="Lora"/>
+              </w:rPr>
+            </w:pPr>
+            <w:r>
+              <w:rPr>
+                <w:rFonts w:ascii="Lora" w:eastAsia="Gungsuh" w:hAnsi="Lora" w:cs="Gungsuh"/>
               </w:rPr>
               <w:t>恒洋光</w:t>
             </w:r>
             <w:r>
               <w:rPr>
-                <w:rFonts w:eastAsia="MS Mincho"/>
-                <w:sz w:val="24"/>
-                <w:szCs w:val="24"/>
+                <w:rFonts w:ascii="Lora" w:eastAsia="MS Mincho" w:hAnsi="Lora" w:cs="MS Mincho"/>
               </w:rPr>
               <w:t>学</w:t>
             </w:r>
             <w:r>
               <w:rPr>
-                <w:rFonts w:eastAsia="Gungsuh"/>
-                <w:sz w:val="24"/>
-                <w:szCs w:val="24"/>
+                <w:rFonts w:ascii="Lora" w:eastAsia="Gungsuh" w:hAnsi="Lora" w:cs="Gungsuh"/>
               </w:rPr>
               <w:t>旗</w:t>
             </w:r>
             <w:r>
               <w:rPr>
-                <w:rFonts w:eastAsia="SimSun"/>
-                <w:sz w:val="24"/>
-                <w:szCs w:val="24"/>
+                <w:rFonts w:ascii="Lora" w:eastAsia="SimSun" w:hAnsi="Lora" w:cs="SimSun"/>
               </w:rPr>
               <w:t>舰</w:t>
             </w:r>
             <w:r>
               <w:rPr>
-                <w:rFonts w:eastAsia="Gungsuh"/>
-                <w:sz w:val="24"/>
-                <w:szCs w:val="24"/>
+                <w:rFonts w:ascii="Lora" w:eastAsia="Gungsuh" w:hAnsi="Lora" w:cs="Gungsuh"/>
               </w:rPr>
               <w:t>店</w:t>
             </w:r>
-            <w:proofErr w:type="spellEnd"/>
-            <w:r>
-              <w:rPr>
-                <w:rFonts w:eastAsia="Gungsuh"/>
-                <w:sz w:val="24"/>
-                <w:szCs w:val="24"/>
+            <w:r>
+              <w:rPr>
+                <w:rFonts w:ascii="Lora" w:eastAsia="Gungsuh" w:hAnsi="Lora" w:cs="Gungsuh"/>
                 <w:lang w:val="en-US" w:eastAsia="zh-CN"/>
               </w:rPr>
               <w:t xml:space="preserve">, </w:t>
             </w:r>
             <w:r>
               <w:rPr>
-                <w:rFonts w:eastAsia="Gungsuh"/>
-                <w:sz w:val="24"/>
-                <w:szCs w:val="24"/>
+                <w:rFonts w:ascii="Lora" w:eastAsia="Gungsuh" w:hAnsi="Lora" w:cs="Gungsuh"/>
                 <w:lang w:eastAsia="zh-CN"/>
               </w:rPr>
               <w:t>Taobao</w:t>
@@ -1832,14 +1769,12 @@
             <w:pPr>
               <w:widowControl w:val="0"/>
               <w:rPr>
-                <w:sz w:val="24"/>
-                <w:szCs w:val="24"/>
-              </w:rPr>
-            </w:pPr>
-            <w:r>
-              <w:rPr>
-                <w:sz w:val="24"/>
-                <w:szCs w:val="24"/>
+                <w:rFonts w:ascii="Lora" w:hAnsi="Lora"/>
+              </w:rPr>
+            </w:pPr>
+            <w:r>
+              <w:rPr>
+                <w:rFonts w:ascii="Lora" w:hAnsi="Lora"/>
               </w:rPr>
               <w:t>113</w:t>
             </w:r>
@@ -1859,14 +1794,12 @@
             <w:pPr>
               <w:widowControl w:val="0"/>
               <w:rPr>
-                <w:sz w:val="24"/>
-                <w:szCs w:val="24"/>
-              </w:rPr>
-            </w:pPr>
-            <w:r>
-              <w:rPr>
-                <w:sz w:val="24"/>
-                <w:szCs w:val="24"/>
+                <w:rFonts w:ascii="Lora" w:hAnsi="Lora"/>
+              </w:rPr>
+            </w:pPr>
+            <w:r>
+              <w:rPr>
+                <w:rFonts w:ascii="Lora" w:hAnsi="Lora"/>
               </w:rPr>
               <w:t>3</w:t>
             </w:r>
@@ -1886,14 +1819,12 @@
             <w:pPr>
               <w:widowControl w:val="0"/>
               <w:rPr>
-                <w:sz w:val="24"/>
-                <w:szCs w:val="24"/>
-              </w:rPr>
-            </w:pPr>
-            <w:r>
-              <w:rPr>
-                <w:sz w:val="24"/>
-                <w:szCs w:val="24"/>
+                <w:rFonts w:ascii="Lora" w:hAnsi="Lora"/>
+              </w:rPr>
+            </w:pPr>
+            <w:r>
+              <w:rPr>
+                <w:rFonts w:ascii="Lora" w:hAnsi="Lora"/>
               </w:rPr>
               <w:t>339</w:t>
             </w:r>
@@ -1918,14 +1849,12 @@
             <w:pPr>
               <w:widowControl w:val="0"/>
               <w:rPr>
-                <w:sz w:val="24"/>
-                <w:szCs w:val="24"/>
-              </w:rPr>
-            </w:pPr>
-            <w:r>
-              <w:rPr>
-                <w:sz w:val="24"/>
-                <w:szCs w:val="24"/>
+                <w:rFonts w:ascii="Lora" w:hAnsi="Lora"/>
+              </w:rPr>
+            </w:pPr>
+            <w:r>
+              <w:rPr>
+                <w:rFonts w:ascii="Lora" w:hAnsi="Lora"/>
               </w:rPr>
               <w:t>Diffraction grating</w:t>
             </w:r>
@@ -1945,14 +1874,12 @@
             <w:pPr>
               <w:widowControl w:val="0"/>
               <w:rPr>
-                <w:sz w:val="24"/>
-                <w:szCs w:val="24"/>
-              </w:rPr>
-            </w:pPr>
-            <w:r>
-              <w:rPr>
-                <w:sz w:val="24"/>
-                <w:szCs w:val="24"/>
+                <w:rFonts w:ascii="Lora" w:hAnsi="Lora"/>
+              </w:rPr>
+            </w:pPr>
+            <w:r>
+              <w:rPr>
+                <w:rFonts w:ascii="Lora" w:hAnsi="Lora"/>
               </w:rPr>
               <w:t>HGR01-2525-1250</w:t>
             </w:r>
@@ -1972,14 +1899,12 @@
             <w:pPr>
               <w:widowControl w:val="0"/>
               <w:rPr>
-                <w:sz w:val="24"/>
-                <w:szCs w:val="24"/>
-              </w:rPr>
-            </w:pPr>
-            <w:r>
-              <w:rPr>
-                <w:sz w:val="24"/>
-                <w:szCs w:val="24"/>
+                <w:rFonts w:ascii="Lora" w:hAnsi="Lora"/>
+              </w:rPr>
+            </w:pPr>
+            <w:r>
+              <w:rPr>
+                <w:rFonts w:ascii="Lora" w:hAnsi="Lora"/>
               </w:rPr>
               <w:t>Dimensions 25x25x6mm, 1200 lines per mm, blaze wavelength 500 nm</w:t>
             </w:r>
@@ -1999,66 +1924,49 @@
             <w:pPr>
               <w:widowControl w:val="0"/>
               <w:rPr>
-                <w:sz w:val="24"/>
-                <w:szCs w:val="24"/>
-              </w:rPr>
-            </w:pPr>
-            <w:proofErr w:type="spellStart"/>
-            <w:r>
-              <w:rPr>
-                <w:rFonts w:eastAsia="Gungsuh"/>
-                <w:sz w:val="24"/>
-                <w:szCs w:val="24"/>
+                <w:rFonts w:ascii="Lora" w:hAnsi="Lora"/>
+              </w:rPr>
+            </w:pPr>
+            <w:r>
+              <w:rPr>
+                <w:rFonts w:ascii="Lora" w:eastAsia="Gungsuh" w:hAnsi="Lora" w:cs="Gungsuh"/>
               </w:rPr>
               <w:t>恒洋光</w:t>
             </w:r>
             <w:r>
               <w:rPr>
-                <w:rFonts w:eastAsia="MS Mincho"/>
-                <w:sz w:val="24"/>
-                <w:szCs w:val="24"/>
+                <w:rFonts w:ascii="Lora" w:eastAsia="MS Mincho" w:hAnsi="Lora" w:cs="MS Mincho"/>
               </w:rPr>
               <w:t>学</w:t>
             </w:r>
             <w:r>
               <w:rPr>
-                <w:rFonts w:eastAsia="Gungsuh"/>
-                <w:sz w:val="24"/>
-                <w:szCs w:val="24"/>
+                <w:rFonts w:ascii="Lora" w:eastAsia="Gungsuh" w:hAnsi="Lora" w:cs="Gungsuh"/>
               </w:rPr>
               <w:t>旗</w:t>
             </w:r>
             <w:r>
               <w:rPr>
-                <w:rFonts w:eastAsia="SimSun"/>
-                <w:sz w:val="24"/>
-                <w:szCs w:val="24"/>
+                <w:rFonts w:ascii="Lora" w:eastAsia="SimSun" w:hAnsi="Lora" w:cs="SimSun"/>
               </w:rPr>
               <w:t>舰</w:t>
             </w:r>
             <w:r>
               <w:rPr>
-                <w:rFonts w:eastAsia="Gungsuh"/>
-                <w:sz w:val="24"/>
-                <w:szCs w:val="24"/>
+                <w:rFonts w:ascii="Lora" w:eastAsia="Gungsuh" w:hAnsi="Lora" w:cs="Gungsuh"/>
               </w:rPr>
               <w:t>店</w:t>
             </w:r>
-            <w:proofErr w:type="spellEnd"/>
-            <w:r>
-              <w:rPr>
-                <w:rFonts w:eastAsia="Gungsuh"/>
-                <w:sz w:val="24"/>
-                <w:szCs w:val="24"/>
+            <w:r>
+              <w:rPr>
+                <w:rFonts w:ascii="Lora" w:eastAsia="Gungsuh" w:hAnsi="Lora" w:cs="Gungsuh"/>
                 <w:lang w:val="en-US" w:eastAsia="zh-CN"/>
               </w:rPr>
               <w:t xml:space="preserve">, </w:t>
             </w:r>
             <w:r>
               <w:rPr>
-                <w:rFonts w:eastAsia="Gungsuh"/>
-                <w:sz w:val="24"/>
-                <w:szCs w:val="24"/>
+                <w:rFonts w:ascii="Lora" w:eastAsia="Gungsuh" w:hAnsi="Lora" w:cs="Gungsuh"/>
                 <w:lang w:eastAsia="zh-CN"/>
               </w:rPr>
               <w:t>Taobao</w:t>
@@ -2079,14 +1987,12 @@
             <w:pPr>
               <w:widowControl w:val="0"/>
               <w:rPr>
-                <w:sz w:val="24"/>
-                <w:szCs w:val="24"/>
-              </w:rPr>
-            </w:pPr>
-            <w:r>
-              <w:rPr>
-                <w:sz w:val="24"/>
-                <w:szCs w:val="24"/>
+                <w:rFonts w:ascii="Lora" w:hAnsi="Lora"/>
+              </w:rPr>
+            </w:pPr>
+            <w:r>
+              <w:rPr>
+                <w:rFonts w:ascii="Lora" w:hAnsi="Lora"/>
               </w:rPr>
               <w:t>1220</w:t>
             </w:r>
@@ -2106,14 +2012,12 @@
             <w:pPr>
               <w:widowControl w:val="0"/>
               <w:rPr>
-                <w:sz w:val="24"/>
-                <w:szCs w:val="24"/>
-              </w:rPr>
-            </w:pPr>
-            <w:r>
-              <w:rPr>
-                <w:sz w:val="24"/>
-                <w:szCs w:val="24"/>
+                <w:rFonts w:ascii="Lora" w:hAnsi="Lora"/>
+              </w:rPr>
+            </w:pPr>
+            <w:r>
+              <w:rPr>
+                <w:rFonts w:ascii="Lora" w:hAnsi="Lora"/>
               </w:rPr>
               <w:t>1</w:t>
             </w:r>
@@ -2133,14 +2037,12 @@
             <w:pPr>
               <w:widowControl w:val="0"/>
               <w:rPr>
-                <w:sz w:val="24"/>
-                <w:szCs w:val="24"/>
-              </w:rPr>
-            </w:pPr>
-            <w:r>
-              <w:rPr>
-                <w:sz w:val="24"/>
-                <w:szCs w:val="24"/>
+                <w:rFonts w:ascii="Lora" w:hAnsi="Lora"/>
+              </w:rPr>
+            </w:pPr>
+            <w:r>
+              <w:rPr>
+                <w:rFonts w:ascii="Lora" w:hAnsi="Lora"/>
               </w:rPr>
               <w:t>1220</w:t>
             </w:r>
@@ -2165,92 +2067,68 @@
             <w:pPr>
               <w:widowControl w:val="0"/>
               <w:rPr>
-                <w:sz w:val="24"/>
-                <w:szCs w:val="24"/>
-              </w:rPr>
-            </w:pPr>
-            <w:r>
-              <w:rPr>
-                <w:sz w:val="24"/>
-                <w:szCs w:val="24"/>
-              </w:rPr>
-              <w:t xml:space="preserve">Diffraction </w:t>
-            </w:r>
-            <w:r>
-              <w:rPr>
-                <w:sz w:val="24"/>
-                <w:szCs w:val="24"/>
+                <w:rFonts w:ascii="Lora" w:hAnsi="Lora"/>
+              </w:rPr>
+            </w:pPr>
+            <w:r>
+              <w:rPr>
+                <w:rFonts w:ascii="Lora" w:hAnsi="Lora"/>
               </w:rPr>
               <w:lastRenderedPageBreak/>
-              <w:t>grating holder</w:t>
-            </w:r>
-          </w:p>
-        </w:tc>
-        <w:tc>
-          <w:tcPr>
-            <w:tcW w:w="0" w:type="auto"/>
-            <w:tcMar>
-              <w:top w:w="100" w:type="dxa"/>
-              <w:left w:w="100" w:type="dxa"/>
-              <w:bottom w:w="100" w:type="dxa"/>
-              <w:right w:w="100" w:type="dxa"/>
-            </w:tcMar>
-          </w:tcPr>
-          <w:p>
-            <w:pPr>
-              <w:widowControl w:val="0"/>
-              <w:rPr>
-                <w:sz w:val="24"/>
-                <w:szCs w:val="24"/>
-              </w:rPr>
-            </w:pPr>
-            <w:r>
-              <w:rPr>
-                <w:rFonts w:eastAsia="Gungsuh"/>
-                <w:sz w:val="24"/>
-                <w:szCs w:val="24"/>
-              </w:rPr>
-              <w:lastRenderedPageBreak/>
+              <w:t>Diffraction grating holder</w:t>
+            </w:r>
+          </w:p>
+        </w:tc>
+        <w:tc>
+          <w:tcPr>
+            <w:tcW w:w="0" w:type="auto"/>
+            <w:tcMar>
+              <w:top w:w="100" w:type="dxa"/>
+              <w:left w:w="100" w:type="dxa"/>
+              <w:bottom w:w="100" w:type="dxa"/>
+              <w:right w:w="100" w:type="dxa"/>
+            </w:tcMar>
+          </w:tcPr>
+          <w:p>
+            <w:pPr>
+              <w:widowControl w:val="0"/>
+              <w:rPr>
+                <w:rFonts w:ascii="Lora" w:hAnsi="Lora"/>
+              </w:rPr>
+            </w:pPr>
+            <w:r>
+              <w:rPr>
+                <w:rFonts w:ascii="Lora" w:eastAsia="Gungsuh" w:hAnsi="Lora" w:cs="Gungsuh"/>
+              </w:rPr>
               <w:t xml:space="preserve">MTMQ-1S </w:t>
             </w:r>
             <w:r>
               <w:rPr>
-                <w:rFonts w:eastAsia="Yu Gothic"/>
-                <w:sz w:val="24"/>
-                <w:szCs w:val="24"/>
+                <w:rFonts w:ascii="Lora" w:eastAsia="Yu Gothic" w:hAnsi="Lora" w:cs="Yu Gothic"/>
               </w:rPr>
               <w:t>夹</w:t>
             </w:r>
             <w:r>
               <w:rPr>
-                <w:rFonts w:eastAsia="Gungsuh"/>
-                <w:sz w:val="24"/>
-                <w:szCs w:val="24"/>
-              </w:rPr>
-              <w:lastRenderedPageBreak/>
+                <w:rFonts w:ascii="Lora" w:eastAsia="Gungsuh" w:hAnsi="Lora" w:cs="Gungsuh"/>
+              </w:rPr>
               <w:t>持</w:t>
             </w:r>
             <w:r>
               <w:rPr>
-                <w:rFonts w:eastAsia="Gungsuh"/>
-                <w:sz w:val="24"/>
-                <w:szCs w:val="24"/>
+                <w:rFonts w:ascii="Lora" w:eastAsia="Gungsuh" w:hAnsi="Lora" w:cs="Gungsuh"/>
               </w:rPr>
               <w:t>25*25mm</w:t>
             </w:r>
             <w:r>
               <w:rPr>
-                <w:rFonts w:eastAsia="Gungsuh"/>
-                <w:sz w:val="24"/>
-                <w:szCs w:val="24"/>
+                <w:rFonts w:ascii="Lora" w:eastAsia="Gungsuh" w:hAnsi="Lora" w:cs="Gungsuh"/>
               </w:rPr>
               <w:t>加</w:t>
             </w:r>
             <w:r>
               <w:rPr>
-                <w:rFonts w:eastAsia="SimSun"/>
-                <w:sz w:val="24"/>
-                <w:szCs w:val="24"/>
+                <w:rFonts w:ascii="Lora" w:eastAsia="SimSun" w:hAnsi="Lora" w:cs="SimSun"/>
               </w:rPr>
               <w:t>锁紧</w:t>
             </w:r>
@@ -2270,104 +2148,74 @@
             <w:pPr>
               <w:widowControl w:val="0"/>
               <w:rPr>
-                <w:sz w:val="24"/>
-                <w:szCs w:val="24"/>
-              </w:rPr>
-            </w:pPr>
-            <w:r>
-              <w:rPr>
-                <w:sz w:val="24"/>
-                <w:szCs w:val="24"/>
-              </w:rPr>
-              <w:lastRenderedPageBreak/>
-              <w:t xml:space="preserve">Diffraction </w:t>
-            </w:r>
-            <w:r>
-              <w:rPr>
-                <w:sz w:val="24"/>
-                <w:szCs w:val="24"/>
-              </w:rPr>
-              <w:lastRenderedPageBreak/>
-              <w:t>grating holder for 25x25mm.</w:t>
-            </w:r>
-          </w:p>
-        </w:tc>
-        <w:tc>
-          <w:tcPr>
-            <w:tcW w:w="0" w:type="auto"/>
-            <w:tcMar>
-              <w:top w:w="100" w:type="dxa"/>
-              <w:left w:w="100" w:type="dxa"/>
-              <w:bottom w:w="100" w:type="dxa"/>
-              <w:right w:w="100" w:type="dxa"/>
-            </w:tcMar>
-          </w:tcPr>
-          <w:p>
-            <w:pPr>
-              <w:widowControl w:val="0"/>
-              <w:rPr>
-                <w:sz w:val="24"/>
-                <w:szCs w:val="24"/>
-              </w:rPr>
-            </w:pPr>
-            <w:proofErr w:type="spellStart"/>
-            <w:r>
-              <w:rPr>
-                <w:rFonts w:eastAsia="Gungsuh"/>
-                <w:sz w:val="24"/>
-                <w:szCs w:val="24"/>
-              </w:rPr>
-              <w:lastRenderedPageBreak/>
+                <w:rFonts w:ascii="Lora" w:hAnsi="Lora"/>
+              </w:rPr>
+            </w:pPr>
+            <w:r>
+              <w:rPr>
+                <w:rFonts w:ascii="Lora" w:hAnsi="Lora"/>
+              </w:rPr>
+              <w:t>Diffraction grating holder for 25x25mm.</w:t>
+            </w:r>
+          </w:p>
+        </w:tc>
+        <w:tc>
+          <w:tcPr>
+            <w:tcW w:w="0" w:type="auto"/>
+            <w:tcMar>
+              <w:top w:w="100" w:type="dxa"/>
+              <w:left w:w="100" w:type="dxa"/>
+              <w:bottom w:w="100" w:type="dxa"/>
+              <w:right w:w="100" w:type="dxa"/>
+            </w:tcMar>
+          </w:tcPr>
+          <w:p>
+            <w:pPr>
+              <w:widowControl w:val="0"/>
+              <w:rPr>
+                <w:rFonts w:ascii="Lora" w:hAnsi="Lora"/>
+              </w:rPr>
+            </w:pPr>
+            <w:r>
+              <w:rPr>
+                <w:rFonts w:ascii="Lora" w:eastAsia="Gungsuh" w:hAnsi="Lora" w:cs="Gungsuh"/>
+              </w:rPr>
               <w:t>恒洋光</w:t>
             </w:r>
             <w:r>
               <w:rPr>
-                <w:rFonts w:eastAsia="MS Mincho"/>
-                <w:sz w:val="24"/>
-                <w:szCs w:val="24"/>
-              </w:rPr>
-              <w:lastRenderedPageBreak/>
+                <w:rFonts w:ascii="Lora" w:eastAsia="MS Mincho" w:hAnsi="Lora" w:cs="MS Mincho"/>
+              </w:rPr>
               <w:t>学</w:t>
             </w:r>
             <w:r>
               <w:rPr>
-                <w:rFonts w:eastAsia="Gungsuh"/>
-                <w:sz w:val="24"/>
-                <w:szCs w:val="24"/>
+                <w:rFonts w:ascii="Lora" w:eastAsia="Gungsuh" w:hAnsi="Lora" w:cs="Gungsuh"/>
               </w:rPr>
               <w:t>旗</w:t>
             </w:r>
             <w:r>
               <w:rPr>
-                <w:rFonts w:eastAsia="SimSun"/>
-                <w:sz w:val="24"/>
-                <w:szCs w:val="24"/>
+                <w:rFonts w:ascii="Lora" w:eastAsia="SimSun" w:hAnsi="Lora" w:cs="SimSun"/>
               </w:rPr>
               <w:t>舰</w:t>
             </w:r>
             <w:r>
               <w:rPr>
-                <w:rFonts w:eastAsia="Gungsuh"/>
-                <w:sz w:val="24"/>
-                <w:szCs w:val="24"/>
+                <w:rFonts w:ascii="Lora" w:eastAsia="Gungsuh" w:hAnsi="Lora" w:cs="Gungsuh"/>
               </w:rPr>
               <w:t>店</w:t>
             </w:r>
-            <w:proofErr w:type="spellEnd"/>
-            <w:r>
-              <w:rPr>
-                <w:rFonts w:eastAsia="Gungsuh"/>
-                <w:sz w:val="24"/>
-                <w:szCs w:val="24"/>
+            <w:r>
+              <w:rPr>
+                <w:rFonts w:ascii="Lora" w:eastAsia="Gungsuh" w:hAnsi="Lora" w:cs="Gungsuh"/>
                 <w:lang w:val="en-US" w:eastAsia="zh-CN"/>
               </w:rPr>
               <w:t xml:space="preserve">, </w:t>
             </w:r>
             <w:r>
               <w:rPr>
-                <w:rFonts w:eastAsia="Gungsuh"/>
-                <w:sz w:val="24"/>
-                <w:szCs w:val="24"/>
+                <w:rFonts w:ascii="Lora" w:eastAsia="Gungsuh" w:hAnsi="Lora" w:cs="Gungsuh"/>
                 <w:lang w:eastAsia="zh-CN"/>
               </w:rPr>
               <w:t>Taobao</w:t>
@@ -2388,16 +2236,13 @@
             <w:pPr>
               <w:widowControl w:val="0"/>
               <w:rPr>
-                <w:sz w:val="24"/>
-                <w:szCs w:val="24"/>
-              </w:rPr>
-            </w:pPr>
-            <w:r>
-              <w:rPr>
-                <w:sz w:val="24"/>
-                <w:szCs w:val="24"/>
-              </w:rPr>
-              <w:lastRenderedPageBreak/>
+                <w:rFonts w:ascii="Lora" w:hAnsi="Lora"/>
+              </w:rPr>
+            </w:pPr>
+            <w:r>
+              <w:rPr>
+                <w:rFonts w:ascii="Lora" w:hAnsi="Lora"/>
+              </w:rPr>
               <w:t>528</w:t>
             </w:r>
           </w:p>
@@ -2416,14 +2261,12 @@
             <w:pPr>
               <w:widowControl w:val="0"/>
               <w:rPr>
-                <w:sz w:val="24"/>
-                <w:szCs w:val="24"/>
-              </w:rPr>
-            </w:pPr>
-            <w:r>
-              <w:rPr>
-                <w:sz w:val="24"/>
-                <w:szCs w:val="24"/>
+                <w:rFonts w:ascii="Lora" w:hAnsi="Lora"/>
+              </w:rPr>
+            </w:pPr>
+            <w:r>
+              <w:rPr>
+                <w:rFonts w:ascii="Lora" w:hAnsi="Lora"/>
               </w:rPr>
               <w:t>1</w:t>
             </w:r>
@@ -2443,14 +2286,12 @@
             <w:pPr>
               <w:widowControl w:val="0"/>
               <w:rPr>
-                <w:sz w:val="24"/>
-                <w:szCs w:val="24"/>
-              </w:rPr>
-            </w:pPr>
-            <w:r>
-              <w:rPr>
-                <w:sz w:val="24"/>
-                <w:szCs w:val="24"/>
+                <w:rFonts w:ascii="Lora" w:hAnsi="Lora"/>
+              </w:rPr>
+            </w:pPr>
+            <w:r>
+              <w:rPr>
+                <w:rFonts w:ascii="Lora" w:hAnsi="Lora"/>
               </w:rPr>
               <w:t>528</w:t>
             </w:r>
@@ -2475,14 +2316,12 @@
             <w:pPr>
               <w:widowControl w:val="0"/>
               <w:rPr>
-                <w:sz w:val="24"/>
-                <w:szCs w:val="24"/>
-              </w:rPr>
-            </w:pPr>
-            <w:r>
-              <w:rPr>
-                <w:sz w:val="24"/>
-                <w:szCs w:val="24"/>
+                <w:rFonts w:ascii="Lora" w:hAnsi="Lora"/>
+              </w:rPr>
+            </w:pPr>
+            <w:r>
+              <w:rPr>
+                <w:rFonts w:ascii="Lora" w:hAnsi="Lora"/>
               </w:rPr>
               <w:t>Collimation lens</w:t>
             </w:r>
@@ -2502,14 +2341,12 @@
             <w:pPr>
               <w:widowControl w:val="0"/>
               <w:rPr>
-                <w:sz w:val="24"/>
-                <w:szCs w:val="24"/>
-              </w:rPr>
-            </w:pPr>
-            <w:r>
-              <w:rPr>
-                <w:sz w:val="24"/>
-                <w:szCs w:val="24"/>
+                <w:rFonts w:ascii="Lora" w:hAnsi="Lora"/>
+              </w:rPr>
+            </w:pPr>
+            <w:r>
+              <w:rPr>
+                <w:rFonts w:ascii="Lora" w:hAnsi="Lora"/>
               </w:rPr>
               <w:t>KPX088</w:t>
             </w:r>
@@ -2529,14 +2366,12 @@
             <w:pPr>
               <w:widowControl w:val="0"/>
               <w:rPr>
-                <w:sz w:val="24"/>
-                <w:szCs w:val="24"/>
-              </w:rPr>
-            </w:pPr>
-            <w:r>
-              <w:rPr>
-                <w:sz w:val="24"/>
-                <w:szCs w:val="24"/>
+                <w:rFonts w:ascii="Lora" w:hAnsi="Lora"/>
+              </w:rPr>
+            </w:pPr>
+            <w:r>
+              <w:rPr>
+                <w:rFonts w:ascii="Lora" w:hAnsi="Lora"/>
               </w:rPr>
               <w:t>Plano-Convex Lens, N-BK7, 25.4 mm Diameter, 75.6 mm EFL, Uncoated</w:t>
             </w:r>
@@ -2556,14 +2391,12 @@
             <w:pPr>
               <w:widowControl w:val="0"/>
               <w:rPr>
-                <w:sz w:val="24"/>
-                <w:szCs w:val="24"/>
-              </w:rPr>
-            </w:pPr>
-            <w:r>
-              <w:rPr>
-                <w:sz w:val="24"/>
-                <w:szCs w:val="24"/>
+                <w:rFonts w:ascii="Lora" w:hAnsi="Lora"/>
+              </w:rPr>
+            </w:pPr>
+            <w:r>
+              <w:rPr>
+                <w:rFonts w:ascii="Lora" w:hAnsi="Lora"/>
               </w:rPr>
               <w:t>Newport</w:t>
             </w:r>
@@ -2583,14 +2416,12 @@
             <w:pPr>
               <w:widowControl w:val="0"/>
               <w:rPr>
-                <w:sz w:val="24"/>
-                <w:szCs w:val="24"/>
-              </w:rPr>
-            </w:pPr>
-            <w:r>
-              <w:rPr>
-                <w:sz w:val="24"/>
-                <w:szCs w:val="24"/>
+                <w:rFonts w:ascii="Lora" w:hAnsi="Lora"/>
+              </w:rPr>
+            </w:pPr>
+            <w:r>
+              <w:rPr>
+                <w:rFonts w:ascii="Lora" w:hAnsi="Lora"/>
               </w:rPr>
               <w:t>USD $36</w:t>
             </w:r>
@@ -2610,14 +2441,12 @@
             <w:pPr>
               <w:widowControl w:val="0"/>
               <w:rPr>
-                <w:sz w:val="24"/>
-                <w:szCs w:val="24"/>
-              </w:rPr>
-            </w:pPr>
-            <w:r>
-              <w:rPr>
-                <w:sz w:val="24"/>
-                <w:szCs w:val="24"/>
+                <w:rFonts w:ascii="Lora" w:hAnsi="Lora"/>
+              </w:rPr>
+            </w:pPr>
+            <w:r>
+              <w:rPr>
+                <w:rFonts w:ascii="Lora" w:hAnsi="Lora"/>
               </w:rPr>
               <w:t>1</w:t>
             </w:r>
@@ -2637,14 +2466,12 @@
             <w:pPr>
               <w:widowControl w:val="0"/>
               <w:rPr>
-                <w:sz w:val="24"/>
-                <w:szCs w:val="24"/>
-              </w:rPr>
-            </w:pPr>
-            <w:r>
-              <w:rPr>
-                <w:sz w:val="24"/>
-                <w:szCs w:val="24"/>
+                <w:rFonts w:ascii="Lora" w:hAnsi="Lora"/>
+              </w:rPr>
+            </w:pPr>
+            <w:r>
+              <w:rPr>
+                <w:rFonts w:ascii="Lora" w:hAnsi="Lora"/>
               </w:rPr>
               <w:t>USD $36</w:t>
             </w:r>
@@ -2669,14 +2496,12 @@
             <w:pPr>
               <w:widowControl w:val="0"/>
               <w:rPr>
-                <w:sz w:val="24"/>
-                <w:szCs w:val="24"/>
-              </w:rPr>
-            </w:pPr>
-            <w:r>
-              <w:rPr>
-                <w:sz w:val="24"/>
-                <w:szCs w:val="24"/>
+                <w:rFonts w:ascii="Lora" w:hAnsi="Lora"/>
+              </w:rPr>
+            </w:pPr>
+            <w:r>
+              <w:rPr>
+                <w:rFonts w:ascii="Lora" w:hAnsi="Lora"/>
               </w:rPr>
               <w:t>Re-imaging lens</w:t>
             </w:r>
@@ -2696,14 +2521,12 @@
             <w:pPr>
               <w:widowControl w:val="0"/>
               <w:rPr>
-                <w:sz w:val="24"/>
-                <w:szCs w:val="24"/>
-              </w:rPr>
-            </w:pPr>
-            <w:r>
-              <w:rPr>
-                <w:sz w:val="24"/>
-                <w:szCs w:val="24"/>
+                <w:rFonts w:ascii="Lora" w:hAnsi="Lora"/>
+              </w:rPr>
+            </w:pPr>
+            <w:r>
+              <w:rPr>
+                <w:rFonts w:ascii="Lora" w:hAnsi="Lora"/>
               </w:rPr>
               <w:t>KPX094</w:t>
             </w:r>
@@ -2723,14 +2546,12 @@
             <w:pPr>
               <w:widowControl w:val="0"/>
               <w:rPr>
-                <w:sz w:val="24"/>
-                <w:szCs w:val="24"/>
-              </w:rPr>
-            </w:pPr>
-            <w:r>
-              <w:rPr>
-                <w:sz w:val="24"/>
-                <w:szCs w:val="24"/>
+                <w:rFonts w:ascii="Lora" w:hAnsi="Lora"/>
+              </w:rPr>
+            </w:pPr>
+            <w:r>
+              <w:rPr>
+                <w:rFonts w:ascii="Lora" w:hAnsi="Lora"/>
               </w:rPr>
               <w:t>Plano-Convex Lens, N-BK7, 25.4 mm Diameter, 100 mm EFL, Uncoated</w:t>
             </w:r>
@@ -2750,14 +2571,12 @@
             <w:pPr>
               <w:widowControl w:val="0"/>
               <w:rPr>
-                <w:sz w:val="24"/>
-                <w:szCs w:val="24"/>
-              </w:rPr>
-            </w:pPr>
-            <w:r>
-              <w:rPr>
-                <w:sz w:val="24"/>
-                <w:szCs w:val="24"/>
+                <w:rFonts w:ascii="Lora" w:hAnsi="Lora"/>
+              </w:rPr>
+            </w:pPr>
+            <w:r>
+              <w:rPr>
+                <w:rFonts w:ascii="Lora" w:hAnsi="Lora"/>
               </w:rPr>
               <w:t>Newport</w:t>
             </w:r>
@@ -2777,14 +2596,12 @@
             <w:pPr>
               <w:widowControl w:val="0"/>
               <w:rPr>
-                <w:sz w:val="24"/>
-                <w:szCs w:val="24"/>
-              </w:rPr>
-            </w:pPr>
-            <w:r>
-              <w:rPr>
-                <w:sz w:val="24"/>
-                <w:szCs w:val="24"/>
+                <w:rFonts w:ascii="Lora" w:hAnsi="Lora"/>
+              </w:rPr>
+            </w:pPr>
+            <w:r>
+              <w:rPr>
+                <w:rFonts w:ascii="Lora" w:hAnsi="Lora"/>
               </w:rPr>
               <w:t>USD $36</w:t>
             </w:r>
@@ -2804,14 +2621,12 @@
             <w:pPr>
               <w:widowControl w:val="0"/>
               <w:rPr>
-                <w:sz w:val="24"/>
-                <w:szCs w:val="24"/>
-              </w:rPr>
-            </w:pPr>
-            <w:r>
-              <w:rPr>
-                <w:sz w:val="24"/>
-                <w:szCs w:val="24"/>
+                <w:rFonts w:ascii="Lora" w:hAnsi="Lora"/>
+              </w:rPr>
+            </w:pPr>
+            <w:r>
+              <w:rPr>
+                <w:rFonts w:ascii="Lora" w:hAnsi="Lora"/>
               </w:rPr>
               <w:t>1</w:t>
             </w:r>
@@ -2831,14 +2646,12 @@
             <w:pPr>
               <w:widowControl w:val="0"/>
               <w:rPr>
-                <w:sz w:val="24"/>
-                <w:szCs w:val="24"/>
-              </w:rPr>
-            </w:pPr>
-            <w:r>
-              <w:rPr>
-                <w:sz w:val="24"/>
-                <w:szCs w:val="24"/>
+                <w:rFonts w:ascii="Lora" w:hAnsi="Lora"/>
+              </w:rPr>
+            </w:pPr>
+            <w:r>
+              <w:rPr>
+                <w:rFonts w:ascii="Lora" w:hAnsi="Lora"/>
               </w:rPr>
               <w:t>USD $36</w:t>
             </w:r>
@@ -2863,14 +2676,12 @@
             <w:pPr>
               <w:widowControl w:val="0"/>
               <w:rPr>
-                <w:sz w:val="24"/>
-                <w:szCs w:val="24"/>
-              </w:rPr>
-            </w:pPr>
-            <w:r>
-              <w:rPr>
-                <w:sz w:val="24"/>
-                <w:szCs w:val="24"/>
+                <w:rFonts w:ascii="Lora" w:hAnsi="Lora"/>
+              </w:rPr>
+            </w:pPr>
+            <w:r>
+              <w:rPr>
+                <w:rFonts w:ascii="Lora" w:hAnsi="Lora"/>
               </w:rPr>
               <w:t>Edge filter</w:t>
             </w:r>
@@ -2890,39 +2701,30 @@
             <w:pPr>
               <w:widowControl w:val="0"/>
               <w:rPr>
-                <w:sz w:val="24"/>
-                <w:szCs w:val="24"/>
-              </w:rPr>
-            </w:pPr>
-            <w:r>
-              <w:rPr>
-                <w:rFonts w:eastAsia="Gungsuh"/>
-                <w:sz w:val="24"/>
-                <w:szCs w:val="24"/>
+                <w:rFonts w:ascii="Lora" w:hAnsi="Lora"/>
+              </w:rPr>
+            </w:pPr>
+            <w:r>
+              <w:rPr>
+                <w:rFonts w:ascii="Lora" w:eastAsia="Gungsuh" w:hAnsi="Lora" w:cs="Gungsuh"/>
               </w:rPr>
               <w:t>M25*0.5</w:t>
             </w:r>
             <w:r>
               <w:rPr>
-                <w:rFonts w:eastAsia="SimSun"/>
-                <w:sz w:val="24"/>
-                <w:szCs w:val="24"/>
+                <w:rFonts w:ascii="Lora" w:eastAsia="SimSun" w:hAnsi="Lora" w:cs="SimSun"/>
               </w:rPr>
               <w:t>滤</w:t>
             </w:r>
             <w:r>
               <w:rPr>
-                <w:rFonts w:eastAsia="Gungsuh"/>
-                <w:sz w:val="24"/>
-                <w:szCs w:val="24"/>
+                <w:rFonts w:ascii="Lora" w:eastAsia="Gungsuh" w:hAnsi="Lora" w:cs="Gungsuh"/>
               </w:rPr>
               <w:t>光</w:t>
             </w:r>
             <w:r>
               <w:rPr>
-                <w:rFonts w:eastAsia="SimSun"/>
-                <w:sz w:val="24"/>
-                <w:szCs w:val="24"/>
+                <w:rFonts w:ascii="Lora" w:eastAsia="SimSun" w:hAnsi="Lora" w:cs="SimSun"/>
               </w:rPr>
               <w:t>镜</w:t>
             </w:r>
@@ -2942,14 +2744,12 @@
             <w:pPr>
               <w:widowControl w:val="0"/>
               <w:rPr>
-                <w:sz w:val="24"/>
-                <w:szCs w:val="24"/>
-              </w:rPr>
-            </w:pPr>
-            <w:r>
-              <w:rPr>
-                <w:sz w:val="24"/>
-                <w:szCs w:val="24"/>
+                <w:rFonts w:ascii="Lora" w:hAnsi="Lora"/>
+              </w:rPr>
+            </w:pPr>
+            <w:r>
+              <w:rPr>
+                <w:rFonts w:ascii="Lora" w:hAnsi="Lora"/>
               </w:rPr>
               <w:t>532nm edge filter</w:t>
             </w:r>
@@ -2969,50 +2769,37 @@
             <w:pPr>
               <w:widowControl w:val="0"/>
               <w:rPr>
-                <w:sz w:val="24"/>
-                <w:szCs w:val="24"/>
-              </w:rPr>
-            </w:pPr>
-            <w:proofErr w:type="spellStart"/>
-            <w:r>
-              <w:rPr>
-                <w:rFonts w:eastAsia="Gungsuh"/>
-                <w:sz w:val="24"/>
-                <w:szCs w:val="24"/>
+                <w:rFonts w:ascii="Lora" w:hAnsi="Lora"/>
+              </w:rPr>
+            </w:pPr>
+            <w:r>
+              <w:rPr>
+                <w:rFonts w:ascii="Lora" w:eastAsia="Gungsuh" w:hAnsi="Lora" w:cs="Gungsuh"/>
               </w:rPr>
               <w:t>一佳</w:t>
             </w:r>
             <w:r>
               <w:rPr>
-                <w:rFonts w:eastAsia="SimSun"/>
-                <w:sz w:val="24"/>
-                <w:szCs w:val="24"/>
+                <w:rFonts w:ascii="Lora" w:eastAsia="SimSun" w:hAnsi="Lora" w:cs="SimSun"/>
               </w:rPr>
               <w:t>摄</w:t>
             </w:r>
             <w:r>
               <w:rPr>
-                <w:rFonts w:eastAsia="Gungsuh"/>
-                <w:sz w:val="24"/>
-                <w:szCs w:val="24"/>
+                <w:rFonts w:ascii="Lora" w:eastAsia="Gungsuh" w:hAnsi="Lora" w:cs="Gungsuh"/>
               </w:rPr>
               <w:t>影器材城</w:t>
             </w:r>
-            <w:proofErr w:type="spellEnd"/>
-            <w:r>
-              <w:rPr>
-                <w:rFonts w:eastAsia="Gungsuh"/>
-                <w:sz w:val="24"/>
-                <w:szCs w:val="24"/>
+            <w:r>
+              <w:rPr>
+                <w:rFonts w:ascii="Lora" w:eastAsia="Gungsuh" w:hAnsi="Lora" w:cs="Gungsuh"/>
                 <w:lang w:val="en-US" w:eastAsia="zh-CN"/>
               </w:rPr>
               <w:t xml:space="preserve">, </w:t>
             </w:r>
             <w:r>
               <w:rPr>
-                <w:rFonts w:eastAsia="Gungsuh"/>
-                <w:sz w:val="24"/>
-                <w:szCs w:val="24"/>
+                <w:rFonts w:ascii="Lora" w:eastAsia="Gungsuh" w:hAnsi="Lora" w:cs="Gungsuh"/>
                 <w:lang w:eastAsia="zh-CN"/>
               </w:rPr>
               <w:t>Taobao</w:t>
@@ -3033,14 +2820,12 @@
             <w:pPr>
               <w:widowControl w:val="0"/>
               <w:rPr>
-                <w:sz w:val="24"/>
-                <w:szCs w:val="24"/>
-              </w:rPr>
-            </w:pPr>
-            <w:r>
-              <w:rPr>
-                <w:sz w:val="24"/>
-                <w:szCs w:val="24"/>
+                <w:rFonts w:ascii="Lora" w:hAnsi="Lora"/>
+              </w:rPr>
+            </w:pPr>
+            <w:r>
+              <w:rPr>
+                <w:rFonts w:ascii="Lora" w:hAnsi="Lora"/>
               </w:rPr>
               <w:t>130</w:t>
             </w:r>
@@ -3060,14 +2845,12 @@
             <w:pPr>
               <w:widowControl w:val="0"/>
               <w:rPr>
-                <w:sz w:val="24"/>
-                <w:szCs w:val="24"/>
-              </w:rPr>
-            </w:pPr>
-            <w:r>
-              <w:rPr>
-                <w:sz w:val="24"/>
-                <w:szCs w:val="24"/>
+                <w:rFonts w:ascii="Lora" w:hAnsi="Lora"/>
+              </w:rPr>
+            </w:pPr>
+            <w:r>
+              <w:rPr>
+                <w:rFonts w:ascii="Lora" w:hAnsi="Lora"/>
               </w:rPr>
               <w:t>1</w:t>
             </w:r>
@@ -3087,14 +2870,12 @@
             <w:pPr>
               <w:widowControl w:val="0"/>
               <w:rPr>
-                <w:sz w:val="24"/>
-                <w:szCs w:val="24"/>
-              </w:rPr>
-            </w:pPr>
-            <w:r>
-              <w:rPr>
-                <w:sz w:val="24"/>
-                <w:szCs w:val="24"/>
+                <w:rFonts w:ascii="Lora" w:hAnsi="Lora"/>
+              </w:rPr>
+            </w:pPr>
+            <w:r>
+              <w:rPr>
+                <w:rFonts w:ascii="Lora" w:hAnsi="Lora"/>
               </w:rPr>
               <w:t>130</w:t>
             </w:r>
@@ -3119,14 +2900,12 @@
             <w:pPr>
               <w:widowControl w:val="0"/>
               <w:rPr>
-                <w:sz w:val="24"/>
-                <w:szCs w:val="24"/>
-              </w:rPr>
-            </w:pPr>
-            <w:r>
-              <w:rPr>
-                <w:sz w:val="24"/>
-                <w:szCs w:val="24"/>
+                <w:rFonts w:ascii="Lora" w:hAnsi="Lora"/>
+              </w:rPr>
+            </w:pPr>
+            <w:r>
+              <w:rPr>
+                <w:rFonts w:ascii="Lora" w:hAnsi="Lora"/>
               </w:rPr>
               <w:t>Edge filter holder</w:t>
             </w:r>
@@ -3146,39 +2925,30 @@
             <w:pPr>
               <w:widowControl w:val="0"/>
               <w:rPr>
-                <w:sz w:val="24"/>
-                <w:szCs w:val="24"/>
-              </w:rPr>
-            </w:pPr>
-            <w:r>
-              <w:rPr>
-                <w:rFonts w:eastAsia="Gungsuh"/>
-                <w:sz w:val="24"/>
-                <w:szCs w:val="24"/>
+                <w:rFonts w:ascii="Lora" w:hAnsi="Lora"/>
+              </w:rPr>
+            </w:pPr>
+            <w:r>
+              <w:rPr>
+                <w:rFonts w:ascii="Lora" w:eastAsia="Gungsuh" w:hAnsi="Lora" w:cs="Gungsuh"/>
               </w:rPr>
               <w:t xml:space="preserve">MLNR-1 </w:t>
             </w:r>
             <w:r>
               <w:rPr>
-                <w:rFonts w:eastAsia="Yu Gothic"/>
-                <w:sz w:val="24"/>
-                <w:szCs w:val="24"/>
+                <w:rFonts w:ascii="Lora" w:eastAsia="Yu Gothic" w:hAnsi="Lora" w:cs="Yu Gothic"/>
               </w:rPr>
               <w:t>夹</w:t>
             </w:r>
             <w:r>
               <w:rPr>
-                <w:rFonts w:eastAsia="Gungsuh"/>
-                <w:sz w:val="24"/>
-                <w:szCs w:val="24"/>
+                <w:rFonts w:ascii="Lora" w:eastAsia="Gungsuh" w:hAnsi="Lora" w:cs="Gungsuh"/>
               </w:rPr>
               <w:t>持</w:t>
             </w:r>
             <w:r>
               <w:rPr>
-                <w:rFonts w:eastAsia="Gungsuh"/>
-                <w:sz w:val="24"/>
-                <w:szCs w:val="24"/>
+                <w:rFonts w:ascii="Lora" w:eastAsia="Gungsuh" w:hAnsi="Lora" w:cs="Gungsuh"/>
               </w:rPr>
               <w:t>25.4mm</w:t>
             </w:r>
@@ -3198,14 +2968,12 @@
             <w:pPr>
               <w:widowControl w:val="0"/>
               <w:rPr>
-                <w:sz w:val="24"/>
-                <w:szCs w:val="24"/>
-              </w:rPr>
-            </w:pPr>
-            <w:r>
-              <w:rPr>
-                <w:sz w:val="24"/>
-                <w:szCs w:val="24"/>
+                <w:rFonts w:ascii="Lora" w:hAnsi="Lora"/>
+              </w:rPr>
+            </w:pPr>
+            <w:r>
+              <w:rPr>
+                <w:rFonts w:ascii="Lora" w:hAnsi="Lora"/>
               </w:rPr>
               <w:t>Holder for 25.4 mm optics</w:t>
             </w:r>
@@ -3225,88 +2993,69 @@
             <w:pPr>
               <w:widowControl w:val="0"/>
               <w:rPr>
-                <w:sz w:val="24"/>
-                <w:szCs w:val="24"/>
-                <w:lang w:eastAsia="zh-CN"/>
-              </w:rPr>
-            </w:pPr>
-            <w:r>
-              <w:rPr>
-                <w:rFonts w:eastAsia="Gungsuh"/>
-                <w:sz w:val="24"/>
-                <w:szCs w:val="24"/>
+                <w:rFonts w:ascii="Lora" w:hAnsi="Lora"/>
+                <w:lang w:eastAsia="zh-CN"/>
+              </w:rPr>
+            </w:pPr>
+            <w:r>
+              <w:rPr>
+                <w:rFonts w:ascii="Lora" w:eastAsia="Gungsuh" w:hAnsi="Lora" w:cs="Gungsuh"/>
                 <w:lang w:eastAsia="zh-CN"/>
               </w:rPr>
               <w:t>恒</w:t>
             </w:r>
             <w:r>
               <w:rPr>
-                <w:rFonts w:eastAsia="MS Mincho"/>
-                <w:sz w:val="24"/>
-                <w:szCs w:val="24"/>
+                <w:rFonts w:ascii="Lora" w:eastAsia="MS Mincho" w:hAnsi="Lora" w:cs="MS Mincho"/>
                 <w:lang w:eastAsia="zh-CN"/>
               </w:rPr>
               <w:t>阳</w:t>
             </w:r>
             <w:r>
               <w:rPr>
-                <w:rFonts w:eastAsia="Gungsuh"/>
-                <w:sz w:val="24"/>
-                <w:szCs w:val="24"/>
+                <w:rFonts w:ascii="Lora" w:eastAsia="Gungsuh" w:hAnsi="Lora" w:cs="Gungsuh"/>
                 <w:lang w:eastAsia="zh-CN"/>
               </w:rPr>
               <w:t>光</w:t>
             </w:r>
             <w:r>
               <w:rPr>
-                <w:rFonts w:eastAsia="MS Mincho"/>
-                <w:sz w:val="24"/>
-                <w:szCs w:val="24"/>
+                <w:rFonts w:ascii="Lora" w:eastAsia="MS Mincho" w:hAnsi="Lora" w:cs="MS Mincho"/>
                 <w:lang w:eastAsia="zh-CN"/>
               </w:rPr>
               <w:t>学</w:t>
             </w:r>
             <w:r>
               <w:rPr>
-                <w:rFonts w:eastAsia="Gungsuh"/>
-                <w:sz w:val="24"/>
-                <w:szCs w:val="24"/>
+                <w:rFonts w:ascii="Lora" w:eastAsia="Gungsuh" w:hAnsi="Lora" w:cs="Gungsuh"/>
                 <w:lang w:eastAsia="zh-CN"/>
               </w:rPr>
               <w:t>旗</w:t>
             </w:r>
             <w:r>
               <w:rPr>
-                <w:rFonts w:eastAsia="SimSun"/>
-                <w:sz w:val="24"/>
-                <w:szCs w:val="24"/>
+                <w:rFonts w:ascii="Lora" w:eastAsia="SimSun" w:hAnsi="Lora" w:cs="SimSun"/>
                 <w:lang w:eastAsia="zh-CN"/>
               </w:rPr>
               <w:t>舰</w:t>
             </w:r>
             <w:r>
               <w:rPr>
-                <w:rFonts w:eastAsia="Gungsuh"/>
-                <w:sz w:val="24"/>
-                <w:szCs w:val="24"/>
+                <w:rFonts w:ascii="Lora" w:eastAsia="Gungsuh" w:hAnsi="Lora" w:cs="Gungsuh"/>
                 <w:lang w:eastAsia="zh-CN"/>
               </w:rPr>
               <w:t>店</w:t>
             </w:r>
             <w:r>
               <w:rPr>
-                <w:rFonts w:eastAsia="Gungsuh"/>
-                <w:sz w:val="24"/>
-                <w:szCs w:val="24"/>
+                <w:rFonts w:ascii="Lora" w:eastAsia="Gungsuh" w:hAnsi="Lora" w:cs="Gungsuh"/>
                 <w:lang w:val="en-US" w:eastAsia="zh-CN"/>
               </w:rPr>
               <w:t xml:space="preserve">, </w:t>
             </w:r>
             <w:r>
               <w:rPr>
-                <w:rFonts w:eastAsia="Gungsuh"/>
-                <w:sz w:val="24"/>
-                <w:szCs w:val="24"/>
+                <w:rFonts w:ascii="Lora" w:eastAsia="Gungsuh" w:hAnsi="Lora" w:cs="Gungsuh"/>
                 <w:lang w:eastAsia="zh-CN"/>
               </w:rPr>
               <w:t>Taobao</w:t>
@@ -3327,14 +3076,12 @@
             <w:pPr>
               <w:widowControl w:val="0"/>
               <w:rPr>
-                <w:sz w:val="24"/>
-                <w:szCs w:val="24"/>
-              </w:rPr>
-            </w:pPr>
-            <w:r>
-              <w:rPr>
-                <w:sz w:val="24"/>
-                <w:szCs w:val="24"/>
+                <w:rFonts w:ascii="Lora" w:hAnsi="Lora"/>
+              </w:rPr>
+            </w:pPr>
+            <w:r>
+              <w:rPr>
+                <w:rFonts w:ascii="Lora" w:hAnsi="Lora"/>
               </w:rPr>
               <w:t>69.23</w:t>
             </w:r>
@@ -3354,14 +3101,12 @@
             <w:pPr>
               <w:widowControl w:val="0"/>
               <w:rPr>
-                <w:sz w:val="24"/>
-                <w:szCs w:val="24"/>
-              </w:rPr>
-            </w:pPr>
-            <w:r>
-              <w:rPr>
-                <w:sz w:val="24"/>
-                <w:szCs w:val="24"/>
+                <w:rFonts w:ascii="Lora" w:hAnsi="Lora"/>
+              </w:rPr>
+            </w:pPr>
+            <w:r>
+              <w:rPr>
+                <w:rFonts w:ascii="Lora" w:hAnsi="Lora"/>
               </w:rPr>
               <w:t>1</w:t>
             </w:r>
@@ -3381,14 +3126,12 @@
             <w:pPr>
               <w:widowControl w:val="0"/>
               <w:rPr>
-                <w:sz w:val="24"/>
-                <w:szCs w:val="24"/>
-              </w:rPr>
-            </w:pPr>
-            <w:r>
-              <w:rPr>
-                <w:sz w:val="24"/>
-                <w:szCs w:val="24"/>
+                <w:rFonts w:ascii="Lora" w:hAnsi="Lora"/>
+              </w:rPr>
+            </w:pPr>
+            <w:r>
+              <w:rPr>
+                <w:rFonts w:ascii="Lora" w:hAnsi="Lora"/>
               </w:rPr>
               <w:t>69.23</w:t>
             </w:r>
@@ -3413,14 +3156,12 @@
             <w:pPr>
               <w:widowControl w:val="0"/>
               <w:rPr>
-                <w:sz w:val="24"/>
-                <w:szCs w:val="24"/>
-              </w:rPr>
-            </w:pPr>
-            <w:r>
-              <w:rPr>
-                <w:sz w:val="24"/>
-                <w:szCs w:val="24"/>
+                <w:rFonts w:ascii="Lora" w:hAnsi="Lora"/>
+              </w:rPr>
+            </w:pPr>
+            <w:r>
+              <w:rPr>
+                <w:rFonts w:ascii="Lora" w:hAnsi="Lora"/>
               </w:rPr>
               <w:t>Optical slit</w:t>
             </w:r>
@@ -3440,39 +3181,30 @@
             <w:pPr>
               <w:widowControl w:val="0"/>
               <w:rPr>
-                <w:sz w:val="24"/>
-                <w:szCs w:val="24"/>
-              </w:rPr>
-            </w:pPr>
-            <w:r>
-              <w:rPr>
-                <w:rFonts w:eastAsia="Gungsuh"/>
-                <w:sz w:val="24"/>
-                <w:szCs w:val="24"/>
+                <w:rFonts w:ascii="Lora" w:hAnsi="Lora"/>
+              </w:rPr>
+            </w:pPr>
+            <w:r>
+              <w:rPr>
+                <w:rFonts w:ascii="Lora" w:eastAsia="Gungsuh" w:hAnsi="Lora" w:cs="Gungsuh"/>
               </w:rPr>
               <w:t xml:space="preserve">ST01OH20 </w:t>
             </w:r>
             <w:r>
               <w:rPr>
-                <w:rFonts w:eastAsia="MS Mincho"/>
-                <w:sz w:val="24"/>
-                <w:szCs w:val="24"/>
+                <w:rFonts w:ascii="Lora" w:eastAsia="MS Mincho" w:hAnsi="Lora" w:cs="MS Mincho"/>
               </w:rPr>
               <w:t>内径</w:t>
             </w:r>
             <w:r>
               <w:rPr>
-                <w:rFonts w:eastAsia="Gungsuh"/>
-                <w:sz w:val="24"/>
-                <w:szCs w:val="24"/>
+                <w:rFonts w:ascii="Lora" w:eastAsia="Gungsuh" w:hAnsi="Lora" w:cs="Gungsuh"/>
               </w:rPr>
               <w:t>20</w:t>
             </w:r>
             <w:r>
               <w:rPr>
-                <w:rFonts w:eastAsia="Gungsuh"/>
-                <w:sz w:val="24"/>
-                <w:szCs w:val="24"/>
+                <w:rFonts w:ascii="Lora" w:eastAsia="Gungsuh" w:hAnsi="Lora" w:cs="Gungsuh"/>
               </w:rPr>
               <w:t>微米</w:t>
             </w:r>
@@ -3492,14 +3224,12 @@
             <w:pPr>
               <w:widowControl w:val="0"/>
               <w:rPr>
-                <w:sz w:val="24"/>
-                <w:szCs w:val="24"/>
-              </w:rPr>
-            </w:pPr>
-            <w:r>
-              <w:rPr>
-                <w:sz w:val="24"/>
-                <w:szCs w:val="24"/>
+                <w:rFonts w:ascii="Lora" w:hAnsi="Lora"/>
+              </w:rPr>
+            </w:pPr>
+            <w:r>
+              <w:rPr>
+                <w:rFonts w:ascii="Lora" w:hAnsi="Lora"/>
               </w:rPr>
               <w:t>20 mm diameter, 20 μm wide slit</w:t>
             </w:r>
@@ -3519,34 +3249,27 @@
             <w:pPr>
               <w:widowControl w:val="0"/>
               <w:rPr>
-                <w:sz w:val="24"/>
-                <w:szCs w:val="24"/>
-                <w:lang w:eastAsia="zh-CN"/>
-              </w:rPr>
-            </w:pPr>
-            <w:r>
-              <w:rPr>
-                <w:rFonts w:eastAsia="Gungsuh"/>
-                <w:sz w:val="24"/>
-                <w:szCs w:val="24"/>
+                <w:rFonts w:ascii="Lora" w:hAnsi="Lora"/>
+                <w:lang w:eastAsia="zh-CN"/>
+              </w:rPr>
+            </w:pPr>
+            <w:r>
+              <w:rPr>
+                <w:rFonts w:ascii="Lora" w:eastAsia="Gungsuh" w:hAnsi="Lora" w:cs="Gungsuh"/>
                 <w:lang w:eastAsia="zh-CN"/>
               </w:rPr>
               <w:t>北京世强精机科技有限公司</w:t>
             </w:r>
             <w:r>
               <w:rPr>
-                <w:rFonts w:eastAsia="Gungsuh"/>
-                <w:sz w:val="24"/>
-                <w:szCs w:val="24"/>
+                <w:rFonts w:ascii="Lora" w:eastAsia="Gungsuh" w:hAnsi="Lora" w:cs="Gungsuh"/>
                 <w:lang w:val="en-US" w:eastAsia="zh-CN"/>
               </w:rPr>
               <w:t xml:space="preserve">, </w:t>
             </w:r>
             <w:r>
               <w:rPr>
-                <w:rFonts w:eastAsia="Gungsuh"/>
-                <w:sz w:val="24"/>
-                <w:szCs w:val="24"/>
+                <w:rFonts w:ascii="Lora" w:eastAsia="Gungsuh" w:hAnsi="Lora" w:cs="Gungsuh"/>
                 <w:lang w:eastAsia="zh-CN"/>
               </w:rPr>
               <w:t>Taobao</w:t>
@@ -3567,14 +3290,12 @@
             <w:pPr>
               <w:widowControl w:val="0"/>
               <w:rPr>
-                <w:sz w:val="24"/>
-                <w:szCs w:val="24"/>
-              </w:rPr>
-            </w:pPr>
-            <w:r>
-              <w:rPr>
-                <w:sz w:val="24"/>
-                <w:szCs w:val="24"/>
+                <w:rFonts w:ascii="Lora" w:hAnsi="Lora"/>
+              </w:rPr>
+            </w:pPr>
+            <w:r>
+              <w:rPr>
+                <w:rFonts w:ascii="Lora" w:hAnsi="Lora"/>
               </w:rPr>
               <w:t>165</w:t>
             </w:r>
@@ -3594,14 +3315,12 @@
             <w:pPr>
               <w:widowControl w:val="0"/>
               <w:rPr>
-                <w:sz w:val="24"/>
-                <w:szCs w:val="24"/>
-              </w:rPr>
-            </w:pPr>
-            <w:r>
-              <w:rPr>
-                <w:sz w:val="24"/>
-                <w:szCs w:val="24"/>
+                <w:rFonts w:ascii="Lora" w:hAnsi="Lora"/>
+              </w:rPr>
+            </w:pPr>
+            <w:r>
+              <w:rPr>
+                <w:rFonts w:ascii="Lora" w:hAnsi="Lora"/>
               </w:rPr>
               <w:t>1</w:t>
             </w:r>
@@ -3621,14 +3340,12 @@
             <w:pPr>
               <w:widowControl w:val="0"/>
               <w:rPr>
-                <w:sz w:val="24"/>
-                <w:szCs w:val="24"/>
-              </w:rPr>
-            </w:pPr>
-            <w:r>
-              <w:rPr>
-                <w:sz w:val="24"/>
-                <w:szCs w:val="24"/>
+                <w:rFonts w:ascii="Lora" w:hAnsi="Lora"/>
+              </w:rPr>
+            </w:pPr>
+            <w:r>
+              <w:rPr>
+                <w:rFonts w:ascii="Lora" w:hAnsi="Lora"/>
               </w:rPr>
               <w:t>165</w:t>
             </w:r>
@@ -3653,14 +3370,12 @@
             <w:pPr>
               <w:widowControl w:val="0"/>
               <w:rPr>
-                <w:sz w:val="24"/>
-                <w:szCs w:val="24"/>
-              </w:rPr>
-            </w:pPr>
-            <w:r>
-              <w:rPr>
-                <w:sz w:val="24"/>
-                <w:szCs w:val="24"/>
+                <w:rFonts w:ascii="Lora" w:hAnsi="Lora"/>
+              </w:rPr>
+            </w:pPr>
+            <w:r>
+              <w:rPr>
+                <w:rFonts w:ascii="Lora" w:hAnsi="Lora"/>
               </w:rPr>
               <w:t>Optical slit conversion holder</w:t>
             </w:r>
@@ -3680,31 +3395,24 @@
             <w:pPr>
               <w:widowControl w:val="0"/>
               <w:rPr>
-                <w:sz w:val="24"/>
-                <w:szCs w:val="24"/>
-              </w:rPr>
-            </w:pPr>
-            <w:r>
-              <w:rPr>
-                <w:rFonts w:eastAsia="Gungsuh"/>
-                <w:sz w:val="24"/>
-                <w:szCs w:val="24"/>
+                <w:rFonts w:ascii="Lora" w:hAnsi="Lora"/>
+              </w:rPr>
+            </w:pPr>
+            <w:r>
+              <w:rPr>
+                <w:rFonts w:ascii="Lora" w:eastAsia="Gungsuh" w:hAnsi="Lora" w:cs="Gungsuh"/>
               </w:rPr>
               <w:t>ST02PS 25.4</w:t>
             </w:r>
             <w:r>
               <w:rPr>
-                <w:rFonts w:eastAsia="SimSun"/>
-                <w:sz w:val="24"/>
-                <w:szCs w:val="24"/>
+                <w:rFonts w:ascii="Lora" w:eastAsia="SimSun" w:hAnsi="Lora" w:cs="SimSun"/>
               </w:rPr>
               <w:t>针</w:t>
             </w:r>
             <w:r>
               <w:rPr>
-                <w:rFonts w:eastAsia="Gungsuh"/>
-                <w:sz w:val="24"/>
-                <w:szCs w:val="24"/>
+                <w:rFonts w:ascii="Lora" w:eastAsia="Gungsuh" w:hAnsi="Lora" w:cs="Gungsuh"/>
               </w:rPr>
               <w:t>孔座</w:t>
             </w:r>
@@ -3724,14 +3432,12 @@
             <w:pPr>
               <w:widowControl w:val="0"/>
               <w:rPr>
-                <w:sz w:val="24"/>
-                <w:szCs w:val="24"/>
-              </w:rPr>
-            </w:pPr>
-            <w:r>
-              <w:rPr>
-                <w:sz w:val="24"/>
-                <w:szCs w:val="24"/>
+                <w:rFonts w:ascii="Lora" w:hAnsi="Lora"/>
+              </w:rPr>
+            </w:pPr>
+            <w:r>
+              <w:rPr>
+                <w:rFonts w:ascii="Lora" w:hAnsi="Lora"/>
               </w:rPr>
               <w:t>Holder for 20mm diameter slit</w:t>
             </w:r>
@@ -3751,34 +3457,27 @@
             <w:pPr>
               <w:widowControl w:val="0"/>
               <w:rPr>
-                <w:sz w:val="24"/>
-                <w:szCs w:val="24"/>
-                <w:lang w:eastAsia="zh-CN"/>
-              </w:rPr>
-            </w:pPr>
-            <w:r>
-              <w:rPr>
-                <w:rFonts w:eastAsia="Gungsuh"/>
-                <w:sz w:val="24"/>
-                <w:szCs w:val="24"/>
+                <w:rFonts w:ascii="Lora" w:hAnsi="Lora"/>
+                <w:lang w:eastAsia="zh-CN"/>
+              </w:rPr>
+            </w:pPr>
+            <w:r>
+              <w:rPr>
+                <w:rFonts w:ascii="Lora" w:eastAsia="Gungsuh" w:hAnsi="Lora" w:cs="Gungsuh"/>
                 <w:lang w:eastAsia="zh-CN"/>
               </w:rPr>
               <w:t>北京世强精机科技有限公司</w:t>
             </w:r>
             <w:r>
               <w:rPr>
-                <w:rFonts w:eastAsia="Gungsuh"/>
-                <w:sz w:val="24"/>
-                <w:szCs w:val="24"/>
+                <w:rFonts w:ascii="Lora" w:eastAsia="Gungsuh" w:hAnsi="Lora" w:cs="Gungsuh"/>
                 <w:lang w:val="en-US" w:eastAsia="zh-CN"/>
               </w:rPr>
               <w:t xml:space="preserve">, </w:t>
             </w:r>
             <w:r>
               <w:rPr>
-                <w:rFonts w:eastAsia="Gungsuh"/>
-                <w:sz w:val="24"/>
-                <w:szCs w:val="24"/>
+                <w:rFonts w:ascii="Lora" w:eastAsia="Gungsuh" w:hAnsi="Lora" w:cs="Gungsuh"/>
                 <w:lang w:eastAsia="zh-CN"/>
               </w:rPr>
               <w:t>Taobao</w:t>
@@ -3799,14 +3498,12 @@
             <w:pPr>
               <w:widowControl w:val="0"/>
               <w:rPr>
-                <w:sz w:val="24"/>
-                <w:szCs w:val="24"/>
-              </w:rPr>
-            </w:pPr>
-            <w:r>
-              <w:rPr>
-                <w:sz w:val="24"/>
-                <w:szCs w:val="24"/>
+                <w:rFonts w:ascii="Lora" w:hAnsi="Lora"/>
+              </w:rPr>
+            </w:pPr>
+            <w:r>
+              <w:rPr>
+                <w:rFonts w:ascii="Lora" w:hAnsi="Lora"/>
               </w:rPr>
               <w:t>42.5</w:t>
             </w:r>
@@ -3826,14 +3523,12 @@
             <w:pPr>
               <w:widowControl w:val="0"/>
               <w:rPr>
-                <w:sz w:val="24"/>
-                <w:szCs w:val="24"/>
-              </w:rPr>
-            </w:pPr>
-            <w:r>
-              <w:rPr>
-                <w:sz w:val="24"/>
-                <w:szCs w:val="24"/>
+                <w:rFonts w:ascii="Lora" w:hAnsi="Lora"/>
+              </w:rPr>
+            </w:pPr>
+            <w:r>
+              <w:rPr>
+                <w:rFonts w:ascii="Lora" w:hAnsi="Lora"/>
               </w:rPr>
               <w:t>1</w:t>
             </w:r>
@@ -3853,14 +3548,12 @@
             <w:pPr>
               <w:widowControl w:val="0"/>
               <w:rPr>
-                <w:sz w:val="24"/>
-                <w:szCs w:val="24"/>
-              </w:rPr>
-            </w:pPr>
-            <w:r>
-              <w:rPr>
-                <w:sz w:val="24"/>
-                <w:szCs w:val="24"/>
+                <w:rFonts w:ascii="Lora" w:hAnsi="Lora"/>
+              </w:rPr>
+            </w:pPr>
+            <w:r>
+              <w:rPr>
+                <w:rFonts w:ascii="Lora" w:hAnsi="Lora"/>
               </w:rPr>
               <w:t>42.5</w:t>
             </w:r>
@@ -3885,14 +3578,12 @@
             <w:pPr>
               <w:widowControl w:val="0"/>
               <w:rPr>
-                <w:sz w:val="24"/>
-                <w:szCs w:val="24"/>
-              </w:rPr>
-            </w:pPr>
-            <w:r>
-              <w:rPr>
-                <w:sz w:val="24"/>
-                <w:szCs w:val="24"/>
+                <w:rFonts w:ascii="Lora" w:hAnsi="Lora"/>
+              </w:rPr>
+            </w:pPr>
+            <w:r>
+              <w:rPr>
+                <w:rFonts w:ascii="Lora" w:hAnsi="Lora"/>
               </w:rPr>
               <w:t>Optical pole</w:t>
             </w:r>
@@ -3912,55 +3603,54 @@
             <w:pPr>
               <w:widowControl w:val="0"/>
               <w:rPr>
-                <w:sz w:val="24"/>
-                <w:szCs w:val="24"/>
-              </w:rPr>
-            </w:pPr>
-            <w:r>
-              <w:rPr>
-                <w:rFonts w:eastAsia="Gungsuh"/>
-                <w:sz w:val="24"/>
-                <w:szCs w:val="24"/>
-              </w:rPr>
-              <w:t>HCT-300-P4 φ6</w:t>
-            </w:r>
-            <w:r>
-              <w:rPr>
-                <w:rFonts w:eastAsia="Gungsuh"/>
-                <w:sz w:val="24"/>
-                <w:szCs w:val="24"/>
+                <w:rFonts w:ascii="Lora" w:hAnsi="Lora"/>
+              </w:rPr>
+            </w:pPr>
+            <w:r>
+              <w:rPr>
+                <w:rFonts w:ascii="Lora" w:eastAsia="Gungsuh" w:hAnsi="Lora" w:cs="Gungsuh"/>
+              </w:rPr>
+              <w:t xml:space="preserve">HCT-300-P4 </w:t>
+            </w:r>
+            <w:r>
+              <w:rPr>
+                <w:rFonts w:ascii="Cambria" w:eastAsia="Gungsuh" w:hAnsi="Cambria" w:cs="Cambria"/>
+              </w:rPr>
+              <w:t>φ</w:t>
+            </w:r>
+            <w:r>
+              <w:rPr>
+                <w:rFonts w:ascii="Lora" w:eastAsia="Gungsuh" w:hAnsi="Lora" w:cs="Gungsuh"/>
+              </w:rPr>
+              <w:t>6</w:t>
+            </w:r>
+            <w:r>
+              <w:rPr>
+                <w:rFonts w:ascii="Lora" w:eastAsia="Gungsuh" w:hAnsi="Lora" w:cs="Gungsuh"/>
               </w:rPr>
               <w:t>，</w:t>
             </w:r>
             <w:r>
               <w:rPr>
-                <w:rFonts w:eastAsia="Gungsuh"/>
-                <w:sz w:val="24"/>
-                <w:szCs w:val="24"/>
+                <w:rFonts w:ascii="Lora" w:eastAsia="Gungsuh" w:hAnsi="Lora" w:cs="Gungsuh"/>
               </w:rPr>
               <w:t>L300mm</w:t>
             </w:r>
             <w:r>
               <w:rPr>
-                <w:rFonts w:eastAsia="Gungsuh"/>
-                <w:sz w:val="24"/>
-                <w:szCs w:val="24"/>
+                <w:rFonts w:ascii="Lora" w:eastAsia="Gungsuh" w:hAnsi="Lora" w:cs="Gungsuh"/>
               </w:rPr>
               <w:t>，</w:t>
             </w:r>
             <w:r>
               <w:rPr>
-                <w:rFonts w:eastAsia="Gungsuh"/>
-                <w:sz w:val="24"/>
-                <w:szCs w:val="24"/>
+                <w:rFonts w:ascii="Lora" w:eastAsia="Gungsuh" w:hAnsi="Lora" w:cs="Gungsuh"/>
               </w:rPr>
               <w:t>4</w:t>
             </w:r>
             <w:r>
               <w:rPr>
-                <w:rFonts w:eastAsia="Gungsuh"/>
-                <w:sz w:val="24"/>
-                <w:szCs w:val="24"/>
+                <w:rFonts w:ascii="Lora" w:eastAsia="Gungsuh" w:hAnsi="Lora" w:cs="Gungsuh"/>
               </w:rPr>
               <w:t>根装</w:t>
             </w:r>
@@ -3980,14 +3670,12 @@
             <w:pPr>
               <w:widowControl w:val="0"/>
               <w:rPr>
-                <w:sz w:val="24"/>
-                <w:szCs w:val="24"/>
-              </w:rPr>
-            </w:pPr>
-            <w:r>
-              <w:rPr>
-                <w:sz w:val="24"/>
-                <w:szCs w:val="24"/>
+                <w:rFonts w:ascii="Lora" w:hAnsi="Lora"/>
+              </w:rPr>
+            </w:pPr>
+            <w:r>
+              <w:rPr>
+                <w:rFonts w:ascii="Lora" w:hAnsi="Lora"/>
               </w:rPr>
               <w:t>300mm optical pole</w:t>
             </w:r>
@@ -4007,88 +3695,69 @@
             <w:pPr>
               <w:widowControl w:val="0"/>
               <w:rPr>
-                <w:sz w:val="24"/>
-                <w:szCs w:val="24"/>
-                <w:lang w:eastAsia="zh-CN"/>
-              </w:rPr>
-            </w:pPr>
-            <w:r>
-              <w:rPr>
-                <w:rFonts w:eastAsia="Gungsuh"/>
-                <w:sz w:val="24"/>
-                <w:szCs w:val="24"/>
+                <w:rFonts w:ascii="Lora" w:hAnsi="Lora"/>
+                <w:lang w:eastAsia="zh-CN"/>
+              </w:rPr>
+            </w:pPr>
+            <w:r>
+              <w:rPr>
+                <w:rFonts w:ascii="Lora" w:eastAsia="Gungsuh" w:hAnsi="Lora" w:cs="Gungsuh"/>
                 <w:lang w:eastAsia="zh-CN"/>
               </w:rPr>
               <w:t>恒</w:t>
             </w:r>
             <w:r>
               <w:rPr>
-                <w:rFonts w:eastAsia="MS Mincho"/>
-                <w:sz w:val="24"/>
-                <w:szCs w:val="24"/>
+                <w:rFonts w:ascii="Lora" w:eastAsia="MS Mincho" w:hAnsi="Lora" w:cs="MS Mincho"/>
                 <w:lang w:eastAsia="zh-CN"/>
               </w:rPr>
               <w:t>阳</w:t>
             </w:r>
             <w:r>
               <w:rPr>
-                <w:rFonts w:eastAsia="Gungsuh"/>
-                <w:sz w:val="24"/>
-                <w:szCs w:val="24"/>
+                <w:rFonts w:ascii="Lora" w:eastAsia="Gungsuh" w:hAnsi="Lora" w:cs="Gungsuh"/>
                 <w:lang w:eastAsia="zh-CN"/>
               </w:rPr>
               <w:t>光</w:t>
             </w:r>
             <w:r>
               <w:rPr>
-                <w:rFonts w:eastAsia="MS Mincho"/>
-                <w:sz w:val="24"/>
-                <w:szCs w:val="24"/>
+                <w:rFonts w:ascii="Lora" w:eastAsia="MS Mincho" w:hAnsi="Lora" w:cs="MS Mincho"/>
                 <w:lang w:eastAsia="zh-CN"/>
               </w:rPr>
               <w:t>学</w:t>
             </w:r>
             <w:r>
               <w:rPr>
-                <w:rFonts w:eastAsia="Gungsuh"/>
-                <w:sz w:val="24"/>
-                <w:szCs w:val="24"/>
+                <w:rFonts w:ascii="Lora" w:eastAsia="Gungsuh" w:hAnsi="Lora" w:cs="Gungsuh"/>
                 <w:lang w:eastAsia="zh-CN"/>
               </w:rPr>
               <w:t>旗</w:t>
             </w:r>
             <w:r>
               <w:rPr>
-                <w:rFonts w:eastAsia="SimSun"/>
-                <w:sz w:val="24"/>
-                <w:szCs w:val="24"/>
+                <w:rFonts w:ascii="Lora" w:eastAsia="SimSun" w:hAnsi="Lora" w:cs="SimSun"/>
                 <w:lang w:eastAsia="zh-CN"/>
               </w:rPr>
               <w:t>舰</w:t>
             </w:r>
             <w:r>
               <w:rPr>
-                <w:rFonts w:eastAsia="Gungsuh"/>
-                <w:sz w:val="24"/>
-                <w:szCs w:val="24"/>
+                <w:rFonts w:ascii="Lora" w:eastAsia="Gungsuh" w:hAnsi="Lora" w:cs="Gungsuh"/>
                 <w:lang w:eastAsia="zh-CN"/>
               </w:rPr>
               <w:t>店</w:t>
             </w:r>
             <w:r>
               <w:rPr>
-                <w:rFonts w:eastAsia="Gungsuh"/>
-                <w:sz w:val="24"/>
-                <w:szCs w:val="24"/>
+                <w:rFonts w:ascii="Lora" w:eastAsia="Gungsuh" w:hAnsi="Lora" w:cs="Gungsuh"/>
                 <w:lang w:val="en-US" w:eastAsia="zh-CN"/>
               </w:rPr>
               <w:t xml:space="preserve">, </w:t>
             </w:r>
             <w:r>
               <w:rPr>
-                <w:rFonts w:eastAsia="Gungsuh"/>
-                <w:sz w:val="24"/>
-                <w:szCs w:val="24"/>
+                <w:rFonts w:ascii="Lora" w:eastAsia="Gungsuh" w:hAnsi="Lora" w:cs="Gungsuh"/>
                 <w:lang w:eastAsia="zh-CN"/>
               </w:rPr>
               <w:t>Taobao</w:t>
@@ -4109,14 +3778,12 @@
             <w:pPr>
               <w:widowControl w:val="0"/>
               <w:rPr>
-                <w:sz w:val="24"/>
-                <w:szCs w:val="24"/>
-              </w:rPr>
-            </w:pPr>
-            <w:r>
-              <w:rPr>
-                <w:sz w:val="24"/>
-                <w:szCs w:val="24"/>
+                <w:rFonts w:ascii="Lora" w:hAnsi="Lora"/>
+              </w:rPr>
+            </w:pPr>
+            <w:r>
+              <w:rPr>
+                <w:rFonts w:ascii="Lora" w:hAnsi="Lora"/>
               </w:rPr>
               <w:t>372</w:t>
             </w:r>
@@ -4136,14 +3803,12 @@
             <w:pPr>
               <w:widowControl w:val="0"/>
               <w:rPr>
-                <w:sz w:val="24"/>
-                <w:szCs w:val="24"/>
-              </w:rPr>
-            </w:pPr>
-            <w:r>
-              <w:rPr>
-                <w:sz w:val="24"/>
-                <w:szCs w:val="24"/>
+                <w:rFonts w:ascii="Lora" w:hAnsi="Lora"/>
+              </w:rPr>
+            </w:pPr>
+            <w:r>
+              <w:rPr>
+                <w:rFonts w:ascii="Lora" w:hAnsi="Lora"/>
               </w:rPr>
               <w:t>1</w:t>
             </w:r>
@@ -4163,14 +3828,12 @@
             <w:pPr>
               <w:widowControl w:val="0"/>
               <w:rPr>
-                <w:sz w:val="24"/>
-                <w:szCs w:val="24"/>
-              </w:rPr>
-            </w:pPr>
-            <w:r>
-              <w:rPr>
-                <w:sz w:val="24"/>
-                <w:szCs w:val="24"/>
+                <w:rFonts w:ascii="Lora" w:hAnsi="Lora"/>
+              </w:rPr>
+            </w:pPr>
+            <w:r>
+              <w:rPr>
+                <w:rFonts w:ascii="Lora" w:hAnsi="Lora"/>
               </w:rPr>
               <w:t>372</w:t>
             </w:r>
@@ -4195,14 +3858,12 @@
             <w:pPr>
               <w:widowControl w:val="0"/>
               <w:rPr>
-                <w:sz w:val="24"/>
-                <w:szCs w:val="24"/>
-              </w:rPr>
-            </w:pPr>
-            <w:r>
-              <w:rPr>
-                <w:sz w:val="24"/>
-                <w:szCs w:val="24"/>
+                <w:rFonts w:ascii="Lora" w:hAnsi="Lora"/>
+              </w:rPr>
+            </w:pPr>
+            <w:r>
+              <w:rPr>
+                <w:rFonts w:ascii="Lora" w:hAnsi="Lora"/>
               </w:rPr>
               <w:t>Camera</w:t>
             </w:r>
@@ -4222,25 +3883,18 @@
             <w:pPr>
               <w:widowControl w:val="0"/>
               <w:rPr>
-                <w:sz w:val="24"/>
-                <w:szCs w:val="24"/>
-              </w:rPr>
-            </w:pPr>
-            <w:proofErr w:type="spellStart"/>
-            <w:r>
-              <w:rPr>
-                <w:rFonts w:eastAsia="Gungsuh"/>
-                <w:sz w:val="24"/>
-                <w:szCs w:val="24"/>
+                <w:rFonts w:ascii="Lora" w:hAnsi="Lora"/>
+              </w:rPr>
+            </w:pPr>
+            <w:r>
+              <w:rPr>
+                <w:rFonts w:ascii="Lora" w:eastAsia="Gungsuh" w:hAnsi="Lora" w:cs="Gungsuh"/>
               </w:rPr>
               <w:t>黑白</w:t>
             </w:r>
-            <w:proofErr w:type="spellEnd"/>
-            <w:r>
-              <w:rPr>
-                <w:rFonts w:eastAsia="Gungsuh"/>
-                <w:sz w:val="24"/>
-                <w:szCs w:val="24"/>
+            <w:r>
+              <w:rPr>
+                <w:rFonts w:ascii="Lora" w:eastAsia="Gungsuh" w:hAnsi="Lora" w:cs="Gungsuh"/>
               </w:rPr>
               <w:t xml:space="preserve"> JHEM504GM</w:t>
             </w:r>
@@ -4260,14 +3914,12 @@
             <w:pPr>
               <w:widowControl w:val="0"/>
               <w:rPr>
-                <w:sz w:val="24"/>
-                <w:szCs w:val="24"/>
-              </w:rPr>
-            </w:pPr>
-            <w:r>
-              <w:rPr>
-                <w:sz w:val="24"/>
-                <w:szCs w:val="24"/>
+                <w:rFonts w:ascii="Lora" w:hAnsi="Lora"/>
+              </w:rPr>
+            </w:pPr>
+            <w:r>
+              <w:rPr>
+                <w:rFonts w:ascii="Lora" w:hAnsi="Lora"/>
               </w:rPr>
               <w:t>Monochrome camera; Sony IMX264 sensor</w:t>
             </w:r>
@@ -4287,89 +3939,69 @@
             <w:pPr>
               <w:widowControl w:val="0"/>
               <w:rPr>
-                <w:sz w:val="24"/>
-                <w:szCs w:val="24"/>
-                <w:lang w:eastAsia="zh-CN"/>
-              </w:rPr>
-            </w:pPr>
-            <w:r>
-              <w:rPr>
-                <w:rFonts w:eastAsia="Gungsuh"/>
-                <w:sz w:val="24"/>
-                <w:szCs w:val="24"/>
+                <w:rFonts w:ascii="Lora" w:hAnsi="Lora"/>
+                <w:lang w:eastAsia="zh-CN"/>
+              </w:rPr>
+            </w:pPr>
+            <w:r>
+              <w:rPr>
+                <w:rFonts w:ascii="Lora" w:eastAsia="Gungsuh" w:hAnsi="Lora" w:cs="Gungsuh"/>
                 <w:lang w:eastAsia="zh-CN"/>
               </w:rPr>
               <w:t>深</w:t>
             </w:r>
             <w:r>
               <w:rPr>
-                <w:rFonts w:eastAsia="MS Mincho"/>
-                <w:sz w:val="24"/>
-                <w:szCs w:val="24"/>
+                <w:rFonts w:ascii="Lora" w:eastAsia="MS Mincho" w:hAnsi="Lora" w:cs="MS Mincho"/>
                 <w:lang w:eastAsia="zh-CN"/>
               </w:rPr>
               <w:t>圳</w:t>
             </w:r>
             <w:r>
               <w:rPr>
-                <w:rFonts w:eastAsia="Gungsuh"/>
-                <w:sz w:val="24"/>
-                <w:szCs w:val="24"/>
+                <w:rFonts w:ascii="Lora" w:eastAsia="Gungsuh" w:hAnsi="Lora" w:cs="Gungsuh"/>
                 <w:lang w:eastAsia="zh-CN"/>
               </w:rPr>
               <w:t>京航工</w:t>
             </w:r>
             <w:r>
               <w:rPr>
-                <w:rFonts w:eastAsia="SimSun"/>
-                <w:sz w:val="24"/>
-                <w:szCs w:val="24"/>
+                <w:rFonts w:ascii="Lora" w:eastAsia="SimSun" w:hAnsi="Lora" w:cs="SimSun"/>
                 <w:lang w:eastAsia="zh-CN"/>
               </w:rPr>
               <w:t>业</w:t>
             </w:r>
             <w:r>
               <w:rPr>
-                <w:rFonts w:eastAsia="Gungsuh"/>
-                <w:sz w:val="24"/>
-                <w:szCs w:val="24"/>
+                <w:rFonts w:ascii="Lora" w:eastAsia="Gungsuh" w:hAnsi="Lora" w:cs="Gungsuh"/>
                 <w:lang w:eastAsia="zh-CN"/>
               </w:rPr>
               <w:t>相机直</w:t>
             </w:r>
             <w:r>
               <w:rPr>
-                <w:rFonts w:eastAsia="SimSun"/>
-                <w:sz w:val="24"/>
-                <w:szCs w:val="24"/>
-                <w:lang w:eastAsia="zh-CN"/>
-              </w:rPr>
-              <w:lastRenderedPageBreak/>
+                <w:rFonts w:ascii="Lora" w:eastAsia="SimSun" w:hAnsi="Lora" w:cs="SimSun"/>
+                <w:lang w:eastAsia="zh-CN"/>
+              </w:rPr>
               <w:t>销</w:t>
             </w:r>
             <w:r>
               <w:rPr>
-                <w:rFonts w:eastAsia="Gungsuh"/>
-                <w:sz w:val="24"/>
-                <w:szCs w:val="24"/>
+                <w:rFonts w:ascii="Lora" w:eastAsia="Gungsuh" w:hAnsi="Lora" w:cs="Gungsuh"/>
                 <w:lang w:eastAsia="zh-CN"/>
               </w:rPr>
               <w:t>店</w:t>
             </w:r>
             <w:r>
               <w:rPr>
-                <w:rFonts w:eastAsia="Gungsuh"/>
-                <w:sz w:val="24"/>
-                <w:szCs w:val="24"/>
+                <w:rFonts w:ascii="Lora" w:eastAsia="Gungsuh" w:hAnsi="Lora" w:cs="Gungsuh"/>
                 <w:lang w:val="en-US" w:eastAsia="zh-CN"/>
               </w:rPr>
               <w:t xml:space="preserve">, </w:t>
             </w:r>
             <w:r>
               <w:rPr>
-                <w:rFonts w:eastAsia="Gungsuh"/>
-                <w:sz w:val="24"/>
-                <w:szCs w:val="24"/>
+                <w:rFonts w:ascii="Lora" w:eastAsia="Gungsuh" w:hAnsi="Lora" w:cs="Gungsuh"/>
                 <w:lang w:eastAsia="zh-CN"/>
               </w:rPr>
               <w:t>Taobao</w:t>
@@ -4390,16 +4022,13 @@
             <w:pPr>
               <w:widowControl w:val="0"/>
               <w:rPr>
-                <w:sz w:val="24"/>
-                <w:szCs w:val="24"/>
-              </w:rPr>
-            </w:pPr>
-            <w:r>
-              <w:rPr>
-                <w:sz w:val="24"/>
-                <w:szCs w:val="24"/>
-              </w:rPr>
-              <w:lastRenderedPageBreak/>
+                <w:rFonts w:ascii="Lora" w:hAnsi="Lora"/>
+              </w:rPr>
+            </w:pPr>
+            <w:r>
+              <w:rPr>
+                <w:rFonts w:ascii="Lora" w:hAnsi="Lora"/>
+              </w:rPr>
               <w:t>1480</w:t>
             </w:r>
           </w:p>
@@ -4418,14 +4047,12 @@
             <w:pPr>
               <w:widowControl w:val="0"/>
               <w:rPr>
-                <w:sz w:val="24"/>
-                <w:szCs w:val="24"/>
-              </w:rPr>
-            </w:pPr>
-            <w:r>
-              <w:rPr>
-                <w:sz w:val="24"/>
-                <w:szCs w:val="24"/>
+                <w:rFonts w:ascii="Lora" w:hAnsi="Lora"/>
+              </w:rPr>
+            </w:pPr>
+            <w:r>
+              <w:rPr>
+                <w:rFonts w:ascii="Lora" w:hAnsi="Lora"/>
               </w:rPr>
               <w:t>1</w:t>
             </w:r>
@@ -4445,14 +4072,12 @@
             <w:pPr>
               <w:widowControl w:val="0"/>
               <w:rPr>
-                <w:sz w:val="24"/>
-                <w:szCs w:val="24"/>
-              </w:rPr>
-            </w:pPr>
-            <w:r>
-              <w:rPr>
-                <w:sz w:val="24"/>
-                <w:szCs w:val="24"/>
+                <w:rFonts w:ascii="Lora" w:hAnsi="Lora"/>
+              </w:rPr>
+            </w:pPr>
+            <w:r>
+              <w:rPr>
+                <w:rFonts w:ascii="Lora" w:hAnsi="Lora"/>
               </w:rPr>
               <w:t>1480</w:t>
             </w:r>
@@ -4477,14 +4102,12 @@
             <w:pPr>
               <w:widowControl w:val="0"/>
               <w:rPr>
-                <w:sz w:val="24"/>
-                <w:szCs w:val="24"/>
-              </w:rPr>
-            </w:pPr>
-            <w:r>
-              <w:rPr>
-                <w:sz w:val="24"/>
-                <w:szCs w:val="24"/>
+                <w:rFonts w:ascii="Lora" w:hAnsi="Lora"/>
+              </w:rPr>
+            </w:pPr>
+            <w:r>
+              <w:rPr>
+                <w:rFonts w:ascii="Lora" w:hAnsi="Lora"/>
               </w:rPr>
               <w:t>Camera lens</w:t>
             </w:r>
@@ -4504,60 +4127,43 @@
             <w:pPr>
               <w:widowControl w:val="0"/>
               <w:rPr>
-                <w:sz w:val="24"/>
-                <w:szCs w:val="24"/>
-              </w:rPr>
-            </w:pPr>
-            <w:r>
-              <w:rPr>
-                <w:rFonts w:eastAsia="Gungsuh"/>
-                <w:sz w:val="24"/>
-                <w:szCs w:val="24"/>
-              </w:rPr>
-              <w:t xml:space="preserve">50mm 1/2" </w:t>
-            </w:r>
-            <w:proofErr w:type="spellStart"/>
-            <w:r>
-              <w:rPr>
-                <w:rFonts w:eastAsia="Gungsuh"/>
-                <w:sz w:val="24"/>
-                <w:szCs w:val="24"/>
-              </w:rPr>
-              <w:t>C</w:t>
-            </w:r>
-            <w:r>
-              <w:rPr>
-                <w:rFonts w:eastAsia="Gungsuh"/>
-                <w:sz w:val="24"/>
-                <w:szCs w:val="24"/>
+                <w:rFonts w:ascii="Lora" w:hAnsi="Lora"/>
+              </w:rPr>
+            </w:pPr>
+            <w:r>
+              <w:rPr>
+                <w:rFonts w:ascii="Lora" w:eastAsia="Gungsuh" w:hAnsi="Lora" w:cs="Gungsuh"/>
+              </w:rPr>
+              <w:t>50mm 1/2" C</w:t>
+            </w:r>
+            <w:r>
+              <w:rPr>
+                <w:rFonts w:ascii="Lora" w:eastAsia="Gungsuh" w:hAnsi="Lora" w:cs="Gungsuh"/>
               </w:rPr>
               <w:t>口</w:t>
             </w:r>
-            <w:proofErr w:type="spellEnd"/>
-          </w:p>
-        </w:tc>
-        <w:tc>
-          <w:tcPr>
-            <w:tcW w:w="0" w:type="auto"/>
-            <w:tcMar>
-              <w:top w:w="100" w:type="dxa"/>
-              <w:left w:w="100" w:type="dxa"/>
-              <w:bottom w:w="100" w:type="dxa"/>
-              <w:right w:w="100" w:type="dxa"/>
-            </w:tcMar>
-          </w:tcPr>
-          <w:p>
-            <w:pPr>
-              <w:widowControl w:val="0"/>
-              <w:rPr>
-                <w:sz w:val="24"/>
-                <w:szCs w:val="24"/>
-              </w:rPr>
-            </w:pPr>
-            <w:r>
-              <w:rPr>
-                <w:sz w:val="24"/>
-                <w:szCs w:val="24"/>
+          </w:p>
+        </w:tc>
+        <w:tc>
+          <w:tcPr>
+            <w:tcW w:w="0" w:type="auto"/>
+            <w:tcMar>
+              <w:top w:w="100" w:type="dxa"/>
+              <w:left w:w="100" w:type="dxa"/>
+              <w:bottom w:w="100" w:type="dxa"/>
+              <w:right w:w="100" w:type="dxa"/>
+            </w:tcMar>
+          </w:tcPr>
+          <w:p>
+            <w:pPr>
+              <w:widowControl w:val="0"/>
+              <w:rPr>
+                <w:rFonts w:ascii="Lora" w:hAnsi="Lora"/>
+              </w:rPr>
+            </w:pPr>
+            <w:r>
+              <w:rPr>
+                <w:rFonts w:ascii="Lora" w:hAnsi="Lora"/>
               </w:rPr>
               <w:t>50mm focal length; 1/2” diameter; C type adapter</w:t>
             </w:r>
@@ -4577,34 +4183,25 @@
             <w:pPr>
               <w:widowControl w:val="0"/>
               <w:rPr>
-                <w:sz w:val="24"/>
-                <w:szCs w:val="24"/>
-              </w:rPr>
-            </w:pPr>
-            <w:proofErr w:type="spellStart"/>
-            <w:r>
-              <w:rPr>
-                <w:rFonts w:eastAsia="Gungsuh"/>
-                <w:sz w:val="24"/>
-                <w:szCs w:val="24"/>
+                <w:rFonts w:ascii="Lora" w:hAnsi="Lora"/>
+              </w:rPr>
+            </w:pPr>
+            <w:r>
+              <w:rPr>
+                <w:rFonts w:ascii="Lora" w:eastAsia="Gungsuh" w:hAnsi="Lora" w:cs="Gungsuh"/>
               </w:rPr>
               <w:t>安耐科技</w:t>
             </w:r>
-            <w:proofErr w:type="spellEnd"/>
-            <w:r>
-              <w:rPr>
-                <w:rFonts w:eastAsia="Gungsuh"/>
-                <w:sz w:val="24"/>
-                <w:szCs w:val="24"/>
+            <w:r>
+              <w:rPr>
+                <w:rFonts w:ascii="Lora" w:eastAsia="Gungsuh" w:hAnsi="Lora" w:cs="Gungsuh"/>
                 <w:lang w:val="en-US" w:eastAsia="zh-CN"/>
               </w:rPr>
               <w:t xml:space="preserve">, </w:t>
             </w:r>
             <w:r>
               <w:rPr>
-                <w:rFonts w:eastAsia="Gungsuh"/>
-                <w:sz w:val="24"/>
-                <w:szCs w:val="24"/>
+                <w:rFonts w:ascii="Lora" w:eastAsia="Gungsuh" w:hAnsi="Lora" w:cs="Gungsuh"/>
                 <w:lang w:eastAsia="zh-CN"/>
               </w:rPr>
               <w:t>Taobao</w:t>
@@ -4625,14 +4222,12 @@
             <w:pPr>
               <w:widowControl w:val="0"/>
               <w:rPr>
-                <w:sz w:val="24"/>
-                <w:szCs w:val="24"/>
-              </w:rPr>
-            </w:pPr>
-            <w:r>
-              <w:rPr>
-                <w:sz w:val="24"/>
-                <w:szCs w:val="24"/>
+                <w:rFonts w:ascii="Lora" w:hAnsi="Lora"/>
+              </w:rPr>
+            </w:pPr>
+            <w:r>
+              <w:rPr>
+                <w:rFonts w:ascii="Lora" w:hAnsi="Lora"/>
               </w:rPr>
               <w:t>65</w:t>
             </w:r>
@@ -4652,14 +4247,12 @@
             <w:pPr>
               <w:widowControl w:val="0"/>
               <w:rPr>
-                <w:sz w:val="24"/>
-                <w:szCs w:val="24"/>
-              </w:rPr>
-            </w:pPr>
-            <w:r>
-              <w:rPr>
-                <w:sz w:val="24"/>
-                <w:szCs w:val="24"/>
+                <w:rFonts w:ascii="Lora" w:hAnsi="Lora"/>
+              </w:rPr>
+            </w:pPr>
+            <w:r>
+              <w:rPr>
+                <w:rFonts w:ascii="Lora" w:hAnsi="Lora"/>
               </w:rPr>
               <w:t>1</w:t>
             </w:r>
@@ -4679,14 +4272,12 @@
             <w:pPr>
               <w:widowControl w:val="0"/>
               <w:rPr>
-                <w:sz w:val="24"/>
-                <w:szCs w:val="24"/>
-              </w:rPr>
-            </w:pPr>
-            <w:r>
-              <w:rPr>
-                <w:sz w:val="24"/>
-                <w:szCs w:val="24"/>
+                <w:rFonts w:ascii="Lora" w:hAnsi="Lora"/>
+              </w:rPr>
+            </w:pPr>
+            <w:r>
+              <w:rPr>
+                <w:rFonts w:ascii="Lora" w:hAnsi="Lora"/>
               </w:rPr>
               <w:t>65</w:t>
             </w:r>
@@ -4696,74 +4287,52 @@
     </w:tbl>
     <w:p>
       <w:pPr>
-        <w:spacing w:line="480" w:lineRule="auto"/>
         <w:rPr>
+          <w:rFonts w:ascii="Lora" w:hAnsi="Lora"/>
           <w:b/>
-          <w:sz w:val="24"/>
-          <w:szCs w:val="24"/>
         </w:rPr>
       </w:pPr>
-      <w:proofErr w:type="spellStart"/>
+    </w:p>
+    <w:p>
+      <w:pPr>
+        <w:spacing w:after="160" w:line="278" w:lineRule="auto"/>
+        <w:rPr>
+          <w:rFonts w:ascii="Lora" w:hAnsi="Lora"/>
+          <w:b/>
+        </w:rPr>
+      </w:pPr>
       <w:r>
         <w:rPr>
-          <w:sz w:val="24"/>
-          <w:szCs w:val="24"/>
-          <w:vertAlign w:val="superscript"/>
+          <w:rFonts w:ascii="Lora" w:hAnsi="Lora"/>
+          <w:b/>
         </w:rPr>
-        <w:t>a</w:t>
-      </w:r>
-      <w:proofErr w:type="spellEnd"/>
-      <w:r>
-        <w:rPr>
-          <w:sz w:val="24"/>
-          <w:szCs w:val="24"/>
-          <w:vertAlign w:val="superscript"/>
-        </w:rPr>
-        <w:t xml:space="preserve"> </w:t>
-      </w:r>
-      <w:r>
-        <w:rPr>
-          <w:sz w:val="24"/>
-          <w:szCs w:val="24"/>
-        </w:rPr>
-        <w:t>Prices listed in RMB unless stated otherwise. This is because most of the materials were sourced from Taobao.</w:t>
+        <w:br w:type="page"/>
       </w:r>
     </w:p>
     <w:p>
       <w:pPr>
         <w:rPr>
-          <w:sz w:val="24"/>
-          <w:szCs w:val="24"/>
+          <w:rFonts w:ascii="Lora" w:hAnsi="Lora"/>
         </w:rPr>
       </w:pPr>
       <w:r>
         <w:rPr>
+          <w:rFonts w:ascii="Lora" w:hAnsi="Lora"/>
           <w:b/>
-          <w:sz w:val="24"/>
-          <w:szCs w:val="24"/>
         </w:rPr>
+        <w:lastRenderedPageBreak/>
         <w:t xml:space="preserve">Table </w:t>
       </w:r>
       <w:r>
         <w:rPr>
+          <w:rFonts w:ascii="Lora" w:hAnsi="Lora"/>
           <w:b/>
-          <w:sz w:val="24"/>
-          <w:szCs w:val="24"/>
-        </w:rPr>
-        <w:t>S</w:t>
-      </w:r>
-      <w:r>
-        <w:rPr>
-          <w:b/>
-          <w:sz w:val="24"/>
-          <w:szCs w:val="24"/>
         </w:rPr>
         <w:t>2</w:t>
       </w:r>
       <w:r>
         <w:rPr>
-          <w:sz w:val="24"/>
-          <w:szCs w:val="24"/>
+          <w:rFonts w:ascii="Lora" w:hAnsi="Lora"/>
         </w:rPr>
         <w:t>. Materials required for cuvette assembly.</w:t>
       </w:r>
@@ -4771,8 +4340,7 @@
     <w:p>
       <w:pPr>
         <w:rPr>
-          <w:sz w:val="24"/>
-          <w:szCs w:val="24"/>
+          <w:rFonts w:ascii="Lora" w:hAnsi="Lora"/>
         </w:rPr>
       </w:pPr>
     </w:p>
@@ -4791,13 +4359,13 @@
         <w:tblLook w:val="0600" w:firstRow="0" w:lastRow="0" w:firstColumn="0" w:lastColumn="0" w:noHBand="1" w:noVBand="1"/>
       </w:tblPr>
       <w:tblGrid>
-        <w:gridCol w:w="1332"/>
-        <w:gridCol w:w="1639"/>
-        <w:gridCol w:w="1935"/>
-        <w:gridCol w:w="1214"/>
-        <w:gridCol w:w="1148"/>
-        <w:gridCol w:w="1055"/>
-        <w:gridCol w:w="1146"/>
+        <w:gridCol w:w="1361"/>
+        <w:gridCol w:w="1620"/>
+        <w:gridCol w:w="2019"/>
+        <w:gridCol w:w="1237"/>
+        <w:gridCol w:w="1099"/>
+        <w:gridCol w:w="1124"/>
+        <w:gridCol w:w="1009"/>
       </w:tblGrid>
       <w:tr>
         <w:tc>
@@ -4814,14 +4382,12 @@
             <w:pPr>
               <w:widowControl w:val="0"/>
               <w:rPr>
-                <w:sz w:val="24"/>
-                <w:szCs w:val="24"/>
-              </w:rPr>
-            </w:pPr>
-            <w:r>
-              <w:rPr>
-                <w:sz w:val="24"/>
-                <w:szCs w:val="24"/>
+                <w:rFonts w:ascii="Lora" w:hAnsi="Lora"/>
+              </w:rPr>
+            </w:pPr>
+            <w:r>
+              <w:rPr>
+                <w:rFonts w:ascii="Lora" w:hAnsi="Lora"/>
               </w:rPr>
               <w:t>Item</w:t>
             </w:r>
@@ -4841,14 +4407,12 @@
             <w:pPr>
               <w:widowControl w:val="0"/>
               <w:rPr>
-                <w:sz w:val="24"/>
-                <w:szCs w:val="24"/>
-              </w:rPr>
-            </w:pPr>
-            <w:r>
-              <w:rPr>
-                <w:sz w:val="24"/>
-                <w:szCs w:val="24"/>
+                <w:rFonts w:ascii="Lora" w:hAnsi="Lora"/>
+              </w:rPr>
+            </w:pPr>
+            <w:r>
+              <w:rPr>
+                <w:rFonts w:ascii="Lora" w:hAnsi="Lora"/>
               </w:rPr>
               <w:t>Model</w:t>
             </w:r>
@@ -4868,14 +4432,12 @@
             <w:pPr>
               <w:widowControl w:val="0"/>
               <w:rPr>
-                <w:sz w:val="24"/>
-                <w:szCs w:val="24"/>
-              </w:rPr>
-            </w:pPr>
-            <w:r>
-              <w:rPr>
-                <w:sz w:val="24"/>
-                <w:szCs w:val="24"/>
+                <w:rFonts w:ascii="Lora" w:hAnsi="Lora"/>
+              </w:rPr>
+            </w:pPr>
+            <w:r>
+              <w:rPr>
+                <w:rFonts w:ascii="Lora" w:hAnsi="Lora"/>
               </w:rPr>
               <w:t>Specifications</w:t>
             </w:r>
@@ -4895,14 +4457,12 @@
             <w:pPr>
               <w:widowControl w:val="0"/>
               <w:rPr>
-                <w:sz w:val="24"/>
-                <w:szCs w:val="24"/>
-              </w:rPr>
-            </w:pPr>
-            <w:r>
-              <w:rPr>
-                <w:sz w:val="24"/>
-                <w:szCs w:val="24"/>
+                <w:rFonts w:ascii="Lora" w:hAnsi="Lora"/>
+              </w:rPr>
+            </w:pPr>
+            <w:r>
+              <w:rPr>
+                <w:rFonts w:ascii="Lora" w:hAnsi="Lora"/>
               </w:rPr>
               <w:t>Brand</w:t>
             </w:r>
@@ -4922,14 +4482,12 @@
             <w:pPr>
               <w:widowControl w:val="0"/>
               <w:rPr>
-                <w:sz w:val="24"/>
-                <w:szCs w:val="24"/>
-              </w:rPr>
-            </w:pPr>
-            <w:r>
-              <w:rPr>
-                <w:sz w:val="24"/>
-                <w:szCs w:val="24"/>
+                <w:rFonts w:ascii="Lora" w:hAnsi="Lora"/>
+              </w:rPr>
+            </w:pPr>
+            <w:r>
+              <w:rPr>
+                <w:rFonts w:ascii="Lora" w:hAnsi="Lora"/>
               </w:rPr>
               <w:t>Price of 1 piece (RMB)</w:t>
             </w:r>
@@ -4949,14 +4507,12 @@
             <w:pPr>
               <w:widowControl w:val="0"/>
               <w:rPr>
-                <w:sz w:val="24"/>
-                <w:szCs w:val="24"/>
-              </w:rPr>
-            </w:pPr>
-            <w:r>
-              <w:rPr>
-                <w:sz w:val="24"/>
-                <w:szCs w:val="24"/>
+                <w:rFonts w:ascii="Lora" w:hAnsi="Lora"/>
+              </w:rPr>
+            </w:pPr>
+            <w:r>
+              <w:rPr>
+                <w:rFonts w:ascii="Lora" w:hAnsi="Lora"/>
               </w:rPr>
               <w:t>No. pieces needed</w:t>
             </w:r>
@@ -4976,25 +4532,14 @@
             <w:pPr>
               <w:widowControl w:val="0"/>
               <w:rPr>
-                <w:sz w:val="24"/>
-                <w:szCs w:val="24"/>
-                <w:vertAlign w:val="superscript"/>
-              </w:rPr>
-            </w:pPr>
-            <w:r>
-              <w:rPr>
-                <w:sz w:val="24"/>
-                <w:szCs w:val="24"/>
+                <w:rFonts w:ascii="Lora" w:hAnsi="Lora"/>
+              </w:rPr>
+            </w:pPr>
+            <w:r>
+              <w:rPr>
+                <w:rFonts w:ascii="Lora" w:hAnsi="Lora"/>
               </w:rPr>
               <w:t>Total price (RMB)</w:t>
-            </w:r>
-            <w:r>
-              <w:rPr>
-                <w:sz w:val="24"/>
-                <w:szCs w:val="24"/>
-                <w:vertAlign w:val="superscript"/>
-              </w:rPr>
-              <w:t>a</w:t>
             </w:r>
           </w:p>
         </w:tc>
@@ -5014,14 +4559,12 @@
             <w:pPr>
               <w:widowControl w:val="0"/>
               <w:rPr>
-                <w:sz w:val="24"/>
-                <w:szCs w:val="24"/>
-              </w:rPr>
-            </w:pPr>
-            <w:r>
-              <w:rPr>
-                <w:sz w:val="24"/>
-                <w:szCs w:val="24"/>
+                <w:rFonts w:ascii="Lora" w:hAnsi="Lora"/>
+              </w:rPr>
+            </w:pPr>
+            <w:r>
+              <w:rPr>
+                <w:rFonts w:ascii="Lora" w:hAnsi="Lora"/>
               </w:rPr>
               <w:t>Lens holders</w:t>
             </w:r>
@@ -5041,88 +4584,69 @@
             <w:pPr>
               <w:widowControl w:val="0"/>
               <w:rPr>
-                <w:sz w:val="24"/>
-                <w:szCs w:val="24"/>
-                <w:lang w:eastAsia="zh-CN"/>
-              </w:rPr>
-            </w:pPr>
-            <w:r>
-              <w:rPr>
-                <w:rFonts w:eastAsia="Gungsuh"/>
-                <w:sz w:val="24"/>
-                <w:szCs w:val="24"/>
+                <w:rFonts w:ascii="Lora" w:hAnsi="Lora"/>
+                <w:lang w:eastAsia="zh-CN"/>
+              </w:rPr>
+            </w:pPr>
+            <w:r>
+              <w:rPr>
+                <w:rFonts w:ascii="Lora" w:eastAsia="Gungsuh" w:hAnsi="Lora" w:cs="Gungsuh"/>
                 <w:lang w:eastAsia="zh-CN"/>
               </w:rPr>
               <w:t xml:space="preserve">HCP24 </w:t>
             </w:r>
             <w:r>
               <w:rPr>
-                <w:rFonts w:eastAsia="SimSun"/>
-                <w:sz w:val="24"/>
-                <w:szCs w:val="24"/>
+                <w:rFonts w:ascii="Lora" w:eastAsia="SimSun" w:hAnsi="Lora" w:cs="SimSun"/>
                 <w:lang w:eastAsia="zh-CN"/>
               </w:rPr>
               <w:t>顶丝</w:t>
             </w:r>
             <w:r>
               <w:rPr>
-                <w:rFonts w:eastAsia="Gungsuh"/>
-                <w:sz w:val="24"/>
-                <w:szCs w:val="24"/>
+                <w:rFonts w:ascii="Lora" w:eastAsia="Gungsuh" w:hAnsi="Lora" w:cs="Gungsuh"/>
                 <w:lang w:eastAsia="zh-CN"/>
               </w:rPr>
               <w:t>式</w:t>
             </w:r>
             <w:r>
               <w:rPr>
-                <w:rFonts w:eastAsia="SimSun"/>
-                <w:sz w:val="24"/>
-                <w:szCs w:val="24"/>
+                <w:rFonts w:ascii="Lora" w:eastAsia="SimSun" w:hAnsi="Lora" w:cs="SimSun"/>
                 <w:lang w:eastAsia="zh-CN"/>
               </w:rPr>
               <w:t>镜</w:t>
             </w:r>
             <w:r>
               <w:rPr>
-                <w:rFonts w:eastAsia="Gungsuh"/>
-                <w:sz w:val="24"/>
-                <w:szCs w:val="24"/>
+                <w:rFonts w:ascii="Lora" w:eastAsia="Gungsuh" w:hAnsi="Lora" w:cs="Gungsuh"/>
                 <w:lang w:eastAsia="zh-CN"/>
               </w:rPr>
               <w:t>架</w:t>
             </w:r>
             <w:r>
               <w:rPr>
-                <w:rFonts w:eastAsia="Gungsuh"/>
-                <w:sz w:val="24"/>
-                <w:szCs w:val="24"/>
+                <w:rFonts w:ascii="Lora" w:eastAsia="Gungsuh" w:hAnsi="Lora" w:cs="Gungsuh"/>
                 <w:lang w:eastAsia="zh-CN"/>
               </w:rPr>
               <w:t xml:space="preserve"> </w:t>
             </w:r>
             <w:r>
               <w:rPr>
-                <w:rFonts w:eastAsia="Gungsuh"/>
-                <w:sz w:val="24"/>
-                <w:szCs w:val="24"/>
+                <w:rFonts w:ascii="Lora" w:eastAsia="Gungsuh" w:hAnsi="Lora" w:cs="Gungsuh"/>
                 <w:lang w:eastAsia="zh-CN"/>
               </w:rPr>
               <w:t>直</w:t>
             </w:r>
             <w:r>
               <w:rPr>
-                <w:rFonts w:eastAsia="MS Mincho"/>
-                <w:sz w:val="24"/>
-                <w:szCs w:val="24"/>
+                <w:rFonts w:ascii="Lora" w:eastAsia="MS Mincho" w:hAnsi="Lora" w:cs="MS Mincho"/>
                 <w:lang w:eastAsia="zh-CN"/>
               </w:rPr>
               <w:t>径</w:t>
             </w:r>
             <w:r>
               <w:rPr>
-                <w:rFonts w:eastAsia="Gungsuh"/>
-                <w:sz w:val="24"/>
-                <w:szCs w:val="24"/>
+                <w:rFonts w:ascii="Lora" w:eastAsia="Gungsuh" w:hAnsi="Lora" w:cs="Gungsuh"/>
                 <w:lang w:eastAsia="zh-CN"/>
               </w:rPr>
               <w:t>25.4</w:t>
@@ -5143,14 +4667,12 @@
             <w:pPr>
               <w:widowControl w:val="0"/>
               <w:rPr>
-                <w:sz w:val="24"/>
-                <w:szCs w:val="24"/>
-              </w:rPr>
-            </w:pPr>
-            <w:r>
-              <w:rPr>
-                <w:sz w:val="24"/>
-                <w:szCs w:val="24"/>
+                <w:rFonts w:ascii="Lora" w:hAnsi="Lora"/>
+              </w:rPr>
+            </w:pPr>
+            <w:r>
+              <w:rPr>
+                <w:rFonts w:ascii="Lora" w:hAnsi="Lora"/>
               </w:rPr>
               <w:t>25.4mm diameter; 30mm cage system</w:t>
             </w:r>
@@ -5170,66 +4692,49 @@
             <w:pPr>
               <w:widowControl w:val="0"/>
               <w:rPr>
-                <w:sz w:val="24"/>
-                <w:szCs w:val="24"/>
-              </w:rPr>
-            </w:pPr>
-            <w:proofErr w:type="spellStart"/>
-            <w:r>
-              <w:rPr>
-                <w:rFonts w:eastAsia="Gungsuh"/>
-                <w:sz w:val="24"/>
-                <w:szCs w:val="24"/>
+                <w:rFonts w:ascii="Lora" w:hAnsi="Lora"/>
+              </w:rPr>
+            </w:pPr>
+            <w:r>
+              <w:rPr>
+                <w:rFonts w:ascii="Lora" w:eastAsia="Gungsuh" w:hAnsi="Lora" w:cs="Gungsuh"/>
               </w:rPr>
               <w:t>恒洋光</w:t>
             </w:r>
             <w:r>
               <w:rPr>
-                <w:rFonts w:eastAsia="MS Mincho"/>
-                <w:sz w:val="24"/>
-                <w:szCs w:val="24"/>
+                <w:rFonts w:ascii="Lora" w:eastAsia="MS Mincho" w:hAnsi="Lora" w:cs="MS Mincho"/>
               </w:rPr>
               <w:t>学</w:t>
             </w:r>
             <w:r>
               <w:rPr>
-                <w:rFonts w:eastAsia="Gungsuh"/>
-                <w:sz w:val="24"/>
-                <w:szCs w:val="24"/>
+                <w:rFonts w:ascii="Lora" w:eastAsia="Gungsuh" w:hAnsi="Lora" w:cs="Gungsuh"/>
               </w:rPr>
               <w:t>旗</w:t>
             </w:r>
             <w:r>
               <w:rPr>
-                <w:rFonts w:eastAsia="SimSun"/>
-                <w:sz w:val="24"/>
-                <w:szCs w:val="24"/>
+                <w:rFonts w:ascii="Lora" w:eastAsia="SimSun" w:hAnsi="Lora" w:cs="SimSun"/>
               </w:rPr>
               <w:t>舰</w:t>
             </w:r>
             <w:r>
               <w:rPr>
-                <w:rFonts w:eastAsia="Gungsuh"/>
-                <w:sz w:val="24"/>
-                <w:szCs w:val="24"/>
+                <w:rFonts w:ascii="Lora" w:eastAsia="Gungsuh" w:hAnsi="Lora" w:cs="Gungsuh"/>
               </w:rPr>
               <w:t>店</w:t>
             </w:r>
-            <w:proofErr w:type="spellEnd"/>
-            <w:r>
-              <w:rPr>
-                <w:rFonts w:eastAsia="Gungsuh"/>
-                <w:sz w:val="24"/>
-                <w:szCs w:val="24"/>
+            <w:r>
+              <w:rPr>
+                <w:rFonts w:ascii="Lora" w:eastAsia="Gungsuh" w:hAnsi="Lora" w:cs="Gungsuh"/>
                 <w:lang w:val="en-US" w:eastAsia="zh-CN"/>
               </w:rPr>
               <w:t xml:space="preserve">, </w:t>
             </w:r>
             <w:r>
               <w:rPr>
-                <w:rFonts w:eastAsia="Gungsuh"/>
-                <w:sz w:val="24"/>
-                <w:szCs w:val="24"/>
+                <w:rFonts w:ascii="Lora" w:eastAsia="Gungsuh" w:hAnsi="Lora" w:cs="Gungsuh"/>
                 <w:lang w:eastAsia="zh-CN"/>
               </w:rPr>
               <w:t>Taobao</w:t>
@@ -5250,14 +4755,12 @@
             <w:pPr>
               <w:widowControl w:val="0"/>
               <w:rPr>
-                <w:sz w:val="24"/>
-                <w:szCs w:val="24"/>
-              </w:rPr>
-            </w:pPr>
-            <w:r>
-              <w:rPr>
-                <w:sz w:val="24"/>
-                <w:szCs w:val="24"/>
+                <w:rFonts w:ascii="Lora" w:hAnsi="Lora"/>
+              </w:rPr>
+            </w:pPr>
+            <w:r>
+              <w:rPr>
+                <w:rFonts w:ascii="Lora" w:hAnsi="Lora"/>
               </w:rPr>
               <w:t>113</w:t>
             </w:r>
@@ -5277,14 +4780,12 @@
             <w:pPr>
               <w:widowControl w:val="0"/>
               <w:rPr>
-                <w:sz w:val="24"/>
-                <w:szCs w:val="24"/>
-              </w:rPr>
-            </w:pPr>
-            <w:r>
-              <w:rPr>
-                <w:sz w:val="24"/>
-                <w:szCs w:val="24"/>
+                <w:rFonts w:ascii="Lora" w:hAnsi="Lora"/>
+              </w:rPr>
+            </w:pPr>
+            <w:r>
+              <w:rPr>
+                <w:rFonts w:ascii="Lora" w:hAnsi="Lora"/>
               </w:rPr>
               <w:t>2</w:t>
             </w:r>
@@ -5304,14 +4805,12 @@
             <w:pPr>
               <w:widowControl w:val="0"/>
               <w:rPr>
-                <w:sz w:val="24"/>
-                <w:szCs w:val="24"/>
-              </w:rPr>
-            </w:pPr>
-            <w:r>
-              <w:rPr>
-                <w:sz w:val="24"/>
-                <w:szCs w:val="24"/>
+                <w:rFonts w:ascii="Lora" w:hAnsi="Lora"/>
+              </w:rPr>
+            </w:pPr>
+            <w:r>
+              <w:rPr>
+                <w:rFonts w:ascii="Lora" w:hAnsi="Lora"/>
               </w:rPr>
               <w:t>226</w:t>
             </w:r>
@@ -5333,14 +4832,12 @@
             <w:pPr>
               <w:widowControl w:val="0"/>
               <w:rPr>
-                <w:sz w:val="24"/>
-                <w:szCs w:val="24"/>
-              </w:rPr>
-            </w:pPr>
-            <w:r>
-              <w:rPr>
-                <w:sz w:val="24"/>
-                <w:szCs w:val="24"/>
+                <w:rFonts w:ascii="Lora" w:hAnsi="Lora"/>
+              </w:rPr>
+            </w:pPr>
+            <w:r>
+              <w:rPr>
+                <w:rFonts w:ascii="Lora" w:hAnsi="Lora"/>
               </w:rPr>
               <w:t>Retaining ring</w:t>
             </w:r>
@@ -5360,68 +4857,67 @@
             <w:pPr>
               <w:widowControl w:val="0"/>
               <w:rPr>
-                <w:sz w:val="24"/>
-                <w:szCs w:val="24"/>
-              </w:rPr>
-            </w:pPr>
-            <w:r>
-              <w:rPr>
-                <w:rFonts w:eastAsia="Gungsuh"/>
-                <w:sz w:val="24"/>
-                <w:szCs w:val="24"/>
+                <w:rFonts w:ascii="Lora" w:hAnsi="Lora"/>
+              </w:rPr>
+            </w:pPr>
+            <w:r>
+              <w:rPr>
+                <w:rFonts w:ascii="Lora" w:eastAsia="Gungsuh" w:hAnsi="Lora" w:cs="Gungsuh"/>
               </w:rPr>
               <w:t xml:space="preserve">SM05LRR </w:t>
             </w:r>
-            <w:proofErr w:type="spellStart"/>
-            <w:r>
-              <w:rPr>
-                <w:rFonts w:eastAsia="Gungsuh"/>
-                <w:sz w:val="24"/>
-                <w:szCs w:val="24"/>
+            <w:r>
+              <w:rPr>
+                <w:rFonts w:ascii="Lora" w:eastAsia="Gungsuh" w:hAnsi="Lora" w:cs="Gungsuh"/>
               </w:rPr>
               <w:t>卡</w:t>
             </w:r>
             <w:r>
               <w:rPr>
-                <w:rFonts w:eastAsia="SimSun"/>
-                <w:sz w:val="24"/>
-                <w:szCs w:val="24"/>
+                <w:rFonts w:ascii="Lora" w:eastAsia="SimSun" w:hAnsi="Lora" w:cs="SimSun"/>
               </w:rPr>
               <w:t>环</w:t>
             </w:r>
-            <w:proofErr w:type="spellEnd"/>
-            <w:r>
-              <w:rPr>
-                <w:rFonts w:eastAsia="Gungsuh"/>
-                <w:sz w:val="24"/>
-                <w:szCs w:val="24"/>
-              </w:rPr>
-              <w:t xml:space="preserve"> φ12.7mm</w:t>
-            </w:r>
-          </w:p>
-        </w:tc>
-        <w:tc>
-          <w:tcPr>
-            <w:tcW w:w="0" w:type="auto"/>
-            <w:tcMar>
-              <w:top w:w="100" w:type="dxa"/>
-              <w:left w:w="100" w:type="dxa"/>
-              <w:bottom w:w="100" w:type="dxa"/>
-              <w:right w:w="100" w:type="dxa"/>
-            </w:tcMar>
-          </w:tcPr>
-          <w:p>
-            <w:pPr>
-              <w:widowControl w:val="0"/>
-              <w:rPr>
-                <w:sz w:val="24"/>
-                <w:szCs w:val="24"/>
-              </w:rPr>
-            </w:pPr>
-            <w:r>
-              <w:rPr>
-                <w:sz w:val="24"/>
-                <w:szCs w:val="24"/>
+            <w:r>
+              <w:rPr>
+                <w:rFonts w:ascii="Lora" w:eastAsia="Gungsuh" w:hAnsi="Lora" w:cs="Gungsuh"/>
+              </w:rPr>
+              <w:t xml:space="preserve"> </w:t>
+            </w:r>
+            <w:r>
+              <w:rPr>
+                <w:rFonts w:ascii="Cambria" w:eastAsia="Gungsuh" w:hAnsi="Cambria" w:cs="Cambria"/>
+              </w:rPr>
+              <w:t>φ</w:t>
+            </w:r>
+            <w:r>
+              <w:rPr>
+                <w:rFonts w:ascii="Lora" w:eastAsia="Gungsuh" w:hAnsi="Lora" w:cs="Gungsuh"/>
+              </w:rPr>
+              <w:t>12.7mm</w:t>
+            </w:r>
+          </w:p>
+        </w:tc>
+        <w:tc>
+          <w:tcPr>
+            <w:tcW w:w="0" w:type="auto"/>
+            <w:tcMar>
+              <w:top w:w="100" w:type="dxa"/>
+              <w:left w:w="100" w:type="dxa"/>
+              <w:bottom w:w="100" w:type="dxa"/>
+              <w:right w:w="100" w:type="dxa"/>
+            </w:tcMar>
+          </w:tcPr>
+          <w:p>
+            <w:pPr>
+              <w:widowControl w:val="0"/>
+              <w:rPr>
+                <w:rFonts w:ascii="Lora" w:hAnsi="Lora"/>
+              </w:rPr>
+            </w:pPr>
+            <w:r>
+              <w:rPr>
+                <w:rFonts w:ascii="Lora" w:hAnsi="Lora"/>
               </w:rPr>
               <w:t>1/2” inner diameter</w:t>
             </w:r>
@@ -5441,58 +4937,43 @@
             <w:pPr>
               <w:widowControl w:val="0"/>
               <w:rPr>
-                <w:sz w:val="24"/>
-                <w:szCs w:val="24"/>
-              </w:rPr>
-            </w:pPr>
-            <w:proofErr w:type="spellStart"/>
-            <w:r>
-              <w:rPr>
-                <w:rFonts w:eastAsia="Gungsuh"/>
-                <w:sz w:val="24"/>
-                <w:szCs w:val="24"/>
+                <w:rFonts w:ascii="Lora" w:hAnsi="Lora"/>
+              </w:rPr>
+            </w:pPr>
+            <w:r>
+              <w:rPr>
+                <w:rFonts w:ascii="Lora" w:eastAsia="Gungsuh" w:hAnsi="Lora" w:cs="Gungsuh"/>
               </w:rPr>
               <w:t>恒</w:t>
             </w:r>
             <w:r>
               <w:rPr>
-                <w:rFonts w:eastAsia="MS Mincho"/>
-                <w:sz w:val="24"/>
-                <w:szCs w:val="24"/>
+                <w:rFonts w:ascii="Lora" w:eastAsia="MS Mincho" w:hAnsi="Lora" w:cs="MS Mincho"/>
               </w:rPr>
               <w:t>阳</w:t>
             </w:r>
             <w:r>
               <w:rPr>
-                <w:rFonts w:eastAsia="Gungsuh"/>
-                <w:sz w:val="24"/>
-                <w:szCs w:val="24"/>
+                <w:rFonts w:ascii="Lora" w:eastAsia="Gungsuh" w:hAnsi="Lora" w:cs="Gungsuh"/>
               </w:rPr>
               <w:t>光</w:t>
             </w:r>
             <w:r>
               <w:rPr>
-                <w:rFonts w:eastAsia="MS Mincho"/>
-                <w:sz w:val="24"/>
-                <w:szCs w:val="24"/>
+                <w:rFonts w:ascii="Lora" w:eastAsia="MS Mincho" w:hAnsi="Lora" w:cs="MS Mincho"/>
               </w:rPr>
               <w:t>学</w:t>
             </w:r>
-            <w:proofErr w:type="spellEnd"/>
-            <w:r>
-              <w:rPr>
-                <w:rFonts w:eastAsia="Gungsuh"/>
-                <w:sz w:val="24"/>
-                <w:szCs w:val="24"/>
+            <w:r>
+              <w:rPr>
+                <w:rFonts w:ascii="Lora" w:eastAsia="Gungsuh" w:hAnsi="Lora" w:cs="Gungsuh"/>
                 <w:lang w:val="en-US" w:eastAsia="zh-CN"/>
               </w:rPr>
               <w:t xml:space="preserve">, </w:t>
             </w:r>
             <w:r>
               <w:rPr>
-                <w:rFonts w:eastAsia="Gungsuh"/>
-                <w:sz w:val="24"/>
-                <w:szCs w:val="24"/>
+                <w:rFonts w:ascii="Lora" w:eastAsia="Gungsuh" w:hAnsi="Lora" w:cs="Gungsuh"/>
                 <w:lang w:eastAsia="zh-CN"/>
               </w:rPr>
               <w:t>Taobao</w:t>
@@ -5513,14 +4994,12 @@
             <w:pPr>
               <w:widowControl w:val="0"/>
               <w:rPr>
-                <w:sz w:val="24"/>
-                <w:szCs w:val="24"/>
-              </w:rPr>
-            </w:pPr>
-            <w:r>
-              <w:rPr>
-                <w:sz w:val="24"/>
-                <w:szCs w:val="24"/>
+                <w:rFonts w:ascii="Lora" w:hAnsi="Lora"/>
+              </w:rPr>
+            </w:pPr>
+            <w:r>
+              <w:rPr>
+                <w:rFonts w:ascii="Lora" w:hAnsi="Lora"/>
               </w:rPr>
               <w:t>19.78</w:t>
             </w:r>
@@ -5540,14 +5019,12 @@
             <w:pPr>
               <w:widowControl w:val="0"/>
               <w:rPr>
-                <w:sz w:val="24"/>
-                <w:szCs w:val="24"/>
-              </w:rPr>
-            </w:pPr>
-            <w:r>
-              <w:rPr>
-                <w:sz w:val="24"/>
-                <w:szCs w:val="24"/>
+                <w:rFonts w:ascii="Lora" w:hAnsi="Lora"/>
+              </w:rPr>
+            </w:pPr>
+            <w:r>
+              <w:rPr>
+                <w:rFonts w:ascii="Lora" w:hAnsi="Lora"/>
               </w:rPr>
               <w:t>1</w:t>
             </w:r>
@@ -5567,14 +5044,12 @@
             <w:pPr>
               <w:widowControl w:val="0"/>
               <w:rPr>
-                <w:sz w:val="24"/>
-                <w:szCs w:val="24"/>
-              </w:rPr>
-            </w:pPr>
-            <w:r>
-              <w:rPr>
-                <w:sz w:val="24"/>
-                <w:szCs w:val="24"/>
+                <w:rFonts w:ascii="Lora" w:hAnsi="Lora"/>
+              </w:rPr>
+            </w:pPr>
+            <w:r>
+              <w:rPr>
+                <w:rFonts w:ascii="Lora" w:hAnsi="Lora"/>
               </w:rPr>
               <w:t>19.78</w:t>
             </w:r>
@@ -5596,14 +5071,12 @@
             <w:pPr>
               <w:widowControl w:val="0"/>
               <w:rPr>
-                <w:sz w:val="24"/>
-                <w:szCs w:val="24"/>
-              </w:rPr>
-            </w:pPr>
-            <w:r>
-              <w:rPr>
-                <w:sz w:val="24"/>
-                <w:szCs w:val="24"/>
+                <w:rFonts w:ascii="Lora" w:hAnsi="Lora"/>
+              </w:rPr>
+            </w:pPr>
+            <w:r>
+              <w:rPr>
+                <w:rFonts w:ascii="Lora" w:hAnsi="Lora"/>
               </w:rPr>
               <w:t>Retaining ring adapter</w:t>
             </w:r>
@@ -5623,63 +5096,48 @@
             <w:pPr>
               <w:widowControl w:val="0"/>
               <w:rPr>
-                <w:sz w:val="24"/>
-                <w:szCs w:val="24"/>
-              </w:rPr>
-            </w:pPr>
-            <w:r>
-              <w:rPr>
-                <w:rFonts w:eastAsia="Gungsuh"/>
-                <w:sz w:val="24"/>
-                <w:szCs w:val="24"/>
+                <w:rFonts w:ascii="Lora" w:hAnsi="Lora"/>
+              </w:rPr>
+            </w:pPr>
+            <w:r>
+              <w:rPr>
+                <w:rFonts w:ascii="Lora" w:eastAsia="Gungsuh" w:hAnsi="Lora" w:cs="Gungsuh"/>
               </w:rPr>
               <w:t>SM1A6 SM1</w:t>
             </w:r>
             <w:r>
               <w:rPr>
-                <w:rFonts w:eastAsia="Gungsuh"/>
-                <w:sz w:val="24"/>
-                <w:szCs w:val="24"/>
+                <w:rFonts w:ascii="Lora" w:eastAsia="Gungsuh" w:hAnsi="Lora" w:cs="Gungsuh"/>
               </w:rPr>
               <w:t>外螺</w:t>
             </w:r>
             <w:r>
               <w:rPr>
-                <w:rFonts w:eastAsia="SimSun"/>
-                <w:sz w:val="24"/>
-                <w:szCs w:val="24"/>
+                <w:rFonts w:ascii="Lora" w:eastAsia="SimSun" w:hAnsi="Lora" w:cs="SimSun"/>
               </w:rPr>
               <w:t>纹</w:t>
             </w:r>
             <w:r>
               <w:rPr>
-                <w:rFonts w:eastAsia="Gungsuh"/>
-                <w:sz w:val="24"/>
-                <w:szCs w:val="24"/>
+                <w:rFonts w:ascii="Lora" w:eastAsia="Gungsuh" w:hAnsi="Lora" w:cs="Gungsuh"/>
               </w:rPr>
               <w:t>/SM05</w:t>
             </w:r>
             <w:r>
               <w:rPr>
-                <w:rFonts w:eastAsia="MS Mincho"/>
-                <w:sz w:val="24"/>
-                <w:szCs w:val="24"/>
+                <w:rFonts w:ascii="Lora" w:eastAsia="MS Mincho" w:hAnsi="Lora" w:cs="MS Mincho"/>
               </w:rPr>
               <w:t>内</w:t>
             </w:r>
             <w:r>
               <w:rPr>
-                <w:rFonts w:eastAsia="Gungsuh"/>
-                <w:sz w:val="24"/>
-                <w:szCs w:val="24"/>
+                <w:rFonts w:ascii="Lora" w:eastAsia="Gungsuh" w:hAnsi="Lora" w:cs="Gungsuh"/>
               </w:rPr>
               <w:t>螺</w:t>
             </w:r>
             <w:r>
               <w:rPr>
-                <w:rFonts w:eastAsia="SimSun"/>
-                <w:sz w:val="24"/>
-                <w:szCs w:val="24"/>
+                <w:rFonts w:ascii="Lora" w:eastAsia="SimSun" w:hAnsi="Lora" w:cs="SimSun"/>
               </w:rPr>
               <w:t>纹</w:t>
             </w:r>
@@ -5699,14 +5157,12 @@
             <w:pPr>
               <w:widowControl w:val="0"/>
               <w:rPr>
-                <w:sz w:val="24"/>
-                <w:szCs w:val="24"/>
-              </w:rPr>
-            </w:pPr>
-            <w:r>
-              <w:rPr>
-                <w:sz w:val="24"/>
-                <w:szCs w:val="24"/>
+                <w:rFonts w:ascii="Lora" w:hAnsi="Lora"/>
+              </w:rPr>
+            </w:pPr>
+            <w:r>
+              <w:rPr>
+                <w:rFonts w:ascii="Lora" w:hAnsi="Lora"/>
               </w:rPr>
               <w:t>SM1 outer/SM05 inner</w:t>
             </w:r>
@@ -5726,58 +5182,43 @@
             <w:pPr>
               <w:widowControl w:val="0"/>
               <w:rPr>
-                <w:sz w:val="24"/>
-                <w:szCs w:val="24"/>
-              </w:rPr>
-            </w:pPr>
-            <w:proofErr w:type="spellStart"/>
-            <w:r>
-              <w:rPr>
-                <w:rFonts w:eastAsia="Gungsuh"/>
-                <w:sz w:val="24"/>
-                <w:szCs w:val="24"/>
+                <w:rFonts w:ascii="Lora" w:hAnsi="Lora"/>
+              </w:rPr>
+            </w:pPr>
+            <w:r>
+              <w:rPr>
+                <w:rFonts w:ascii="Lora" w:eastAsia="Gungsuh" w:hAnsi="Lora" w:cs="Gungsuh"/>
               </w:rPr>
               <w:t>恒</w:t>
             </w:r>
             <w:r>
               <w:rPr>
-                <w:rFonts w:eastAsia="MS Mincho"/>
-                <w:sz w:val="24"/>
-                <w:szCs w:val="24"/>
+                <w:rFonts w:ascii="Lora" w:eastAsia="MS Mincho" w:hAnsi="Lora" w:cs="MS Mincho"/>
               </w:rPr>
               <w:t>阳</w:t>
             </w:r>
             <w:r>
               <w:rPr>
-                <w:rFonts w:eastAsia="Gungsuh"/>
-                <w:sz w:val="24"/>
-                <w:szCs w:val="24"/>
+                <w:rFonts w:ascii="Lora" w:eastAsia="Gungsuh" w:hAnsi="Lora" w:cs="Gungsuh"/>
               </w:rPr>
               <w:t>光</w:t>
             </w:r>
             <w:r>
               <w:rPr>
-                <w:rFonts w:eastAsia="MS Mincho"/>
-                <w:sz w:val="24"/>
-                <w:szCs w:val="24"/>
+                <w:rFonts w:ascii="Lora" w:eastAsia="MS Mincho" w:hAnsi="Lora" w:cs="MS Mincho"/>
               </w:rPr>
               <w:t>学</w:t>
             </w:r>
-            <w:proofErr w:type="spellEnd"/>
-            <w:r>
-              <w:rPr>
-                <w:rFonts w:eastAsia="Gungsuh"/>
-                <w:sz w:val="24"/>
-                <w:szCs w:val="24"/>
+            <w:r>
+              <w:rPr>
+                <w:rFonts w:ascii="Lora" w:eastAsia="Gungsuh" w:hAnsi="Lora" w:cs="Gungsuh"/>
                 <w:lang w:val="en-US" w:eastAsia="zh-CN"/>
               </w:rPr>
               <w:t xml:space="preserve">, </w:t>
             </w:r>
             <w:r>
               <w:rPr>
-                <w:rFonts w:eastAsia="Gungsuh"/>
-                <w:sz w:val="24"/>
-                <w:szCs w:val="24"/>
+                <w:rFonts w:ascii="Lora" w:eastAsia="Gungsuh" w:hAnsi="Lora" w:cs="Gungsuh"/>
                 <w:lang w:eastAsia="zh-CN"/>
               </w:rPr>
               <w:t>Taobao</w:t>
@@ -5798,14 +5239,12 @@
             <w:pPr>
               <w:widowControl w:val="0"/>
               <w:rPr>
-                <w:sz w:val="24"/>
-                <w:szCs w:val="24"/>
-              </w:rPr>
-            </w:pPr>
-            <w:r>
-              <w:rPr>
-                <w:sz w:val="24"/>
-                <w:szCs w:val="24"/>
+                <w:rFonts w:ascii="Lora" w:hAnsi="Lora"/>
+              </w:rPr>
+            </w:pPr>
+            <w:r>
+              <w:rPr>
+                <w:rFonts w:ascii="Lora" w:hAnsi="Lora"/>
               </w:rPr>
               <w:t>133.52</w:t>
             </w:r>
@@ -5825,14 +5264,12 @@
             <w:pPr>
               <w:widowControl w:val="0"/>
               <w:rPr>
-                <w:sz w:val="24"/>
-                <w:szCs w:val="24"/>
-              </w:rPr>
-            </w:pPr>
-            <w:r>
-              <w:rPr>
-                <w:sz w:val="24"/>
-                <w:szCs w:val="24"/>
+                <w:rFonts w:ascii="Lora" w:hAnsi="Lora"/>
+              </w:rPr>
+            </w:pPr>
+            <w:r>
+              <w:rPr>
+                <w:rFonts w:ascii="Lora" w:hAnsi="Lora"/>
               </w:rPr>
               <w:t>1</w:t>
             </w:r>
@@ -5852,14 +5289,12 @@
             <w:pPr>
               <w:widowControl w:val="0"/>
               <w:rPr>
-                <w:sz w:val="24"/>
-                <w:szCs w:val="24"/>
-              </w:rPr>
-            </w:pPr>
-            <w:r>
-              <w:rPr>
-                <w:sz w:val="24"/>
-                <w:szCs w:val="24"/>
+                <w:rFonts w:ascii="Lora" w:hAnsi="Lora"/>
+              </w:rPr>
+            </w:pPr>
+            <w:r>
+              <w:rPr>
+                <w:rFonts w:ascii="Lora" w:hAnsi="Lora"/>
               </w:rPr>
               <w:t>133.52</w:t>
             </w:r>
@@ -5881,14 +5316,12 @@
             <w:pPr>
               <w:widowControl w:val="0"/>
               <w:rPr>
-                <w:sz w:val="24"/>
-                <w:szCs w:val="24"/>
-              </w:rPr>
-            </w:pPr>
-            <w:r>
-              <w:rPr>
-                <w:sz w:val="24"/>
-                <w:szCs w:val="24"/>
+                <w:rFonts w:ascii="Lora" w:hAnsi="Lora"/>
+              </w:rPr>
+            </w:pPr>
+            <w:r>
+              <w:rPr>
+                <w:rFonts w:ascii="Lora" w:hAnsi="Lora"/>
               </w:rPr>
               <w:t>Cage assembly rods</w:t>
             </w:r>
@@ -5908,55 +5341,54 @@
             <w:pPr>
               <w:widowControl w:val="0"/>
               <w:rPr>
-                <w:sz w:val="24"/>
-                <w:szCs w:val="24"/>
-              </w:rPr>
-            </w:pPr>
-            <w:r>
-              <w:rPr>
-                <w:rFonts w:eastAsia="Gungsuh"/>
-                <w:sz w:val="24"/>
-                <w:szCs w:val="24"/>
-              </w:rPr>
-              <w:t>HCT-050-P4 φ6</w:t>
-            </w:r>
-            <w:r>
-              <w:rPr>
-                <w:rFonts w:eastAsia="Gungsuh"/>
-                <w:sz w:val="24"/>
-                <w:szCs w:val="24"/>
+                <w:rFonts w:ascii="Lora" w:hAnsi="Lora"/>
+              </w:rPr>
+            </w:pPr>
+            <w:r>
+              <w:rPr>
+                <w:rFonts w:ascii="Lora" w:eastAsia="Gungsuh" w:hAnsi="Lora" w:cs="Gungsuh"/>
+              </w:rPr>
+              <w:t xml:space="preserve">HCT-050-P4 </w:t>
+            </w:r>
+            <w:r>
+              <w:rPr>
+                <w:rFonts w:ascii="Cambria" w:eastAsia="Gungsuh" w:hAnsi="Cambria" w:cs="Cambria"/>
+              </w:rPr>
+              <w:t>φ</w:t>
+            </w:r>
+            <w:r>
+              <w:rPr>
+                <w:rFonts w:ascii="Lora" w:eastAsia="Gungsuh" w:hAnsi="Lora" w:cs="Gungsuh"/>
+              </w:rPr>
+              <w:t>6</w:t>
+            </w:r>
+            <w:r>
+              <w:rPr>
+                <w:rFonts w:ascii="Lora" w:eastAsia="Gungsuh" w:hAnsi="Lora" w:cs="Gungsuh"/>
               </w:rPr>
               <w:t>，</w:t>
             </w:r>
             <w:r>
               <w:rPr>
-                <w:rFonts w:eastAsia="Gungsuh"/>
-                <w:sz w:val="24"/>
-                <w:szCs w:val="24"/>
+                <w:rFonts w:ascii="Lora" w:eastAsia="Gungsuh" w:hAnsi="Lora" w:cs="Gungsuh"/>
               </w:rPr>
               <w:t>L50mm</w:t>
             </w:r>
             <w:r>
               <w:rPr>
-                <w:rFonts w:eastAsia="Gungsuh"/>
-                <w:sz w:val="24"/>
-                <w:szCs w:val="24"/>
+                <w:rFonts w:ascii="Lora" w:eastAsia="Gungsuh" w:hAnsi="Lora" w:cs="Gungsuh"/>
               </w:rPr>
               <w:t>，</w:t>
             </w:r>
             <w:r>
               <w:rPr>
-                <w:rFonts w:eastAsia="Gungsuh"/>
-                <w:sz w:val="24"/>
-                <w:szCs w:val="24"/>
+                <w:rFonts w:ascii="Lora" w:eastAsia="Gungsuh" w:hAnsi="Lora" w:cs="Gungsuh"/>
               </w:rPr>
               <w:t>4</w:t>
             </w:r>
             <w:r>
               <w:rPr>
-                <w:rFonts w:eastAsia="Gungsuh"/>
-                <w:sz w:val="24"/>
-                <w:szCs w:val="24"/>
+                <w:rFonts w:ascii="Lora" w:eastAsia="Gungsuh" w:hAnsi="Lora" w:cs="Gungsuh"/>
               </w:rPr>
               <w:t>根装</w:t>
             </w:r>
@@ -5976,28 +5408,24 @@
             <w:pPr>
               <w:widowControl w:val="0"/>
               <w:rPr>
-                <w:sz w:val="24"/>
-                <w:szCs w:val="24"/>
-              </w:rPr>
-            </w:pPr>
-            <w:r>
-              <w:rPr>
-                <w:sz w:val="24"/>
-                <w:szCs w:val="24"/>
+                <w:rFonts w:ascii="Lora" w:hAnsi="Lora"/>
+              </w:rPr>
+            </w:pPr>
+            <w:r>
+              <w:rPr>
+                <w:rFonts w:ascii="Lora" w:hAnsi="Lora"/>
               </w:rPr>
               <w:t>50mm length</w:t>
             </w:r>
             <w:r>
               <w:rPr>
-                <w:sz w:val="24"/>
-                <w:szCs w:val="24"/>
+                <w:rFonts w:ascii="Lora" w:hAnsi="Lora"/>
               </w:rPr>
               <w:t xml:space="preserve">; </w:t>
             </w:r>
             <w:r>
               <w:rPr>
-                <w:sz w:val="24"/>
-                <w:szCs w:val="24"/>
+                <w:rFonts w:ascii="Lora" w:hAnsi="Lora"/>
               </w:rPr>
               <w:t>6mm diameter</w:t>
             </w:r>
@@ -6017,88 +5445,69 @@
             <w:pPr>
               <w:widowControl w:val="0"/>
               <w:rPr>
-                <w:sz w:val="24"/>
-                <w:szCs w:val="24"/>
-                <w:lang w:eastAsia="zh-CN"/>
-              </w:rPr>
-            </w:pPr>
-            <w:r>
-              <w:rPr>
-                <w:rFonts w:eastAsia="Gungsuh"/>
-                <w:sz w:val="24"/>
-                <w:szCs w:val="24"/>
+                <w:rFonts w:ascii="Lora" w:hAnsi="Lora"/>
+                <w:lang w:eastAsia="zh-CN"/>
+              </w:rPr>
+            </w:pPr>
+            <w:r>
+              <w:rPr>
+                <w:rFonts w:ascii="Lora" w:eastAsia="Gungsuh" w:hAnsi="Lora" w:cs="Gungsuh"/>
                 <w:lang w:eastAsia="zh-CN"/>
               </w:rPr>
               <w:t>恒</w:t>
             </w:r>
             <w:r>
               <w:rPr>
-                <w:rFonts w:eastAsia="MS Mincho"/>
-                <w:sz w:val="24"/>
-                <w:szCs w:val="24"/>
+                <w:rFonts w:ascii="Lora" w:eastAsia="MS Mincho" w:hAnsi="Lora" w:cs="MS Mincho"/>
                 <w:lang w:eastAsia="zh-CN"/>
               </w:rPr>
               <w:t>阳</w:t>
             </w:r>
             <w:r>
               <w:rPr>
-                <w:rFonts w:eastAsia="Gungsuh"/>
-                <w:sz w:val="24"/>
-                <w:szCs w:val="24"/>
+                <w:rFonts w:ascii="Lora" w:eastAsia="Gungsuh" w:hAnsi="Lora" w:cs="Gungsuh"/>
                 <w:lang w:eastAsia="zh-CN"/>
               </w:rPr>
               <w:t>光</w:t>
             </w:r>
             <w:r>
               <w:rPr>
-                <w:rFonts w:eastAsia="MS Mincho"/>
-                <w:sz w:val="24"/>
-                <w:szCs w:val="24"/>
+                <w:rFonts w:ascii="Lora" w:eastAsia="MS Mincho" w:hAnsi="Lora" w:cs="MS Mincho"/>
                 <w:lang w:eastAsia="zh-CN"/>
               </w:rPr>
               <w:t>学</w:t>
             </w:r>
             <w:r>
               <w:rPr>
-                <w:rFonts w:eastAsia="Gungsuh"/>
-                <w:sz w:val="24"/>
-                <w:szCs w:val="24"/>
+                <w:rFonts w:ascii="Lora" w:eastAsia="Gungsuh" w:hAnsi="Lora" w:cs="Gungsuh"/>
                 <w:lang w:eastAsia="zh-CN"/>
               </w:rPr>
               <w:t>旗</w:t>
             </w:r>
             <w:r>
               <w:rPr>
-                <w:rFonts w:eastAsia="SimSun"/>
-                <w:sz w:val="24"/>
-                <w:szCs w:val="24"/>
+                <w:rFonts w:ascii="Lora" w:eastAsia="SimSun" w:hAnsi="Lora" w:cs="SimSun"/>
                 <w:lang w:eastAsia="zh-CN"/>
               </w:rPr>
               <w:t>舰</w:t>
             </w:r>
             <w:r>
               <w:rPr>
-                <w:rFonts w:eastAsia="Gungsuh"/>
-                <w:sz w:val="24"/>
-                <w:szCs w:val="24"/>
+                <w:rFonts w:ascii="Lora" w:eastAsia="Gungsuh" w:hAnsi="Lora" w:cs="Gungsuh"/>
                 <w:lang w:eastAsia="zh-CN"/>
               </w:rPr>
               <w:t>店</w:t>
             </w:r>
             <w:r>
               <w:rPr>
-                <w:rFonts w:eastAsia="Gungsuh"/>
-                <w:sz w:val="24"/>
-                <w:szCs w:val="24"/>
+                <w:rFonts w:ascii="Lora" w:eastAsia="Gungsuh" w:hAnsi="Lora" w:cs="Gungsuh"/>
                 <w:lang w:val="en-US" w:eastAsia="zh-CN"/>
               </w:rPr>
               <w:t xml:space="preserve">, </w:t>
             </w:r>
             <w:r>
               <w:rPr>
-                <w:rFonts w:eastAsia="Gungsuh"/>
-                <w:sz w:val="24"/>
-                <w:szCs w:val="24"/>
+                <w:rFonts w:ascii="Lora" w:eastAsia="Gungsuh" w:hAnsi="Lora" w:cs="Gungsuh"/>
                 <w:lang w:eastAsia="zh-CN"/>
               </w:rPr>
               <w:t>Taobao</w:t>
@@ -6119,14 +5528,12 @@
             <w:pPr>
               <w:widowControl w:val="0"/>
               <w:rPr>
-                <w:sz w:val="24"/>
-                <w:szCs w:val="24"/>
-              </w:rPr>
-            </w:pPr>
-            <w:r>
-              <w:rPr>
-                <w:sz w:val="24"/>
-                <w:szCs w:val="24"/>
+                <w:rFonts w:ascii="Lora" w:hAnsi="Lora"/>
+              </w:rPr>
+            </w:pPr>
+            <w:r>
+              <w:rPr>
+                <w:rFonts w:ascii="Lora" w:hAnsi="Lora"/>
               </w:rPr>
               <w:t>108</w:t>
             </w:r>
@@ -6146,14 +5553,12 @@
             <w:pPr>
               <w:widowControl w:val="0"/>
               <w:rPr>
-                <w:sz w:val="24"/>
-                <w:szCs w:val="24"/>
-              </w:rPr>
-            </w:pPr>
-            <w:r>
-              <w:rPr>
-                <w:sz w:val="24"/>
-                <w:szCs w:val="24"/>
+                <w:rFonts w:ascii="Lora" w:hAnsi="Lora"/>
+              </w:rPr>
+            </w:pPr>
+            <w:r>
+              <w:rPr>
+                <w:rFonts w:ascii="Lora" w:hAnsi="Lora"/>
               </w:rPr>
               <w:t>1</w:t>
             </w:r>
@@ -6173,14 +5578,12 @@
             <w:pPr>
               <w:widowControl w:val="0"/>
               <w:rPr>
-                <w:sz w:val="24"/>
-                <w:szCs w:val="24"/>
-              </w:rPr>
-            </w:pPr>
-            <w:r>
-              <w:rPr>
-                <w:sz w:val="24"/>
-                <w:szCs w:val="24"/>
+                <w:rFonts w:ascii="Lora" w:hAnsi="Lora"/>
+              </w:rPr>
+            </w:pPr>
+            <w:r>
+              <w:rPr>
+                <w:rFonts w:ascii="Lora" w:hAnsi="Lora"/>
               </w:rPr>
               <w:t>108</w:t>
             </w:r>
@@ -6190,97 +5593,59 @@
     </w:tbl>
     <w:p>
       <w:pPr>
-        <w:spacing w:line="480" w:lineRule="auto"/>
         <w:rPr>
-          <w:sz w:val="24"/>
-          <w:szCs w:val="24"/>
-          <w:vertAlign w:val="superscript"/>
+          <w:rFonts w:ascii="Lora" w:hAnsi="Lora"/>
         </w:rPr>
       </w:pPr>
-      <w:proofErr w:type="spellStart"/>
+    </w:p>
+    <w:p>
+      <w:pPr>
+        <w:spacing w:after="160" w:line="278" w:lineRule="auto"/>
+        <w:rPr>
+          <w:rFonts w:ascii="Lora" w:hAnsi="Lora"/>
+          <w:b/>
+        </w:rPr>
+      </w:pPr>
       <w:r>
         <w:rPr>
-          <w:sz w:val="24"/>
-          <w:szCs w:val="24"/>
-          <w:vertAlign w:val="superscript"/>
+          <w:rFonts w:ascii="Lora" w:hAnsi="Lora"/>
+          <w:b/>
         </w:rPr>
-        <w:t>a</w:t>
-      </w:r>
-      <w:proofErr w:type="spellEnd"/>
-      <w:r>
-        <w:rPr>
-          <w:sz w:val="24"/>
-          <w:szCs w:val="24"/>
-          <w:vertAlign w:val="superscript"/>
-        </w:rPr>
-        <w:t xml:space="preserve"> </w:t>
-      </w:r>
-      <w:r>
-        <w:rPr>
-          <w:sz w:val="24"/>
-          <w:szCs w:val="24"/>
-        </w:rPr>
-        <w:t>Prices listed in RMB unless stated otherwise.</w:t>
+        <w:br w:type="page"/>
       </w:r>
     </w:p>
     <w:p>
       <w:pPr>
         <w:rPr>
-          <w:sz w:val="24"/>
-          <w:szCs w:val="24"/>
+          <w:rFonts w:ascii="Lora" w:hAnsi="Lora"/>
         </w:rPr>
       </w:pPr>
       <w:r>
         <w:rPr>
+          <w:rFonts w:ascii="Lora" w:hAnsi="Lora"/>
           <w:b/>
-          <w:sz w:val="24"/>
-          <w:szCs w:val="24"/>
         </w:rPr>
+        <w:lastRenderedPageBreak/>
         <w:t xml:space="preserve">Table </w:t>
       </w:r>
       <w:r>
         <w:rPr>
+          <w:rFonts w:ascii="Lora" w:hAnsi="Lora"/>
           <w:b/>
-          <w:sz w:val="24"/>
-          <w:szCs w:val="24"/>
-        </w:rPr>
-        <w:t>S</w:t>
-      </w:r>
-      <w:r>
-        <w:rPr>
-          <w:b/>
-          <w:sz w:val="24"/>
-          <w:szCs w:val="24"/>
         </w:rPr>
         <w:t>3</w:t>
       </w:r>
       <w:r>
         <w:rPr>
-          <w:sz w:val="24"/>
-          <w:szCs w:val="24"/>
+          <w:rFonts w:ascii="Lora" w:hAnsi="Lora"/>
         </w:rPr>
-        <w:t xml:space="preserve">. Additional equipment </w:t>
-      </w:r>
-      <w:r>
-        <w:rPr>
-          <w:sz w:val="24"/>
-          <w:szCs w:val="24"/>
-        </w:rPr>
-        <w:t xml:space="preserve">that may be </w:t>
-      </w:r>
-      <w:r>
-        <w:rPr>
-          <w:sz w:val="24"/>
-          <w:szCs w:val="24"/>
-        </w:rPr>
-        <w:t>required.</w:t>
+        <w:t>. Additional equipment required.</w:t>
       </w:r>
     </w:p>
     <w:p>
       <w:pPr>
         <w:rPr>
-          <w:sz w:val="24"/>
-          <w:szCs w:val="24"/>
+          <w:rFonts w:ascii="Lora" w:hAnsi="Lora"/>
         </w:rPr>
       </w:pPr>
     </w:p>
@@ -6299,13 +5664,13 @@
         <w:tblLook w:val="0600" w:firstRow="0" w:lastRow="0" w:firstColumn="0" w:lastColumn="0" w:noHBand="1" w:noVBand="1"/>
       </w:tblPr>
       <w:tblGrid>
-        <w:gridCol w:w="1202"/>
-        <w:gridCol w:w="1965"/>
-        <w:gridCol w:w="2019"/>
-        <w:gridCol w:w="1295"/>
-        <w:gridCol w:w="1074"/>
+        <w:gridCol w:w="1239"/>
+        <w:gridCol w:w="1912"/>
+        <w:gridCol w:w="2147"/>
+        <w:gridCol w:w="1350"/>
         <w:gridCol w:w="1004"/>
-        <w:gridCol w:w="1093"/>
+        <w:gridCol w:w="1061"/>
+        <w:gridCol w:w="939"/>
       </w:tblGrid>
       <w:tr>
         <w:tc>
@@ -6322,14 +5687,12 @@
             <w:pPr>
               <w:widowControl w:val="0"/>
               <w:rPr>
-                <w:sz w:val="24"/>
-                <w:szCs w:val="24"/>
-              </w:rPr>
-            </w:pPr>
-            <w:r>
-              <w:rPr>
-                <w:sz w:val="24"/>
-                <w:szCs w:val="24"/>
+                <w:rFonts w:ascii="Lora" w:hAnsi="Lora"/>
+              </w:rPr>
+            </w:pPr>
+            <w:r>
+              <w:rPr>
+                <w:rFonts w:ascii="Lora" w:hAnsi="Lora"/>
               </w:rPr>
               <w:t>Item</w:t>
             </w:r>
@@ -6349,14 +5712,12 @@
             <w:pPr>
               <w:widowControl w:val="0"/>
               <w:rPr>
-                <w:sz w:val="24"/>
-                <w:szCs w:val="24"/>
-              </w:rPr>
-            </w:pPr>
-            <w:r>
-              <w:rPr>
-                <w:sz w:val="24"/>
-                <w:szCs w:val="24"/>
+                <w:rFonts w:ascii="Lora" w:hAnsi="Lora"/>
+              </w:rPr>
+            </w:pPr>
+            <w:r>
+              <w:rPr>
+                <w:rFonts w:ascii="Lora" w:hAnsi="Lora"/>
               </w:rPr>
               <w:t>Model</w:t>
             </w:r>
@@ -6376,14 +5737,12 @@
             <w:pPr>
               <w:widowControl w:val="0"/>
               <w:rPr>
-                <w:sz w:val="24"/>
-                <w:szCs w:val="24"/>
-              </w:rPr>
-            </w:pPr>
-            <w:r>
-              <w:rPr>
-                <w:sz w:val="24"/>
-                <w:szCs w:val="24"/>
+                <w:rFonts w:ascii="Lora" w:hAnsi="Lora"/>
+              </w:rPr>
+            </w:pPr>
+            <w:r>
+              <w:rPr>
+                <w:rFonts w:ascii="Lora" w:hAnsi="Lora"/>
               </w:rPr>
               <w:t>Specifications</w:t>
             </w:r>
@@ -6403,14 +5762,12 @@
             <w:pPr>
               <w:widowControl w:val="0"/>
               <w:rPr>
-                <w:sz w:val="24"/>
-                <w:szCs w:val="24"/>
-              </w:rPr>
-            </w:pPr>
-            <w:r>
-              <w:rPr>
-                <w:sz w:val="24"/>
-                <w:szCs w:val="24"/>
+                <w:rFonts w:ascii="Lora" w:hAnsi="Lora"/>
+              </w:rPr>
+            </w:pPr>
+            <w:r>
+              <w:rPr>
+                <w:rFonts w:ascii="Lora" w:hAnsi="Lora"/>
               </w:rPr>
               <w:t>Brand</w:t>
             </w:r>
@@ -6430,14 +5787,12 @@
             <w:pPr>
               <w:widowControl w:val="0"/>
               <w:rPr>
-                <w:sz w:val="24"/>
-                <w:szCs w:val="24"/>
-              </w:rPr>
-            </w:pPr>
-            <w:r>
-              <w:rPr>
-                <w:sz w:val="24"/>
-                <w:szCs w:val="24"/>
+                <w:rFonts w:ascii="Lora" w:hAnsi="Lora"/>
+              </w:rPr>
+            </w:pPr>
+            <w:r>
+              <w:rPr>
+                <w:rFonts w:ascii="Lora" w:hAnsi="Lora"/>
               </w:rPr>
               <w:t>Price of 1 piece (RMB)</w:t>
             </w:r>
@@ -6457,14 +5812,12 @@
             <w:pPr>
               <w:widowControl w:val="0"/>
               <w:rPr>
-                <w:sz w:val="24"/>
-                <w:szCs w:val="24"/>
-              </w:rPr>
-            </w:pPr>
-            <w:r>
-              <w:rPr>
-                <w:sz w:val="24"/>
-                <w:szCs w:val="24"/>
+                <w:rFonts w:ascii="Lora" w:hAnsi="Lora"/>
+              </w:rPr>
+            </w:pPr>
+            <w:r>
+              <w:rPr>
+                <w:rFonts w:ascii="Lora" w:hAnsi="Lora"/>
               </w:rPr>
               <w:t>No. pieces needed</w:t>
             </w:r>
@@ -6484,25 +5837,14 @@
             <w:pPr>
               <w:widowControl w:val="0"/>
               <w:rPr>
-                <w:sz w:val="24"/>
-                <w:szCs w:val="24"/>
-                <w:vertAlign w:val="superscript"/>
-              </w:rPr>
-            </w:pPr>
-            <w:r>
-              <w:rPr>
-                <w:sz w:val="24"/>
-                <w:szCs w:val="24"/>
+                <w:rFonts w:ascii="Lora" w:hAnsi="Lora"/>
+              </w:rPr>
+            </w:pPr>
+            <w:r>
+              <w:rPr>
+                <w:rFonts w:ascii="Lora" w:hAnsi="Lora"/>
               </w:rPr>
               <w:t>Total price (RMB)</w:t>
-            </w:r>
-            <w:r>
-              <w:rPr>
-                <w:sz w:val="24"/>
-                <w:szCs w:val="24"/>
-                <w:vertAlign w:val="superscript"/>
-              </w:rPr>
-              <w:t>a</w:t>
             </w:r>
           </w:p>
         </w:tc>
@@ -6522,14 +5864,12 @@
             <w:pPr>
               <w:widowControl w:val="0"/>
               <w:rPr>
-                <w:sz w:val="24"/>
-                <w:szCs w:val="24"/>
-              </w:rPr>
-            </w:pPr>
-            <w:r>
-              <w:rPr>
-                <w:sz w:val="24"/>
-                <w:szCs w:val="24"/>
+                <w:rFonts w:ascii="Lora" w:hAnsi="Lora"/>
+              </w:rPr>
+            </w:pPr>
+            <w:r>
+              <w:rPr>
+                <w:rFonts w:ascii="Lora" w:hAnsi="Lora"/>
               </w:rPr>
               <w:t>Optical fibre</w:t>
             </w:r>
@@ -6549,73 +5889,37 @@
             <w:pPr>
               <w:widowControl w:val="0"/>
               <w:rPr>
-                <w:sz w:val="24"/>
-                <w:szCs w:val="24"/>
-              </w:rPr>
-            </w:pPr>
-            <w:r>
-              <w:rPr>
-                <w:sz w:val="24"/>
-                <w:szCs w:val="24"/>
-              </w:rPr>
-              <w:t>VIS-</w:t>
-            </w:r>
-            <w:proofErr w:type="gramStart"/>
-            <w:r>
-              <w:rPr>
-                <w:sz w:val="24"/>
-                <w:szCs w:val="24"/>
-              </w:rPr>
-              <w:t>NIR(</w:t>
-            </w:r>
-            <w:proofErr w:type="gramEnd"/>
-            <w:r>
-              <w:rPr>
-                <w:sz w:val="24"/>
-                <w:szCs w:val="24"/>
-              </w:rPr>
-              <w:t xml:space="preserve">NA </w:t>
-            </w:r>
-            <w:proofErr w:type="gramStart"/>
-            <w:r>
-              <w:rPr>
-                <w:sz w:val="24"/>
-                <w:szCs w:val="24"/>
-              </w:rPr>
-              <w:t>0.37)SMA</w:t>
-            </w:r>
-            <w:proofErr w:type="gramEnd"/>
-            <w:r>
-              <w:rPr>
-                <w:sz w:val="24"/>
-                <w:szCs w:val="24"/>
-              </w:rPr>
-              <w:t>905-FC/PC, 0.5m</w:t>
-            </w:r>
-          </w:p>
-        </w:tc>
-        <w:tc>
-          <w:tcPr>
-            <w:tcW w:w="0" w:type="auto"/>
-            <w:tcMar>
-              <w:top w:w="100" w:type="dxa"/>
-              <w:left w:w="100" w:type="dxa"/>
-              <w:bottom w:w="100" w:type="dxa"/>
-              <w:right w:w="100" w:type="dxa"/>
-            </w:tcMar>
-          </w:tcPr>
-          <w:p>
-            <w:pPr>
-              <w:widowControl w:val="0"/>
-              <w:rPr>
-                <w:sz w:val="24"/>
-                <w:szCs w:val="24"/>
-              </w:rPr>
-            </w:pPr>
-            <w:r>
-              <w:rPr>
-                <w:sz w:val="24"/>
-                <w:szCs w:val="24"/>
+                <w:rFonts w:ascii="Lora" w:hAnsi="Lora"/>
+              </w:rPr>
+            </w:pPr>
+            <w:r>
+              <w:rPr>
+                <w:rFonts w:ascii="Lora" w:hAnsi="Lora"/>
+              </w:rPr>
+              <w:t>VIS-NIR(NA 0.37)SMA905-FC/PC, 0.5m</w:t>
+            </w:r>
+          </w:p>
+        </w:tc>
+        <w:tc>
+          <w:tcPr>
+            <w:tcW w:w="0" w:type="auto"/>
+            <w:tcMar>
+              <w:top w:w="100" w:type="dxa"/>
+              <w:left w:w="100" w:type="dxa"/>
+              <w:bottom w:w="100" w:type="dxa"/>
+              <w:right w:w="100" w:type="dxa"/>
+            </w:tcMar>
+          </w:tcPr>
+          <w:p>
+            <w:pPr>
+              <w:widowControl w:val="0"/>
+              <w:rPr>
+                <w:rFonts w:ascii="Lora" w:hAnsi="Lora"/>
+              </w:rPr>
+            </w:pPr>
+            <w:r>
+              <w:rPr>
+                <w:rFonts w:ascii="Lora" w:hAnsi="Lora"/>
               </w:rPr>
               <w:t>0.5m</w:t>
             </w:r>
@@ -6624,14 +5928,12 @@
             <w:pPr>
               <w:widowControl w:val="0"/>
               <w:rPr>
-                <w:sz w:val="24"/>
-                <w:szCs w:val="24"/>
-              </w:rPr>
-            </w:pPr>
-            <w:r>
-              <w:rPr>
-                <w:sz w:val="24"/>
-                <w:szCs w:val="24"/>
+                <w:rFonts w:ascii="Lora" w:hAnsi="Lora"/>
+              </w:rPr>
+            </w:pPr>
+            <w:r>
+              <w:rPr>
+                <w:rFonts w:ascii="Lora" w:hAnsi="Lora"/>
               </w:rPr>
               <w:t>SMA905-FC/PC; for 600μm</w:t>
             </w:r>
@@ -6651,79 +5953,62 @@
             <w:pPr>
               <w:widowControl w:val="0"/>
               <w:rPr>
-                <w:sz w:val="24"/>
-                <w:szCs w:val="24"/>
-                <w:lang w:eastAsia="zh-CN"/>
-              </w:rPr>
-            </w:pPr>
-            <w:r>
-              <w:rPr>
-                <w:rFonts w:eastAsia="Gungsuh"/>
-                <w:sz w:val="24"/>
-                <w:szCs w:val="24"/>
+                <w:rFonts w:ascii="Lora" w:hAnsi="Lora"/>
+                <w:lang w:eastAsia="zh-CN"/>
+              </w:rPr>
+            </w:pPr>
+            <w:r>
+              <w:rPr>
+                <w:rFonts w:ascii="Lora" w:eastAsia="Gungsuh" w:hAnsi="Lora" w:cs="Gungsuh"/>
                 <w:lang w:eastAsia="zh-CN"/>
               </w:rPr>
               <w:t>深</w:t>
             </w:r>
             <w:r>
               <w:rPr>
-                <w:rFonts w:eastAsia="MS Mincho"/>
-                <w:sz w:val="24"/>
-                <w:szCs w:val="24"/>
+                <w:rFonts w:ascii="Lora" w:eastAsia="MS Mincho" w:hAnsi="Lora" w:cs="MS Mincho"/>
                 <w:lang w:eastAsia="zh-CN"/>
               </w:rPr>
               <w:t>圳</w:t>
             </w:r>
             <w:r>
               <w:rPr>
-                <w:rFonts w:eastAsia="Gungsuh"/>
-                <w:sz w:val="24"/>
-                <w:szCs w:val="24"/>
+                <w:rFonts w:ascii="Lora" w:eastAsia="Gungsuh" w:hAnsi="Lora" w:cs="Gungsuh"/>
                 <w:lang w:eastAsia="zh-CN"/>
               </w:rPr>
               <w:t>市</w:t>
             </w:r>
             <w:r>
               <w:rPr>
-                <w:rFonts w:eastAsia="MS Mincho"/>
-                <w:sz w:val="24"/>
-                <w:szCs w:val="24"/>
+                <w:rFonts w:ascii="Lora" w:eastAsia="MS Mincho" w:hAnsi="Lora" w:cs="MS Mincho"/>
                 <w:lang w:eastAsia="zh-CN"/>
               </w:rPr>
               <w:t>鑫</w:t>
             </w:r>
             <w:r>
               <w:rPr>
-                <w:rFonts w:eastAsia="SimSun"/>
-                <w:sz w:val="24"/>
-                <w:szCs w:val="24"/>
+                <w:rFonts w:ascii="Lora" w:eastAsia="SimSun" w:hAnsi="Lora" w:cs="SimSun"/>
                 <w:lang w:eastAsia="zh-CN"/>
               </w:rPr>
               <w:t>锐</w:t>
             </w:r>
             <w:r>
               <w:rPr>
-                <w:rFonts w:eastAsia="Gungsuh"/>
-                <w:sz w:val="24"/>
-                <w:szCs w:val="24"/>
+                <w:rFonts w:ascii="Lora" w:eastAsia="Gungsuh" w:hAnsi="Lora" w:cs="Gungsuh"/>
                 <w:lang w:eastAsia="zh-CN"/>
               </w:rPr>
               <w:t>光子科技有限公司</w:t>
             </w:r>
             <w:r>
               <w:rPr>
-                <w:rFonts w:eastAsia="Gungsuh"/>
-                <w:sz w:val="24"/>
-                <w:szCs w:val="24"/>
+                <w:rFonts w:ascii="Lora" w:eastAsia="Gungsuh" w:hAnsi="Lora" w:cs="Gungsuh"/>
                 <w:lang w:val="en-US" w:eastAsia="zh-CN"/>
               </w:rPr>
               <w:t xml:space="preserve">, </w:t>
             </w:r>
             <w:r>
               <w:rPr>
-                <w:rFonts w:eastAsia="Gungsuh"/>
-                <w:sz w:val="24"/>
-                <w:szCs w:val="24"/>
+                <w:rFonts w:ascii="Lora" w:eastAsia="Gungsuh" w:hAnsi="Lora" w:cs="Gungsuh"/>
                 <w:lang w:eastAsia="zh-CN"/>
               </w:rPr>
               <w:t>Taobao</w:t>
@@ -6744,14 +6029,12 @@
             <w:pPr>
               <w:widowControl w:val="0"/>
               <w:rPr>
-                <w:sz w:val="24"/>
-                <w:szCs w:val="24"/>
-              </w:rPr>
-            </w:pPr>
-            <w:r>
-              <w:rPr>
-                <w:sz w:val="24"/>
-                <w:szCs w:val="24"/>
+                <w:rFonts w:ascii="Lora" w:hAnsi="Lora"/>
+              </w:rPr>
+            </w:pPr>
+            <w:r>
+              <w:rPr>
+                <w:rFonts w:ascii="Lora" w:hAnsi="Lora"/>
               </w:rPr>
               <w:t>235</w:t>
             </w:r>
@@ -6771,14 +6054,12 @@
             <w:pPr>
               <w:widowControl w:val="0"/>
               <w:rPr>
-                <w:sz w:val="24"/>
-                <w:szCs w:val="24"/>
-              </w:rPr>
-            </w:pPr>
-            <w:r>
-              <w:rPr>
-                <w:sz w:val="24"/>
-                <w:szCs w:val="24"/>
+                <w:rFonts w:ascii="Lora" w:hAnsi="Lora"/>
+              </w:rPr>
+            </w:pPr>
+            <w:r>
+              <w:rPr>
+                <w:rFonts w:ascii="Lora" w:hAnsi="Lora"/>
               </w:rPr>
               <w:t>1</w:t>
             </w:r>
@@ -6798,14 +6079,12 @@
             <w:pPr>
               <w:widowControl w:val="0"/>
               <w:rPr>
-                <w:sz w:val="24"/>
-                <w:szCs w:val="24"/>
-              </w:rPr>
-            </w:pPr>
-            <w:r>
-              <w:rPr>
-                <w:sz w:val="24"/>
-                <w:szCs w:val="24"/>
+                <w:rFonts w:ascii="Lora" w:hAnsi="Lora"/>
+              </w:rPr>
+            </w:pPr>
+            <w:r>
+              <w:rPr>
+                <w:rFonts w:ascii="Lora" w:hAnsi="Lora"/>
               </w:rPr>
               <w:t>235</w:t>
             </w:r>
@@ -6827,83 +6106,61 @@
             <w:pPr>
               <w:widowControl w:val="0"/>
               <w:rPr>
-                <w:sz w:val="24"/>
-                <w:szCs w:val="24"/>
-              </w:rPr>
-            </w:pPr>
-            <w:r>
-              <w:rPr>
-                <w:sz w:val="24"/>
-                <w:szCs w:val="24"/>
-              </w:rPr>
-              <w:t xml:space="preserve">Adapter for optical </w:t>
-            </w:r>
-            <w:r>
-              <w:rPr>
-                <w:sz w:val="24"/>
-                <w:szCs w:val="24"/>
-              </w:rPr>
-              <w:lastRenderedPageBreak/>
-              <w:t>fibre</w:t>
-            </w:r>
-          </w:p>
-        </w:tc>
-        <w:tc>
-          <w:tcPr>
-            <w:tcW w:w="0" w:type="auto"/>
-            <w:tcMar>
-              <w:top w:w="100" w:type="dxa"/>
-              <w:left w:w="100" w:type="dxa"/>
-              <w:bottom w:w="100" w:type="dxa"/>
-              <w:right w:w="100" w:type="dxa"/>
-            </w:tcMar>
-          </w:tcPr>
-          <w:p>
-            <w:pPr>
-              <w:widowControl w:val="0"/>
-              <w:rPr>
-                <w:sz w:val="24"/>
-                <w:szCs w:val="24"/>
-              </w:rPr>
-            </w:pPr>
-            <w:r>
-              <w:rPr>
-                <w:rFonts w:eastAsia="Gungsuh"/>
-                <w:sz w:val="24"/>
-                <w:szCs w:val="24"/>
-              </w:rPr>
-              <w:lastRenderedPageBreak/>
+                <w:rFonts w:ascii="Lora" w:hAnsi="Lora"/>
+              </w:rPr>
+            </w:pPr>
+            <w:r>
+              <w:rPr>
+                <w:rFonts w:ascii="Lora" w:hAnsi="Lora"/>
+              </w:rPr>
+              <w:t>Adapter for optical fibre</w:t>
+            </w:r>
+          </w:p>
+        </w:tc>
+        <w:tc>
+          <w:tcPr>
+            <w:tcW w:w="0" w:type="auto"/>
+            <w:tcMar>
+              <w:top w:w="100" w:type="dxa"/>
+              <w:left w:w="100" w:type="dxa"/>
+              <w:bottom w:w="100" w:type="dxa"/>
+              <w:right w:w="100" w:type="dxa"/>
+            </w:tcMar>
+          </w:tcPr>
+          <w:p>
+            <w:pPr>
+              <w:widowControl w:val="0"/>
+              <w:rPr>
+                <w:rFonts w:ascii="Lora" w:hAnsi="Lora"/>
+              </w:rPr>
+            </w:pPr>
+            <w:r>
+              <w:rPr>
+                <w:rFonts w:ascii="Lora" w:eastAsia="Gungsuh" w:hAnsi="Lora" w:cs="Gungsuh"/>
+              </w:rPr>
               <w:t>PMSMA SMA</w:t>
             </w:r>
             <w:r>
               <w:rPr>
-                <w:rFonts w:eastAsia="Gungsuh"/>
-                <w:sz w:val="24"/>
-                <w:szCs w:val="24"/>
+                <w:rFonts w:ascii="Lora" w:eastAsia="Gungsuh" w:hAnsi="Lora" w:cs="Gungsuh"/>
               </w:rPr>
               <w:t>接口，</w:t>
             </w:r>
             <w:r>
               <w:rPr>
-                <w:rFonts w:eastAsia="Gungsuh"/>
-                <w:sz w:val="24"/>
-                <w:szCs w:val="24"/>
+                <w:rFonts w:ascii="Lora" w:eastAsia="Gungsuh" w:hAnsi="Lora" w:cs="Gungsuh"/>
               </w:rPr>
               <w:t>25.4</w:t>
             </w:r>
             <w:r>
               <w:rPr>
-                <w:rFonts w:eastAsia="Gungsuh"/>
-                <w:sz w:val="24"/>
-                <w:szCs w:val="24"/>
+                <w:rFonts w:ascii="Lora" w:eastAsia="Gungsuh" w:hAnsi="Lora" w:cs="Gungsuh"/>
               </w:rPr>
               <w:t>外</w:t>
             </w:r>
             <w:r>
               <w:rPr>
-                <w:rFonts w:eastAsia="MS Mincho"/>
-                <w:sz w:val="24"/>
-                <w:szCs w:val="24"/>
+                <w:rFonts w:ascii="Lora" w:eastAsia="MS Mincho" w:hAnsi="Lora" w:cs="MS Mincho"/>
               </w:rPr>
               <w:t>径</w:t>
             </w:r>
@@ -6923,127 +6180,96 @@
             <w:pPr>
               <w:widowControl w:val="0"/>
               <w:rPr>
-                <w:sz w:val="24"/>
-                <w:szCs w:val="24"/>
-              </w:rPr>
-            </w:pPr>
-            <w:r>
-              <w:rPr>
-                <w:sz w:val="24"/>
-                <w:szCs w:val="24"/>
-              </w:rPr>
-              <w:t xml:space="preserve">25.4 outer diameter; FC/PC </w:t>
-            </w:r>
-            <w:r>
-              <w:rPr>
-                <w:sz w:val="24"/>
-                <w:szCs w:val="24"/>
-              </w:rPr>
-              <w:lastRenderedPageBreak/>
-              <w:t>&amp; SMA connection; 30mm</w:t>
-            </w:r>
-          </w:p>
-        </w:tc>
-        <w:tc>
-          <w:tcPr>
-            <w:tcW w:w="0" w:type="auto"/>
-            <w:tcMar>
-              <w:top w:w="100" w:type="dxa"/>
-              <w:left w:w="100" w:type="dxa"/>
-              <w:bottom w:w="100" w:type="dxa"/>
-              <w:right w:w="100" w:type="dxa"/>
-            </w:tcMar>
-          </w:tcPr>
-          <w:p>
-            <w:pPr>
-              <w:widowControl w:val="0"/>
-              <w:rPr>
-                <w:sz w:val="24"/>
-                <w:szCs w:val="24"/>
-                <w:lang w:eastAsia="zh-CN"/>
-              </w:rPr>
-            </w:pPr>
-            <w:r>
-              <w:rPr>
-                <w:rFonts w:eastAsia="Gungsuh"/>
-                <w:sz w:val="24"/>
-                <w:szCs w:val="24"/>
-                <w:lang w:eastAsia="zh-CN"/>
-              </w:rPr>
-              <w:lastRenderedPageBreak/>
+                <w:rFonts w:ascii="Lora" w:hAnsi="Lora"/>
+              </w:rPr>
+            </w:pPr>
+            <w:r>
+              <w:rPr>
+                <w:rFonts w:ascii="Lora" w:hAnsi="Lora"/>
+              </w:rPr>
+              <w:t>25.4 outer diameter; FC/PC &amp; SMA connection; 30mm</w:t>
+            </w:r>
+          </w:p>
+        </w:tc>
+        <w:tc>
+          <w:tcPr>
+            <w:tcW w:w="0" w:type="auto"/>
+            <w:tcMar>
+              <w:top w:w="100" w:type="dxa"/>
+              <w:left w:w="100" w:type="dxa"/>
+              <w:bottom w:w="100" w:type="dxa"/>
+              <w:right w:w="100" w:type="dxa"/>
+            </w:tcMar>
+          </w:tcPr>
+          <w:p>
+            <w:pPr>
+              <w:widowControl w:val="0"/>
+              <w:rPr>
+                <w:rFonts w:ascii="Lora" w:hAnsi="Lora"/>
+                <w:lang w:eastAsia="zh-CN"/>
+              </w:rPr>
+            </w:pPr>
+            <w:r>
+              <w:rPr>
+                <w:rFonts w:ascii="Lora" w:eastAsia="Gungsuh" w:hAnsi="Lora" w:cs="Gungsuh"/>
+                <w:lang w:eastAsia="zh-CN"/>
+              </w:rPr>
               <w:t>恒</w:t>
             </w:r>
             <w:r>
               <w:rPr>
-                <w:rFonts w:eastAsia="MS Mincho"/>
-                <w:sz w:val="24"/>
-                <w:szCs w:val="24"/>
+                <w:rFonts w:ascii="Lora" w:eastAsia="MS Mincho" w:hAnsi="Lora" w:cs="MS Mincho"/>
                 <w:lang w:eastAsia="zh-CN"/>
               </w:rPr>
               <w:t>阳</w:t>
             </w:r>
             <w:r>
               <w:rPr>
-                <w:rFonts w:eastAsia="Gungsuh"/>
-                <w:sz w:val="24"/>
-                <w:szCs w:val="24"/>
+                <w:rFonts w:ascii="Lora" w:eastAsia="Gungsuh" w:hAnsi="Lora" w:cs="Gungsuh"/>
                 <w:lang w:eastAsia="zh-CN"/>
               </w:rPr>
               <w:t>光</w:t>
             </w:r>
             <w:r>
               <w:rPr>
-                <w:rFonts w:eastAsia="MS Mincho"/>
-                <w:sz w:val="24"/>
-                <w:szCs w:val="24"/>
+                <w:rFonts w:ascii="Lora" w:eastAsia="MS Mincho" w:hAnsi="Lora" w:cs="MS Mincho"/>
                 <w:lang w:eastAsia="zh-CN"/>
               </w:rPr>
               <w:t>学</w:t>
             </w:r>
             <w:r>
               <w:rPr>
-                <w:rFonts w:eastAsia="Gungsuh"/>
-                <w:sz w:val="24"/>
-                <w:szCs w:val="24"/>
+                <w:rFonts w:ascii="Lora" w:eastAsia="Gungsuh" w:hAnsi="Lora" w:cs="Gungsuh"/>
                 <w:lang w:eastAsia="zh-CN"/>
               </w:rPr>
               <w:t>旗</w:t>
             </w:r>
             <w:r>
               <w:rPr>
-                <w:rFonts w:eastAsia="SimSun"/>
-                <w:sz w:val="24"/>
-                <w:szCs w:val="24"/>
+                <w:rFonts w:ascii="Lora" w:eastAsia="SimSun" w:hAnsi="Lora" w:cs="SimSun"/>
                 <w:lang w:eastAsia="zh-CN"/>
               </w:rPr>
               <w:t>舰</w:t>
             </w:r>
             <w:r>
               <w:rPr>
-                <w:rFonts w:eastAsia="Gungsuh"/>
-                <w:sz w:val="24"/>
-                <w:szCs w:val="24"/>
+                <w:rFonts w:ascii="Lora" w:eastAsia="Gungsuh" w:hAnsi="Lora" w:cs="Gungsuh"/>
                 <w:lang w:eastAsia="zh-CN"/>
               </w:rPr>
               <w:t>店</w:t>
             </w:r>
             <w:r>
               <w:rPr>
-                <w:rFonts w:eastAsia="Gungsuh"/>
-                <w:sz w:val="24"/>
-                <w:szCs w:val="24"/>
+                <w:rFonts w:ascii="Lora" w:eastAsia="Gungsuh" w:hAnsi="Lora" w:cs="Gungsuh"/>
                 <w:lang w:val="en-US" w:eastAsia="zh-CN"/>
               </w:rPr>
               <w:t xml:space="preserve">, </w:t>
             </w:r>
             <w:r>
               <w:rPr>
-                <w:rFonts w:eastAsia="Gungsuh"/>
-                <w:sz w:val="24"/>
-                <w:szCs w:val="24"/>
-                <w:lang w:eastAsia="zh-CN"/>
-              </w:rPr>
-              <w:lastRenderedPageBreak/>
+                <w:rFonts w:ascii="Lora" w:eastAsia="Gungsuh" w:hAnsi="Lora" w:cs="Gungsuh"/>
+                <w:lang w:eastAsia="zh-CN"/>
+              </w:rPr>
               <w:t>Taobao</w:t>
             </w:r>
           </w:p>
@@ -7062,16 +6288,13 @@
             <w:pPr>
               <w:widowControl w:val="0"/>
               <w:rPr>
-                <w:sz w:val="24"/>
-                <w:szCs w:val="24"/>
-              </w:rPr>
-            </w:pPr>
-            <w:r>
-              <w:rPr>
-                <w:sz w:val="24"/>
-                <w:szCs w:val="24"/>
-              </w:rPr>
-              <w:lastRenderedPageBreak/>
+                <w:rFonts w:ascii="Lora" w:hAnsi="Lora"/>
+              </w:rPr>
+            </w:pPr>
+            <w:r>
+              <w:rPr>
+                <w:rFonts w:ascii="Lora" w:hAnsi="Lora"/>
+              </w:rPr>
               <w:t>170</w:t>
             </w:r>
           </w:p>
@@ -7090,14 +6313,12 @@
             <w:pPr>
               <w:widowControl w:val="0"/>
               <w:rPr>
-                <w:sz w:val="24"/>
-                <w:szCs w:val="24"/>
-              </w:rPr>
-            </w:pPr>
-            <w:r>
-              <w:rPr>
-                <w:sz w:val="24"/>
-                <w:szCs w:val="24"/>
+                <w:rFonts w:ascii="Lora" w:hAnsi="Lora"/>
+              </w:rPr>
+            </w:pPr>
+            <w:r>
+              <w:rPr>
+                <w:rFonts w:ascii="Lora" w:hAnsi="Lora"/>
               </w:rPr>
               <w:t>1</w:t>
             </w:r>
@@ -7117,14 +6338,12 @@
             <w:pPr>
               <w:widowControl w:val="0"/>
               <w:rPr>
-                <w:sz w:val="24"/>
-                <w:szCs w:val="24"/>
-              </w:rPr>
-            </w:pPr>
-            <w:r>
-              <w:rPr>
-                <w:sz w:val="24"/>
-                <w:szCs w:val="24"/>
+                <w:rFonts w:ascii="Lora" w:hAnsi="Lora"/>
+              </w:rPr>
+            </w:pPr>
+            <w:r>
+              <w:rPr>
+                <w:rFonts w:ascii="Lora" w:hAnsi="Lora"/>
               </w:rPr>
               <w:t>170</w:t>
             </w:r>
@@ -7146,14 +6365,12 @@
             <w:pPr>
               <w:widowControl w:val="0"/>
               <w:rPr>
-                <w:sz w:val="24"/>
-                <w:szCs w:val="24"/>
-              </w:rPr>
-            </w:pPr>
-            <w:r>
-              <w:rPr>
-                <w:sz w:val="24"/>
-                <w:szCs w:val="24"/>
+                <w:rFonts w:ascii="Lora" w:hAnsi="Lora"/>
+              </w:rPr>
+            </w:pPr>
+            <w:r>
+              <w:rPr>
+                <w:rFonts w:ascii="Lora" w:hAnsi="Lora"/>
               </w:rPr>
               <w:t>Pinholes</w:t>
             </w:r>
@@ -7173,39 +6390,30 @@
             <w:pPr>
               <w:widowControl w:val="0"/>
               <w:rPr>
-                <w:sz w:val="24"/>
-                <w:szCs w:val="24"/>
-              </w:rPr>
-            </w:pPr>
-            <w:r>
-              <w:rPr>
-                <w:rFonts w:eastAsia="Gungsuh"/>
-                <w:sz w:val="24"/>
-                <w:szCs w:val="24"/>
+                <w:rFonts w:ascii="Lora" w:hAnsi="Lora"/>
+              </w:rPr>
+            </w:pPr>
+            <w:r>
+              <w:rPr>
+                <w:rFonts w:ascii="Lora" w:eastAsia="Gungsuh" w:hAnsi="Lora" w:cs="Gungsuh"/>
               </w:rPr>
               <w:t xml:space="preserve">ST01OH20 </w:t>
             </w:r>
             <w:r>
               <w:rPr>
-                <w:rFonts w:eastAsia="MS Mincho"/>
-                <w:sz w:val="24"/>
-                <w:szCs w:val="24"/>
+                <w:rFonts w:ascii="Lora" w:eastAsia="MS Mincho" w:hAnsi="Lora" w:cs="MS Mincho"/>
               </w:rPr>
               <w:t>内径</w:t>
             </w:r>
             <w:r>
               <w:rPr>
-                <w:rFonts w:eastAsia="Gungsuh"/>
-                <w:sz w:val="24"/>
-                <w:szCs w:val="24"/>
+                <w:rFonts w:ascii="Lora" w:eastAsia="Gungsuh" w:hAnsi="Lora" w:cs="Gungsuh"/>
               </w:rPr>
               <w:t>20</w:t>
             </w:r>
             <w:r>
               <w:rPr>
-                <w:rFonts w:eastAsia="Gungsuh"/>
-                <w:sz w:val="24"/>
-                <w:szCs w:val="24"/>
+                <w:rFonts w:ascii="Lora" w:eastAsia="Gungsuh" w:hAnsi="Lora" w:cs="Gungsuh"/>
               </w:rPr>
               <w:t>微米</w:t>
             </w:r>
@@ -7225,14 +6433,12 @@
             <w:pPr>
               <w:widowControl w:val="0"/>
               <w:rPr>
-                <w:sz w:val="24"/>
-                <w:szCs w:val="24"/>
-              </w:rPr>
-            </w:pPr>
-            <w:r>
-              <w:rPr>
-                <w:sz w:val="24"/>
-                <w:szCs w:val="24"/>
+                <w:rFonts w:ascii="Lora" w:hAnsi="Lora"/>
+              </w:rPr>
+            </w:pPr>
+            <w:r>
+              <w:rPr>
+                <w:rFonts w:ascii="Lora" w:hAnsi="Lora"/>
               </w:rPr>
               <w:t>20μm hole diameter, 25.4mm outer diameter</w:t>
             </w:r>
@@ -7252,34 +6458,27 @@
             <w:pPr>
               <w:widowControl w:val="0"/>
               <w:rPr>
-                <w:sz w:val="24"/>
-                <w:szCs w:val="24"/>
-                <w:lang w:eastAsia="zh-CN"/>
-              </w:rPr>
-            </w:pPr>
-            <w:r>
-              <w:rPr>
-                <w:rFonts w:eastAsia="Gungsuh"/>
-                <w:sz w:val="24"/>
-                <w:szCs w:val="24"/>
+                <w:rFonts w:ascii="Lora" w:hAnsi="Lora"/>
+                <w:lang w:eastAsia="zh-CN"/>
+              </w:rPr>
+            </w:pPr>
+            <w:r>
+              <w:rPr>
+                <w:rFonts w:ascii="Lora" w:eastAsia="Gungsuh" w:hAnsi="Lora" w:cs="Gungsuh"/>
                 <w:lang w:eastAsia="zh-CN"/>
               </w:rPr>
               <w:t>北京世强精机科技有限公司</w:t>
             </w:r>
             <w:r>
               <w:rPr>
-                <w:rFonts w:eastAsia="Gungsuh"/>
-                <w:sz w:val="24"/>
-                <w:szCs w:val="24"/>
+                <w:rFonts w:ascii="Lora" w:eastAsia="Gungsuh" w:hAnsi="Lora" w:cs="Gungsuh"/>
                 <w:lang w:val="en-US" w:eastAsia="zh-CN"/>
               </w:rPr>
               <w:t xml:space="preserve">, </w:t>
             </w:r>
             <w:r>
               <w:rPr>
-                <w:rFonts w:eastAsia="Gungsuh"/>
-                <w:sz w:val="24"/>
-                <w:szCs w:val="24"/>
+                <w:rFonts w:ascii="Lora" w:eastAsia="Gungsuh" w:hAnsi="Lora" w:cs="Gungsuh"/>
                 <w:lang w:eastAsia="zh-CN"/>
               </w:rPr>
               <w:t>Taobao</w:t>
@@ -7300,14 +6499,12 @@
             <w:pPr>
               <w:widowControl w:val="0"/>
               <w:rPr>
-                <w:sz w:val="24"/>
-                <w:szCs w:val="24"/>
-              </w:rPr>
-            </w:pPr>
-            <w:r>
-              <w:rPr>
-                <w:sz w:val="24"/>
-                <w:szCs w:val="24"/>
+                <w:rFonts w:ascii="Lora" w:hAnsi="Lora"/>
+              </w:rPr>
+            </w:pPr>
+            <w:r>
+              <w:rPr>
+                <w:rFonts w:ascii="Lora" w:hAnsi="Lora"/>
               </w:rPr>
               <w:t>165</w:t>
             </w:r>
@@ -7327,14 +6524,12 @@
             <w:pPr>
               <w:widowControl w:val="0"/>
               <w:rPr>
-                <w:sz w:val="24"/>
-                <w:szCs w:val="24"/>
-              </w:rPr>
-            </w:pPr>
-            <w:r>
-              <w:rPr>
-                <w:sz w:val="24"/>
-                <w:szCs w:val="24"/>
+                <w:rFonts w:ascii="Lora" w:hAnsi="Lora"/>
+              </w:rPr>
+            </w:pPr>
+            <w:r>
+              <w:rPr>
+                <w:rFonts w:ascii="Lora" w:hAnsi="Lora"/>
               </w:rPr>
               <w:t>2</w:t>
             </w:r>
@@ -7354,14 +6549,12 @@
             <w:pPr>
               <w:widowControl w:val="0"/>
               <w:rPr>
-                <w:sz w:val="24"/>
-                <w:szCs w:val="24"/>
-              </w:rPr>
-            </w:pPr>
-            <w:r>
-              <w:rPr>
-                <w:sz w:val="24"/>
-                <w:szCs w:val="24"/>
+                <w:rFonts w:ascii="Lora" w:hAnsi="Lora"/>
+              </w:rPr>
+            </w:pPr>
+            <w:r>
+              <w:rPr>
+                <w:rFonts w:ascii="Lora" w:hAnsi="Lora"/>
               </w:rPr>
               <w:t>330</w:t>
             </w:r>
@@ -7383,14 +6576,12 @@
             <w:pPr>
               <w:widowControl w:val="0"/>
               <w:rPr>
-                <w:sz w:val="24"/>
-                <w:szCs w:val="24"/>
-              </w:rPr>
-            </w:pPr>
-            <w:r>
-              <w:rPr>
-                <w:sz w:val="24"/>
-                <w:szCs w:val="24"/>
+                <w:rFonts w:ascii="Lora" w:hAnsi="Lora"/>
+              </w:rPr>
+            </w:pPr>
+            <w:r>
+              <w:rPr>
+                <w:rFonts w:ascii="Lora" w:hAnsi="Lora"/>
               </w:rPr>
               <w:t>Holder for pinholes</w:t>
             </w:r>
@@ -7410,31 +6601,24 @@
             <w:pPr>
               <w:widowControl w:val="0"/>
               <w:rPr>
-                <w:sz w:val="24"/>
-                <w:szCs w:val="24"/>
-              </w:rPr>
-            </w:pPr>
-            <w:r>
-              <w:rPr>
-                <w:rFonts w:eastAsia="Gungsuh"/>
-                <w:sz w:val="24"/>
-                <w:szCs w:val="24"/>
+                <w:rFonts w:ascii="Lora" w:hAnsi="Lora"/>
+              </w:rPr>
+            </w:pPr>
+            <w:r>
+              <w:rPr>
+                <w:rFonts w:ascii="Lora" w:eastAsia="Gungsuh" w:hAnsi="Lora" w:cs="Gungsuh"/>
               </w:rPr>
               <w:t>ST02PS 25.4</w:t>
             </w:r>
             <w:r>
               <w:rPr>
-                <w:rFonts w:eastAsia="SimSun"/>
-                <w:sz w:val="24"/>
-                <w:szCs w:val="24"/>
+                <w:rFonts w:ascii="Lora" w:eastAsia="SimSun" w:hAnsi="Lora" w:cs="SimSun"/>
               </w:rPr>
               <w:t>针</w:t>
             </w:r>
             <w:r>
               <w:rPr>
-                <w:rFonts w:eastAsia="Gungsuh"/>
-                <w:sz w:val="24"/>
-                <w:szCs w:val="24"/>
+                <w:rFonts w:ascii="Lora" w:eastAsia="Gungsuh" w:hAnsi="Lora" w:cs="Gungsuh"/>
               </w:rPr>
               <w:t>孔座</w:t>
             </w:r>
@@ -7454,14 +6638,12 @@
             <w:pPr>
               <w:widowControl w:val="0"/>
               <w:rPr>
-                <w:sz w:val="24"/>
-                <w:szCs w:val="24"/>
-              </w:rPr>
-            </w:pPr>
-            <w:r>
-              <w:rPr>
-                <w:sz w:val="24"/>
-                <w:szCs w:val="24"/>
+                <w:rFonts w:ascii="Lora" w:hAnsi="Lora"/>
+              </w:rPr>
+            </w:pPr>
+            <w:r>
+              <w:rPr>
+                <w:rFonts w:ascii="Lora" w:hAnsi="Lora"/>
               </w:rPr>
               <w:t>25.4mm diameter</w:t>
             </w:r>
@@ -7481,34 +6663,27 @@
             <w:pPr>
               <w:widowControl w:val="0"/>
               <w:rPr>
-                <w:sz w:val="24"/>
-                <w:szCs w:val="24"/>
-                <w:lang w:eastAsia="zh-CN"/>
-              </w:rPr>
-            </w:pPr>
-            <w:r>
-              <w:rPr>
-                <w:rFonts w:eastAsia="Gungsuh"/>
-                <w:sz w:val="24"/>
-                <w:szCs w:val="24"/>
+                <w:rFonts w:ascii="Lora" w:hAnsi="Lora"/>
+                <w:lang w:eastAsia="zh-CN"/>
+              </w:rPr>
+            </w:pPr>
+            <w:r>
+              <w:rPr>
+                <w:rFonts w:ascii="Lora" w:eastAsia="Gungsuh" w:hAnsi="Lora" w:cs="Gungsuh"/>
                 <w:lang w:eastAsia="zh-CN"/>
               </w:rPr>
               <w:t>北京世强精机科技有限公司</w:t>
             </w:r>
             <w:r>
               <w:rPr>
-                <w:rFonts w:eastAsia="Gungsuh"/>
-                <w:sz w:val="24"/>
-                <w:szCs w:val="24"/>
+                <w:rFonts w:ascii="Lora" w:eastAsia="Gungsuh" w:hAnsi="Lora" w:cs="Gungsuh"/>
                 <w:lang w:val="en-US" w:eastAsia="zh-CN"/>
               </w:rPr>
               <w:t xml:space="preserve">, </w:t>
             </w:r>
             <w:r>
               <w:rPr>
-                <w:rFonts w:eastAsia="Gungsuh"/>
-                <w:sz w:val="24"/>
-                <w:szCs w:val="24"/>
+                <w:rFonts w:ascii="Lora" w:eastAsia="Gungsuh" w:hAnsi="Lora" w:cs="Gungsuh"/>
                 <w:lang w:eastAsia="zh-CN"/>
               </w:rPr>
               <w:t>Taobao</w:t>
@@ -7529,14 +6704,12 @@
             <w:pPr>
               <w:widowControl w:val="0"/>
               <w:rPr>
-                <w:sz w:val="24"/>
-                <w:szCs w:val="24"/>
-              </w:rPr>
-            </w:pPr>
-            <w:r>
-              <w:rPr>
-                <w:sz w:val="24"/>
-                <w:szCs w:val="24"/>
+                <w:rFonts w:ascii="Lora" w:hAnsi="Lora"/>
+              </w:rPr>
+            </w:pPr>
+            <w:r>
+              <w:rPr>
+                <w:rFonts w:ascii="Lora" w:hAnsi="Lora"/>
               </w:rPr>
               <w:t>42.5</w:t>
             </w:r>
@@ -7556,14 +6729,12 @@
             <w:pPr>
               <w:widowControl w:val="0"/>
               <w:rPr>
-                <w:sz w:val="24"/>
-                <w:szCs w:val="24"/>
-              </w:rPr>
-            </w:pPr>
-            <w:r>
-              <w:rPr>
-                <w:sz w:val="24"/>
-                <w:szCs w:val="24"/>
+                <w:rFonts w:ascii="Lora" w:hAnsi="Lora"/>
+              </w:rPr>
+            </w:pPr>
+            <w:r>
+              <w:rPr>
+                <w:rFonts w:ascii="Lora" w:hAnsi="Lora"/>
               </w:rPr>
               <w:t>2</w:t>
             </w:r>
@@ -7583,16 +6754,875 @@
             <w:pPr>
               <w:widowControl w:val="0"/>
               <w:rPr>
-                <w:sz w:val="24"/>
-                <w:szCs w:val="24"/>
-              </w:rPr>
-            </w:pPr>
-            <w:r>
-              <w:rPr>
-                <w:sz w:val="24"/>
-                <w:szCs w:val="24"/>
+                <w:rFonts w:ascii="Lora" w:hAnsi="Lora"/>
+              </w:rPr>
+            </w:pPr>
+            <w:r>
+              <w:rPr>
+                <w:rFonts w:ascii="Lora" w:hAnsi="Lora"/>
               </w:rPr>
               <w:t>85</w:t>
+            </w:r>
+          </w:p>
+        </w:tc>
+      </w:tr>
+      <w:tr>
+        <w:tc>
+          <w:tcPr>
+            <w:tcW w:w="0" w:type="auto"/>
+            <w:tcMar>
+              <w:top w:w="100" w:type="dxa"/>
+              <w:left w:w="100" w:type="dxa"/>
+              <w:bottom w:w="100" w:type="dxa"/>
+              <w:right w:w="100" w:type="dxa"/>
+            </w:tcMar>
+          </w:tcPr>
+          <w:p>
+            <w:pPr>
+              <w:widowControl w:val="0"/>
+              <w:rPr>
+                <w:rFonts w:ascii="Lora" w:hAnsi="Lora"/>
+              </w:rPr>
+            </w:pPr>
+            <w:r>
+              <w:rPr>
+                <w:rFonts w:ascii="Lora" w:hAnsi="Lora"/>
+              </w:rPr>
+              <w:t>Screws</w:t>
+            </w:r>
+          </w:p>
+        </w:tc>
+        <w:tc>
+          <w:tcPr>
+            <w:tcW w:w="0" w:type="auto"/>
+            <w:tcMar>
+              <w:top w:w="100" w:type="dxa"/>
+              <w:left w:w="100" w:type="dxa"/>
+              <w:bottom w:w="100" w:type="dxa"/>
+              <w:right w:w="100" w:type="dxa"/>
+            </w:tcMar>
+          </w:tcPr>
+          <w:p>
+            <w:pPr>
+              <w:widowControl w:val="0"/>
+              <w:rPr>
+                <w:rFonts w:ascii="Lora" w:hAnsi="Lora"/>
+              </w:rPr>
+            </w:pPr>
+            <w:r>
+              <w:rPr>
+                <w:rFonts w:ascii="Lora" w:eastAsia="Gungsuh" w:hAnsi="Lora" w:cs="Gungsuh"/>
+              </w:rPr>
+              <w:t>M4x14[50</w:t>
+            </w:r>
+            <w:r>
+              <w:rPr>
+                <w:rFonts w:ascii="Lora" w:eastAsia="MS Mincho" w:hAnsi="Lora" w:cs="MS Mincho"/>
+              </w:rPr>
+              <w:t>个</w:t>
+            </w:r>
+            <w:r>
+              <w:rPr>
+                <w:rFonts w:ascii="Lora" w:eastAsia="Gungsuh" w:hAnsi="Lora" w:cs="Gungsuh"/>
+              </w:rPr>
+              <w:t>]</w:t>
+            </w:r>
+          </w:p>
+        </w:tc>
+        <w:tc>
+          <w:tcPr>
+            <w:tcW w:w="0" w:type="auto"/>
+            <w:tcMar>
+              <w:top w:w="100" w:type="dxa"/>
+              <w:left w:w="100" w:type="dxa"/>
+              <w:bottom w:w="100" w:type="dxa"/>
+              <w:right w:w="100" w:type="dxa"/>
+            </w:tcMar>
+          </w:tcPr>
+          <w:p>
+            <w:pPr>
+              <w:widowControl w:val="0"/>
+              <w:rPr>
+                <w:rFonts w:ascii="Lora" w:hAnsi="Lora"/>
+              </w:rPr>
+            </w:pPr>
+            <w:r>
+              <w:rPr>
+                <w:rFonts w:ascii="Lora" w:hAnsi="Lora"/>
+              </w:rPr>
+              <w:t>M4 14mm</w:t>
+            </w:r>
+          </w:p>
+        </w:tc>
+        <w:tc>
+          <w:tcPr>
+            <w:tcW w:w="0" w:type="auto"/>
+            <w:tcMar>
+              <w:top w:w="100" w:type="dxa"/>
+              <w:left w:w="100" w:type="dxa"/>
+              <w:bottom w:w="100" w:type="dxa"/>
+              <w:right w:w="100" w:type="dxa"/>
+            </w:tcMar>
+          </w:tcPr>
+          <w:p>
+            <w:pPr>
+              <w:widowControl w:val="0"/>
+              <w:rPr>
+                <w:rFonts w:ascii="Lora" w:hAnsi="Lora"/>
+                <w:lang w:eastAsia="zh-CN"/>
+              </w:rPr>
+            </w:pPr>
+            <w:r>
+              <w:rPr>
+                <w:rFonts w:ascii="Lora" w:eastAsia="Gungsuh" w:hAnsi="Lora" w:cs="Gungsuh"/>
+              </w:rPr>
+              <w:t>固万基官方旗</w:t>
+            </w:r>
+            <w:r>
+              <w:rPr>
+                <w:rFonts w:ascii="Lora" w:eastAsia="SimSun" w:hAnsi="Lora" w:cs="SimSun"/>
+              </w:rPr>
+              <w:t>舰</w:t>
+            </w:r>
+            <w:r>
+              <w:rPr>
+                <w:rFonts w:ascii="Lora" w:eastAsia="Gungsuh" w:hAnsi="Lora" w:cs="Gungsuh"/>
+              </w:rPr>
+              <w:t>店</w:t>
+            </w:r>
+            <w:r>
+              <w:rPr>
+                <w:rFonts w:ascii="Lora" w:eastAsia="Gungsuh" w:hAnsi="Lora" w:cs="Gungsuh"/>
+                <w:lang w:val="en-US" w:eastAsia="zh-CN"/>
+              </w:rPr>
+              <w:t xml:space="preserve">, </w:t>
+            </w:r>
+            <w:r>
+              <w:rPr>
+                <w:rFonts w:ascii="Lora" w:eastAsia="Gungsuh" w:hAnsi="Lora" w:cs="Gungsuh"/>
+                <w:lang w:eastAsia="zh-CN"/>
+              </w:rPr>
+              <w:t>Taobao</w:t>
+            </w:r>
+          </w:p>
+        </w:tc>
+        <w:tc>
+          <w:tcPr>
+            <w:tcW w:w="0" w:type="auto"/>
+            <w:tcMar>
+              <w:top w:w="100" w:type="dxa"/>
+              <w:left w:w="100" w:type="dxa"/>
+              <w:bottom w:w="100" w:type="dxa"/>
+              <w:right w:w="100" w:type="dxa"/>
+            </w:tcMar>
+          </w:tcPr>
+          <w:p>
+            <w:pPr>
+              <w:widowControl w:val="0"/>
+              <w:rPr>
+                <w:rFonts w:ascii="Lora" w:hAnsi="Lora"/>
+              </w:rPr>
+            </w:pPr>
+            <w:r>
+              <w:rPr>
+                <w:rFonts w:ascii="Lora" w:hAnsi="Lora"/>
+              </w:rPr>
+              <w:t>5.6</w:t>
+            </w:r>
+          </w:p>
+        </w:tc>
+        <w:tc>
+          <w:tcPr>
+            <w:tcW w:w="0" w:type="auto"/>
+            <w:tcMar>
+              <w:top w:w="100" w:type="dxa"/>
+              <w:left w:w="100" w:type="dxa"/>
+              <w:bottom w:w="100" w:type="dxa"/>
+              <w:right w:w="100" w:type="dxa"/>
+            </w:tcMar>
+          </w:tcPr>
+          <w:p>
+            <w:pPr>
+              <w:widowControl w:val="0"/>
+              <w:rPr>
+                <w:rFonts w:ascii="Lora" w:hAnsi="Lora"/>
+              </w:rPr>
+            </w:pPr>
+            <w:r>
+              <w:rPr>
+                <w:rFonts w:ascii="Lora" w:hAnsi="Lora"/>
+              </w:rPr>
+              <w:t>1</w:t>
+            </w:r>
+          </w:p>
+        </w:tc>
+        <w:tc>
+          <w:tcPr>
+            <w:tcW w:w="0" w:type="auto"/>
+            <w:tcMar>
+              <w:top w:w="100" w:type="dxa"/>
+              <w:left w:w="100" w:type="dxa"/>
+              <w:bottom w:w="100" w:type="dxa"/>
+              <w:right w:w="100" w:type="dxa"/>
+            </w:tcMar>
+          </w:tcPr>
+          <w:p>
+            <w:pPr>
+              <w:widowControl w:val="0"/>
+              <w:rPr>
+                <w:rFonts w:ascii="Lora" w:hAnsi="Lora"/>
+              </w:rPr>
+            </w:pPr>
+            <w:r>
+              <w:rPr>
+                <w:rFonts w:ascii="Lora" w:hAnsi="Lora"/>
+              </w:rPr>
+              <w:t>5.6</w:t>
+            </w:r>
+          </w:p>
+        </w:tc>
+      </w:tr>
+      <w:tr>
+        <w:tc>
+          <w:tcPr>
+            <w:tcW w:w="0" w:type="auto"/>
+            <w:tcMar>
+              <w:top w:w="100" w:type="dxa"/>
+              <w:left w:w="100" w:type="dxa"/>
+              <w:bottom w:w="100" w:type="dxa"/>
+              <w:right w:w="100" w:type="dxa"/>
+            </w:tcMar>
+          </w:tcPr>
+          <w:p>
+            <w:pPr>
+              <w:widowControl w:val="0"/>
+              <w:rPr>
+                <w:rFonts w:ascii="Lora" w:hAnsi="Lora"/>
+              </w:rPr>
+            </w:pPr>
+            <w:r>
+              <w:rPr>
+                <w:rFonts w:ascii="Lora" w:hAnsi="Lora"/>
+              </w:rPr>
+              <w:t>Screws</w:t>
+            </w:r>
+          </w:p>
+        </w:tc>
+        <w:tc>
+          <w:tcPr>
+            <w:tcW w:w="0" w:type="auto"/>
+            <w:tcMar>
+              <w:top w:w="100" w:type="dxa"/>
+              <w:left w:w="100" w:type="dxa"/>
+              <w:bottom w:w="100" w:type="dxa"/>
+              <w:right w:w="100" w:type="dxa"/>
+            </w:tcMar>
+          </w:tcPr>
+          <w:p>
+            <w:pPr>
+              <w:widowControl w:val="0"/>
+              <w:rPr>
+                <w:rFonts w:ascii="Lora" w:hAnsi="Lora"/>
+              </w:rPr>
+            </w:pPr>
+            <w:r>
+              <w:rPr>
+                <w:rFonts w:ascii="Lora" w:eastAsia="Gungsuh" w:hAnsi="Lora" w:cs="Gungsuh"/>
+              </w:rPr>
+              <w:t>M6*8[50</w:t>
+            </w:r>
+            <w:r>
+              <w:rPr>
+                <w:rFonts w:ascii="Lora" w:eastAsia="MS Mincho" w:hAnsi="Lora" w:cs="MS Mincho"/>
+              </w:rPr>
+              <w:t>个</w:t>
+            </w:r>
+            <w:r>
+              <w:rPr>
+                <w:rFonts w:ascii="Lora" w:eastAsia="Gungsuh" w:hAnsi="Lora" w:cs="Gungsuh"/>
+              </w:rPr>
+              <w:t>]</w:t>
+            </w:r>
+          </w:p>
+        </w:tc>
+        <w:tc>
+          <w:tcPr>
+            <w:tcW w:w="0" w:type="auto"/>
+            <w:tcMar>
+              <w:top w:w="100" w:type="dxa"/>
+              <w:left w:w="100" w:type="dxa"/>
+              <w:bottom w:w="100" w:type="dxa"/>
+              <w:right w:w="100" w:type="dxa"/>
+            </w:tcMar>
+          </w:tcPr>
+          <w:p>
+            <w:pPr>
+              <w:widowControl w:val="0"/>
+              <w:rPr>
+                <w:rFonts w:ascii="Lora" w:hAnsi="Lora"/>
+              </w:rPr>
+            </w:pPr>
+            <w:r>
+              <w:rPr>
+                <w:rFonts w:ascii="Lora" w:hAnsi="Lora"/>
+              </w:rPr>
+              <w:t>M6 8mm</w:t>
+            </w:r>
+          </w:p>
+        </w:tc>
+        <w:tc>
+          <w:tcPr>
+            <w:tcW w:w="0" w:type="auto"/>
+            <w:tcMar>
+              <w:top w:w="100" w:type="dxa"/>
+              <w:left w:w="100" w:type="dxa"/>
+              <w:bottom w:w="100" w:type="dxa"/>
+              <w:right w:w="100" w:type="dxa"/>
+            </w:tcMar>
+          </w:tcPr>
+          <w:p>
+            <w:pPr>
+              <w:widowControl w:val="0"/>
+              <w:rPr>
+                <w:rFonts w:ascii="Lora" w:hAnsi="Lora"/>
+              </w:rPr>
+            </w:pPr>
+            <w:r>
+              <w:rPr>
+                <w:rFonts w:ascii="Lora" w:eastAsia="Gungsuh" w:hAnsi="Lora" w:cs="Gungsuh"/>
+              </w:rPr>
+              <w:t>固万基官方旗</w:t>
+            </w:r>
+            <w:r>
+              <w:rPr>
+                <w:rFonts w:ascii="Lora" w:eastAsia="SimSun" w:hAnsi="Lora" w:cs="SimSun"/>
+              </w:rPr>
+              <w:t>舰</w:t>
+            </w:r>
+            <w:r>
+              <w:rPr>
+                <w:rFonts w:ascii="Lora" w:eastAsia="Gungsuh" w:hAnsi="Lora" w:cs="Gungsuh"/>
+              </w:rPr>
+              <w:t>店</w:t>
+            </w:r>
+            <w:r>
+              <w:rPr>
+                <w:rFonts w:ascii="Lora" w:eastAsia="Gungsuh" w:hAnsi="Lora" w:cs="Gungsuh"/>
+                <w:lang w:val="en-US" w:eastAsia="zh-CN"/>
+              </w:rPr>
+              <w:t xml:space="preserve">, </w:t>
+            </w:r>
+            <w:r>
+              <w:rPr>
+                <w:rFonts w:ascii="Lora" w:eastAsia="Gungsuh" w:hAnsi="Lora" w:cs="Gungsuh"/>
+                <w:lang w:eastAsia="zh-CN"/>
+              </w:rPr>
+              <w:t>Taobao</w:t>
+            </w:r>
+          </w:p>
+        </w:tc>
+        <w:tc>
+          <w:tcPr>
+            <w:tcW w:w="0" w:type="auto"/>
+            <w:tcMar>
+              <w:top w:w="100" w:type="dxa"/>
+              <w:left w:w="100" w:type="dxa"/>
+              <w:bottom w:w="100" w:type="dxa"/>
+              <w:right w:w="100" w:type="dxa"/>
+            </w:tcMar>
+          </w:tcPr>
+          <w:p>
+            <w:pPr>
+              <w:widowControl w:val="0"/>
+              <w:rPr>
+                <w:rFonts w:ascii="Lora" w:hAnsi="Lora"/>
+              </w:rPr>
+            </w:pPr>
+            <w:r>
+              <w:rPr>
+                <w:rFonts w:ascii="Lora" w:hAnsi="Lora"/>
+              </w:rPr>
+              <w:t>5</w:t>
+            </w:r>
+          </w:p>
+        </w:tc>
+        <w:tc>
+          <w:tcPr>
+            <w:tcW w:w="0" w:type="auto"/>
+            <w:tcMar>
+              <w:top w:w="100" w:type="dxa"/>
+              <w:left w:w="100" w:type="dxa"/>
+              <w:bottom w:w="100" w:type="dxa"/>
+              <w:right w:w="100" w:type="dxa"/>
+            </w:tcMar>
+          </w:tcPr>
+          <w:p>
+            <w:pPr>
+              <w:widowControl w:val="0"/>
+              <w:rPr>
+                <w:rFonts w:ascii="Lora" w:hAnsi="Lora"/>
+              </w:rPr>
+            </w:pPr>
+            <w:r>
+              <w:rPr>
+                <w:rFonts w:ascii="Lora" w:hAnsi="Lora"/>
+              </w:rPr>
+              <w:t>1</w:t>
+            </w:r>
+          </w:p>
+        </w:tc>
+        <w:tc>
+          <w:tcPr>
+            <w:tcW w:w="0" w:type="auto"/>
+            <w:tcMar>
+              <w:top w:w="100" w:type="dxa"/>
+              <w:left w:w="100" w:type="dxa"/>
+              <w:bottom w:w="100" w:type="dxa"/>
+              <w:right w:w="100" w:type="dxa"/>
+            </w:tcMar>
+          </w:tcPr>
+          <w:p>
+            <w:pPr>
+              <w:widowControl w:val="0"/>
+              <w:rPr>
+                <w:rFonts w:ascii="Lora" w:hAnsi="Lora"/>
+              </w:rPr>
+            </w:pPr>
+            <w:r>
+              <w:rPr>
+                <w:rFonts w:ascii="Lora" w:hAnsi="Lora"/>
+              </w:rPr>
+              <w:t>5</w:t>
+            </w:r>
+          </w:p>
+        </w:tc>
+      </w:tr>
+      <w:tr>
+        <w:tc>
+          <w:tcPr>
+            <w:tcW w:w="0" w:type="auto"/>
+            <w:tcMar>
+              <w:top w:w="100" w:type="dxa"/>
+              <w:left w:w="100" w:type="dxa"/>
+              <w:bottom w:w="100" w:type="dxa"/>
+              <w:right w:w="100" w:type="dxa"/>
+            </w:tcMar>
+          </w:tcPr>
+          <w:p>
+            <w:pPr>
+              <w:widowControl w:val="0"/>
+              <w:rPr>
+                <w:rFonts w:ascii="Lora" w:hAnsi="Lora"/>
+              </w:rPr>
+            </w:pPr>
+            <w:r>
+              <w:rPr>
+                <w:rFonts w:ascii="Lora" w:hAnsi="Lora"/>
+              </w:rPr>
+              <w:t>Screws</w:t>
+            </w:r>
+          </w:p>
+        </w:tc>
+        <w:tc>
+          <w:tcPr>
+            <w:tcW w:w="0" w:type="auto"/>
+            <w:tcMar>
+              <w:top w:w="100" w:type="dxa"/>
+              <w:left w:w="100" w:type="dxa"/>
+              <w:bottom w:w="100" w:type="dxa"/>
+              <w:right w:w="100" w:type="dxa"/>
+            </w:tcMar>
+          </w:tcPr>
+          <w:p>
+            <w:pPr>
+              <w:widowControl w:val="0"/>
+              <w:rPr>
+                <w:rFonts w:ascii="Lora" w:hAnsi="Lora"/>
+              </w:rPr>
+            </w:pPr>
+            <w:r>
+              <w:rPr>
+                <w:rFonts w:ascii="Lora" w:eastAsia="Gungsuh" w:hAnsi="Lora" w:cs="Gungsuh"/>
+              </w:rPr>
+              <w:t>M3x20[50</w:t>
+            </w:r>
+            <w:r>
+              <w:rPr>
+                <w:rFonts w:ascii="Lora" w:eastAsia="MS Mincho" w:hAnsi="Lora" w:cs="MS Mincho"/>
+              </w:rPr>
+              <w:t>个</w:t>
+            </w:r>
+            <w:r>
+              <w:rPr>
+                <w:rFonts w:ascii="Lora" w:eastAsia="Gungsuh" w:hAnsi="Lora" w:cs="Gungsuh"/>
+              </w:rPr>
+              <w:t>]</w:t>
+            </w:r>
+          </w:p>
+        </w:tc>
+        <w:tc>
+          <w:tcPr>
+            <w:tcW w:w="0" w:type="auto"/>
+            <w:tcMar>
+              <w:top w:w="100" w:type="dxa"/>
+              <w:left w:w="100" w:type="dxa"/>
+              <w:bottom w:w="100" w:type="dxa"/>
+              <w:right w:w="100" w:type="dxa"/>
+            </w:tcMar>
+          </w:tcPr>
+          <w:p>
+            <w:pPr>
+              <w:widowControl w:val="0"/>
+              <w:rPr>
+                <w:rFonts w:ascii="Lora" w:hAnsi="Lora"/>
+              </w:rPr>
+            </w:pPr>
+            <w:r>
+              <w:rPr>
+                <w:rFonts w:ascii="Lora" w:hAnsi="Lora"/>
+              </w:rPr>
+              <w:t>M3 20mm</w:t>
+            </w:r>
+          </w:p>
+        </w:tc>
+        <w:tc>
+          <w:tcPr>
+            <w:tcW w:w="0" w:type="auto"/>
+            <w:tcMar>
+              <w:top w:w="100" w:type="dxa"/>
+              <w:left w:w="100" w:type="dxa"/>
+              <w:bottom w:w="100" w:type="dxa"/>
+              <w:right w:w="100" w:type="dxa"/>
+            </w:tcMar>
+          </w:tcPr>
+          <w:p>
+            <w:pPr>
+              <w:widowControl w:val="0"/>
+              <w:rPr>
+                <w:rFonts w:ascii="Lora" w:hAnsi="Lora"/>
+              </w:rPr>
+            </w:pPr>
+            <w:r>
+              <w:rPr>
+                <w:rFonts w:ascii="Lora" w:eastAsia="Gungsuh" w:hAnsi="Lora" w:cs="Gungsuh"/>
+              </w:rPr>
+              <w:t>固万基官方旗</w:t>
+            </w:r>
+            <w:r>
+              <w:rPr>
+                <w:rFonts w:ascii="Lora" w:eastAsia="SimSun" w:hAnsi="Lora" w:cs="SimSun"/>
+              </w:rPr>
+              <w:t>舰</w:t>
+            </w:r>
+            <w:r>
+              <w:rPr>
+                <w:rFonts w:ascii="Lora" w:eastAsia="Gungsuh" w:hAnsi="Lora" w:cs="Gungsuh"/>
+              </w:rPr>
+              <w:t>店</w:t>
+            </w:r>
+            <w:r>
+              <w:rPr>
+                <w:rFonts w:ascii="Lora" w:eastAsia="Gungsuh" w:hAnsi="Lora" w:cs="Gungsuh"/>
+                <w:lang w:val="en-US" w:eastAsia="zh-CN"/>
+              </w:rPr>
+              <w:t xml:space="preserve">, </w:t>
+            </w:r>
+            <w:r>
+              <w:rPr>
+                <w:rFonts w:ascii="Lora" w:eastAsia="Gungsuh" w:hAnsi="Lora" w:cs="Gungsuh"/>
+                <w:lang w:eastAsia="zh-CN"/>
+              </w:rPr>
+              <w:t>Taobao</w:t>
+            </w:r>
+          </w:p>
+        </w:tc>
+        <w:tc>
+          <w:tcPr>
+            <w:tcW w:w="0" w:type="auto"/>
+            <w:tcMar>
+              <w:top w:w="100" w:type="dxa"/>
+              <w:left w:w="100" w:type="dxa"/>
+              <w:bottom w:w="100" w:type="dxa"/>
+              <w:right w:w="100" w:type="dxa"/>
+            </w:tcMar>
+          </w:tcPr>
+          <w:p>
+            <w:pPr>
+              <w:widowControl w:val="0"/>
+              <w:rPr>
+                <w:rFonts w:ascii="Lora" w:hAnsi="Lora"/>
+              </w:rPr>
+            </w:pPr>
+            <w:r>
+              <w:rPr>
+                <w:rFonts w:ascii="Lora" w:hAnsi="Lora"/>
+              </w:rPr>
+              <w:t>5.8</w:t>
+            </w:r>
+          </w:p>
+        </w:tc>
+        <w:tc>
+          <w:tcPr>
+            <w:tcW w:w="0" w:type="auto"/>
+            <w:tcMar>
+              <w:top w:w="100" w:type="dxa"/>
+              <w:left w:w="100" w:type="dxa"/>
+              <w:bottom w:w="100" w:type="dxa"/>
+              <w:right w:w="100" w:type="dxa"/>
+            </w:tcMar>
+          </w:tcPr>
+          <w:p>
+            <w:pPr>
+              <w:widowControl w:val="0"/>
+              <w:rPr>
+                <w:rFonts w:ascii="Lora" w:hAnsi="Lora"/>
+              </w:rPr>
+            </w:pPr>
+            <w:r>
+              <w:rPr>
+                <w:rFonts w:ascii="Lora" w:hAnsi="Lora"/>
+              </w:rPr>
+              <w:t>1</w:t>
+            </w:r>
+          </w:p>
+        </w:tc>
+        <w:tc>
+          <w:tcPr>
+            <w:tcW w:w="0" w:type="auto"/>
+            <w:tcMar>
+              <w:top w:w="100" w:type="dxa"/>
+              <w:left w:w="100" w:type="dxa"/>
+              <w:bottom w:w="100" w:type="dxa"/>
+              <w:right w:w="100" w:type="dxa"/>
+            </w:tcMar>
+          </w:tcPr>
+          <w:p>
+            <w:pPr>
+              <w:widowControl w:val="0"/>
+              <w:rPr>
+                <w:rFonts w:ascii="Lora" w:hAnsi="Lora"/>
+              </w:rPr>
+            </w:pPr>
+            <w:r>
+              <w:rPr>
+                <w:rFonts w:ascii="Lora" w:hAnsi="Lora"/>
+              </w:rPr>
+              <w:t>5.8</w:t>
+            </w:r>
+          </w:p>
+        </w:tc>
+      </w:tr>
+      <w:tr>
+        <w:tc>
+          <w:tcPr>
+            <w:tcW w:w="0" w:type="auto"/>
+            <w:tcMar>
+              <w:top w:w="100" w:type="dxa"/>
+              <w:left w:w="100" w:type="dxa"/>
+              <w:bottom w:w="100" w:type="dxa"/>
+              <w:right w:w="100" w:type="dxa"/>
+            </w:tcMar>
+          </w:tcPr>
+          <w:p>
+            <w:pPr>
+              <w:widowControl w:val="0"/>
+              <w:rPr>
+                <w:rFonts w:ascii="Lora" w:hAnsi="Lora"/>
+              </w:rPr>
+            </w:pPr>
+            <w:r>
+              <w:rPr>
+                <w:rFonts w:ascii="Lora" w:hAnsi="Lora"/>
+              </w:rPr>
+              <w:t>Screws</w:t>
+            </w:r>
+          </w:p>
+        </w:tc>
+        <w:tc>
+          <w:tcPr>
+            <w:tcW w:w="0" w:type="auto"/>
+            <w:tcMar>
+              <w:top w:w="100" w:type="dxa"/>
+              <w:left w:w="100" w:type="dxa"/>
+              <w:bottom w:w="100" w:type="dxa"/>
+              <w:right w:w="100" w:type="dxa"/>
+            </w:tcMar>
+          </w:tcPr>
+          <w:p>
+            <w:pPr>
+              <w:widowControl w:val="0"/>
+              <w:rPr>
+                <w:rFonts w:ascii="Lora" w:hAnsi="Lora"/>
+              </w:rPr>
+            </w:pPr>
+            <w:r>
+              <w:rPr>
+                <w:rFonts w:ascii="Lora" w:eastAsia="Gungsuh" w:hAnsi="Lora" w:cs="Gungsuh"/>
+              </w:rPr>
+              <w:t>M4x10[50</w:t>
+            </w:r>
+            <w:r>
+              <w:rPr>
+                <w:rFonts w:ascii="Lora" w:eastAsia="MS Mincho" w:hAnsi="Lora" w:cs="MS Mincho"/>
+              </w:rPr>
+              <w:t>个</w:t>
+            </w:r>
+            <w:r>
+              <w:rPr>
+                <w:rFonts w:ascii="Lora" w:eastAsia="Gungsuh" w:hAnsi="Lora" w:cs="Gungsuh"/>
+              </w:rPr>
+              <w:t>]</w:t>
+            </w:r>
+          </w:p>
+        </w:tc>
+        <w:tc>
+          <w:tcPr>
+            <w:tcW w:w="0" w:type="auto"/>
+            <w:tcMar>
+              <w:top w:w="100" w:type="dxa"/>
+              <w:left w:w="100" w:type="dxa"/>
+              <w:bottom w:w="100" w:type="dxa"/>
+              <w:right w:w="100" w:type="dxa"/>
+            </w:tcMar>
+          </w:tcPr>
+          <w:p>
+            <w:pPr>
+              <w:widowControl w:val="0"/>
+              <w:rPr>
+                <w:rFonts w:ascii="Lora" w:hAnsi="Lora"/>
+              </w:rPr>
+            </w:pPr>
+            <w:r>
+              <w:rPr>
+                <w:rFonts w:ascii="Lora" w:hAnsi="Lora"/>
+              </w:rPr>
+              <w:t>M4 10mm</w:t>
+            </w:r>
+          </w:p>
+        </w:tc>
+        <w:tc>
+          <w:tcPr>
+            <w:tcW w:w="0" w:type="auto"/>
+            <w:tcMar>
+              <w:top w:w="100" w:type="dxa"/>
+              <w:left w:w="100" w:type="dxa"/>
+              <w:bottom w:w="100" w:type="dxa"/>
+              <w:right w:w="100" w:type="dxa"/>
+            </w:tcMar>
+          </w:tcPr>
+          <w:p>
+            <w:pPr>
+              <w:widowControl w:val="0"/>
+              <w:rPr>
+                <w:rFonts w:ascii="Lora" w:hAnsi="Lora"/>
+              </w:rPr>
+            </w:pPr>
+            <w:r>
+              <w:rPr>
+                <w:rFonts w:ascii="Lora" w:eastAsia="Gungsuh" w:hAnsi="Lora" w:cs="Gungsuh"/>
+              </w:rPr>
+              <w:t>固万基官方旗</w:t>
+            </w:r>
+            <w:r>
+              <w:rPr>
+                <w:rFonts w:ascii="Lora" w:eastAsia="SimSun" w:hAnsi="Lora" w:cs="SimSun"/>
+              </w:rPr>
+              <w:t>舰</w:t>
+            </w:r>
+            <w:r>
+              <w:rPr>
+                <w:rFonts w:ascii="Lora" w:eastAsia="Gungsuh" w:hAnsi="Lora" w:cs="Gungsuh"/>
+              </w:rPr>
+              <w:t>店</w:t>
+            </w:r>
+            <w:r>
+              <w:rPr>
+                <w:rFonts w:ascii="Lora" w:eastAsia="Gungsuh" w:hAnsi="Lora" w:cs="Gungsuh"/>
+                <w:lang w:val="en-US" w:eastAsia="zh-CN"/>
+              </w:rPr>
+              <w:t xml:space="preserve">, </w:t>
+            </w:r>
+            <w:r>
+              <w:rPr>
+                <w:rFonts w:ascii="Lora" w:eastAsia="Gungsuh" w:hAnsi="Lora" w:cs="Gungsuh"/>
+                <w:lang w:eastAsia="zh-CN"/>
+              </w:rPr>
+              <w:t>Taobao</w:t>
+            </w:r>
+          </w:p>
+        </w:tc>
+        <w:tc>
+          <w:tcPr>
+            <w:tcW w:w="0" w:type="auto"/>
+            <w:tcMar>
+              <w:top w:w="100" w:type="dxa"/>
+              <w:left w:w="100" w:type="dxa"/>
+              <w:bottom w:w="100" w:type="dxa"/>
+              <w:right w:w="100" w:type="dxa"/>
+            </w:tcMar>
+          </w:tcPr>
+          <w:p>
+            <w:pPr>
+              <w:widowControl w:val="0"/>
+              <w:rPr>
+                <w:rFonts w:ascii="Lora" w:hAnsi="Lora"/>
+              </w:rPr>
+            </w:pPr>
+            <w:r>
+              <w:rPr>
+                <w:rFonts w:ascii="Lora" w:hAnsi="Lora"/>
+              </w:rPr>
+              <w:t>4.9</w:t>
+            </w:r>
+          </w:p>
+        </w:tc>
+        <w:tc>
+          <w:tcPr>
+            <w:tcW w:w="0" w:type="auto"/>
+            <w:tcMar>
+              <w:top w:w="100" w:type="dxa"/>
+              <w:left w:w="100" w:type="dxa"/>
+              <w:bottom w:w="100" w:type="dxa"/>
+              <w:right w:w="100" w:type="dxa"/>
+            </w:tcMar>
+          </w:tcPr>
+          <w:p>
+            <w:pPr>
+              <w:widowControl w:val="0"/>
+              <w:rPr>
+                <w:rFonts w:ascii="Lora" w:hAnsi="Lora"/>
+              </w:rPr>
+            </w:pPr>
+            <w:r>
+              <w:rPr>
+                <w:rFonts w:ascii="Lora" w:hAnsi="Lora"/>
+              </w:rPr>
+              <w:t>1</w:t>
+            </w:r>
+          </w:p>
+        </w:tc>
+        <w:tc>
+          <w:tcPr>
+            <w:tcW w:w="0" w:type="auto"/>
+            <w:tcMar>
+              <w:top w:w="100" w:type="dxa"/>
+              <w:left w:w="100" w:type="dxa"/>
+              <w:bottom w:w="100" w:type="dxa"/>
+              <w:right w:w="100" w:type="dxa"/>
+            </w:tcMar>
+          </w:tcPr>
+          <w:p>
+            <w:pPr>
+              <w:widowControl w:val="0"/>
+              <w:rPr>
+                <w:rFonts w:ascii="Lora" w:hAnsi="Lora"/>
+              </w:rPr>
+            </w:pPr>
+            <w:r>
+              <w:rPr>
+                <w:rFonts w:ascii="Lora" w:hAnsi="Lora"/>
+              </w:rPr>
+              <w:t>4.9</w:t>
             </w:r>
           </w:p>
         </w:tc>
@@ -7600,39 +7630,80 @@
     </w:tbl>
     <w:p>
       <w:pPr>
-        <w:spacing w:line="480" w:lineRule="auto"/>
+        <w:pStyle w:val="JCEbodytext"/>
+        <w:spacing w:line="360" w:lineRule="auto"/>
+        <w:ind w:firstLine="0"/>
         <w:rPr>
-          <w:sz w:val="24"/>
-          <w:szCs w:val="24"/>
-          <w:vertAlign w:val="superscript"/>
+          <w:rFonts w:ascii="Lora" w:hAnsi="Lora"/>
+          <w:lang w:val="en-SG"/>
         </w:rPr>
       </w:pPr>
       <w:bookmarkStart w:id="0" w:name="_icrok0ni5rtb" w:colFirst="0" w:colLast="0"/>
       <w:bookmarkEnd w:id="0"/>
-      <w:proofErr w:type="spellStart"/>
+    </w:p>
+    <w:p>
+      <w:pPr>
+        <w:spacing w:after="160" w:line="278" w:lineRule="auto"/>
+        <w:rPr>
+          <w:rFonts w:ascii="Lora" w:hAnsi="Lora"/>
+          <w:lang w:val="en-SG" w:eastAsia="en-US"/>
+        </w:rPr>
+      </w:pPr>
       <w:r>
         <w:rPr>
+          <w:rFonts w:ascii="Lora" w:hAnsi="Lora"/>
+          <w:lang w:val="en-SG"/>
+        </w:rPr>
+        <w:br w:type="page"/>
+      </w:r>
+    </w:p>
+    <w:p>
+      <w:pPr>
+        <w:pStyle w:val="JCEbodytext"/>
+        <w:spacing w:line="360" w:lineRule="auto"/>
+        <w:rPr>
+          <w:rFonts w:ascii="Lora" w:hAnsi="Lora"/>
+          <w:b/>
+          <w:bCs/>
+          <w:color w:val="0F4761" w:themeColor="accent1" w:themeShade="BF"/>
           <w:sz w:val="24"/>
           <w:szCs w:val="24"/>
-          <w:vertAlign w:val="superscript"/>
+          <w:lang w:val="en-SG"/>
         </w:rPr>
-        <w:t>a</w:t>
-      </w:r>
-      <w:proofErr w:type="spellEnd"/>
+      </w:pPr>
       <w:r>
         <w:rPr>
+          <w:rFonts w:ascii="Lora" w:hAnsi="Lora"/>
+          <w:b/>
+          <w:bCs/>
+          <w:color w:val="0F4761" w:themeColor="accent1" w:themeShade="BF"/>
           <w:sz w:val="24"/>
           <w:szCs w:val="24"/>
-          <w:vertAlign w:val="superscript"/>
+          <w:lang w:val="en-SG"/>
         </w:rPr>
-        <w:t xml:space="preserve"> </w:t>
+        <w:lastRenderedPageBreak/>
+        <w:t>References</w:t>
       </w:r>
+    </w:p>
+    <w:p>
+      <w:pPr>
+        <w:pStyle w:val="JCEbodytext"/>
+        <w:numPr>
+          <w:ilvl w:val="0"/>
+          <w:numId w:val="3"/>
+        </w:numPr>
+        <w:spacing w:line="360" w:lineRule="auto"/>
+        <w:rPr>
+          <w:rFonts w:ascii="Lora" w:hAnsi="Lora"/>
+          <w:lang w:val="en-SG"/>
+        </w:rPr>
+      </w:pPr>
       <w:r>
         <w:rPr>
-          <w:sz w:val="24"/>
-          <w:szCs w:val="24"/>
+          <w:rFonts w:ascii="Lora" w:hAnsi="Lora"/>
+          <w:lang w:val="en-SG"/>
         </w:rPr>
-        <w:t>Prices listed in RMB unless stated otherwise.</w:t>
+        <w:t>CNY-USD X-RATE. (2026, October 3). Bloomberg. Retrieved October 3, 2026, from https://www.bloomberg.com/quote/CNYUSD:CUR</w:t>
       </w:r>
     </w:p>
     <w:sectPr>
@@ -7685,6 +7756,95 @@
 <file path=word/numbering.xml><?xml version="1.0" encoding="utf-8"?>
 <w:numbering xmlns:wpc="http://schemas.microsoft.com/office/word/2010/wordprocessingCanvas" xmlns:cx="http://schemas.microsoft.com/office/drawing/2014/chartex" xmlns:cx1="http://schemas.microsoft.com/office/drawing/2015/9/8/chartex" xmlns:cx2="http://schemas.microsoft.com/office/drawing/2015/10/21/chartex" xmlns:cx3="http://schemas.microsoft.com/office/drawing/2016/5/9/chartex" xmlns:cx4="http://schemas.microsoft.com/office/drawing/2016/5/10/chartex" xmlns:cx5="http://schemas.microsoft.com/office/drawing/2016/5/11/chartex" xmlns:cx6="http://schemas.microsoft.com/office/drawing/2016/5/12/chartex" xmlns:cx7="http://schemas.microsoft.com/office/drawing/2016/5/13/chartex" xmlns:cx8="http://schemas.microsoft.com/office/drawing/2016/5/14/chartex" xmlns:mc="http://schemas.openxmlformats.org/markup-compatibility/2006" xmlns:aink="http://schemas.microsoft.com/office/drawing/2016/ink" xmlns:am3d="http://schemas.microsoft.com/office/drawing/2017/model3d" xmlns:o="urn:schemas-microsoft-com:office:office" xmlns:oel="http://schemas.microsoft.com/office/2019/extlst" xmlns:r="http://schemas.openxmlformats.org/officeDocument/2006/relationships" xmlns:m="http://schemas.openxmlformats.org/officeDocument/2006/math" xmlns:v="urn:schemas-microsoft-com:vml" xmlns:wp14="http://schemas.microsoft.com/office/word/2010/wordprocessingDrawing" xmlns:wp="http://schemas.openxmlformats.org/drawingml/2006/wordprocessingDrawing" xmlns:w10="urn:schemas-microsoft-com:office:word" xmlns:w="http://schemas.openxmlformats.org/wordprocessingml/2006/main" xmlns:w14="http://schemas.microsoft.com/office/word/2010/wordml" xmlns:w15="http://schemas.microsoft.com/office/word/2012/wordml" xmlns:w16cex="http://schemas.microsoft.com/office/word/2018/wordml/cex" xmlns:w16cid="http://schemas.microsoft.com/office/word/2016/wordml/cid" xmlns:w16="http://schemas.microsoft.com/office/word/2018/wordml" xmlns:w16du="http://schemas.microsoft.com/office/word/2023/wordml/word16du" xmlns:w16sdtdh="http://schemas.microsoft.com/office/word/2020/wordml/sdtdatahash" xmlns:w16sdtfl="http://schemas.microsoft.com/office/word/2024/wordml/sdtformatlock" xmlns:w16se="http://schemas.microsoft.com/office/word/2015/wordml/symex" xmlns:wpg="http://schemas.microsoft.com/office/word/2010/wordprocessingGroup" xmlns:wpi="http://schemas.microsoft.com/office/word/2010/wordprocessingInk" xmlns:wne="http://schemas.microsoft.com/office/word/2006/wordml" xmlns:wps="http://schemas.microsoft.com/office/word/2010/wordprocessingShape" mc:Ignorable="w14 w15 w16se w16cid w16 w16cex w16sdtdh w16sdtfl w16du wp14">
   <w:abstractNum w:abstractNumId="0" w15:restartNumberingAfterBreak="0">
+    <w:nsid w:val="0626023F"/>
+    <w:multiLevelType w:val="hybridMultilevel"/>
+    <w:tmpl w:val="1CA8DC06"/>
+    <w:lvl w:ilvl="0" w:tplc="0809000F">
+      <w:start w:val="1"/>
+      <w:numFmt w:val="decimal"/>
+      <w:lvlText w:val="%1."/>
+      <w:lvlJc w:val="left"/>
+      <w:pPr>
+        <w:ind w:left="720" w:hanging="360"/>
+      </w:pPr>
+      <w:rPr>
+        <w:rFonts w:hint="default"/>
+      </w:rPr>
+    </w:lvl>
+    <w:lvl w:ilvl="1" w:tplc="08090019" w:tentative="1">
+      <w:start w:val="1"/>
+      <w:numFmt w:val="lowerLetter"/>
+      <w:lvlText w:val="%2."/>
+      <w:lvlJc w:val="left"/>
+      <w:pPr>
+        <w:ind w:left="1440" w:hanging="360"/>
+      </w:pPr>
+    </w:lvl>
+    <w:lvl w:ilvl="2" w:tplc="0809001B" w:tentative="1">
+      <w:start w:val="1"/>
+      <w:numFmt w:val="lowerRoman"/>
+      <w:lvlText w:val="%3."/>
+      <w:lvlJc w:val="right"/>
+      <w:pPr>
+        <w:ind w:left="2160" w:hanging="180"/>
+      </w:pPr>
+    </w:lvl>
+    <w:lvl w:ilvl="3" w:tplc="0809000F" w:tentative="1">
+      <w:start w:val="1"/>
+      <w:numFmt w:val="decimal"/>
+      <w:lvlText w:val="%4."/>
+      <w:lvlJc w:val="left"/>
+      <w:pPr>
+        <w:ind w:left="2880" w:hanging="360"/>
+      </w:pPr>
+    </w:lvl>
+    <w:lvl w:ilvl="4" w:tplc="08090019" w:tentative="1">
+      <w:start w:val="1"/>
+      <w:numFmt w:val="lowerLetter"/>
+      <w:lvlText w:val="%5."/>
+      <w:lvlJc w:val="left"/>
+      <w:pPr>
+        <w:ind w:left="3600" w:hanging="360"/>
+      </w:pPr>
+    </w:lvl>
+    <w:lvl w:ilvl="5" w:tplc="0809001B" w:tentative="1">
+      <w:start w:val="1"/>
+      <w:numFmt w:val="lowerRoman"/>
+      <w:lvlText w:val="%6."/>
+      <w:lvlJc w:val="right"/>
+      <w:pPr>
+        <w:ind w:left="4320" w:hanging="180"/>
+      </w:pPr>
+    </w:lvl>
+    <w:lvl w:ilvl="6" w:tplc="0809000F" w:tentative="1">
+      <w:start w:val="1"/>
+      <w:numFmt w:val="decimal"/>
+      <w:lvlText w:val="%7."/>
+      <w:lvlJc w:val="left"/>
+      <w:pPr>
+        <w:ind w:left="5040" w:hanging="360"/>
+      </w:pPr>
+    </w:lvl>
+    <w:lvl w:ilvl="7" w:tplc="08090019" w:tentative="1">
+      <w:start w:val="1"/>
+      <w:numFmt w:val="lowerLetter"/>
+      <w:lvlText w:val="%8."/>
+      <w:lvlJc w:val="left"/>
+      <w:pPr>
+        <w:ind w:left="5760" w:hanging="360"/>
+      </w:pPr>
+    </w:lvl>
+    <w:lvl w:ilvl="8" w:tplc="0809001B" w:tentative="1">
+      <w:start w:val="1"/>
+      <w:numFmt w:val="lowerRoman"/>
+      <w:lvlText w:val="%9."/>
+      <w:lvlJc w:val="right"/>
+      <w:pPr>
+        <w:ind w:left="6480" w:hanging="180"/>
+      </w:pPr>
+    </w:lvl>
+  </w:abstractNum>
+  <w:abstractNum w:abstractNumId="1" w15:restartNumberingAfterBreak="0">
     <w:nsid w:val="3BA61786"/>
     <w:multiLevelType w:val="hybridMultilevel"/>
     <w:tmpl w:val="3C90D740"/>
@@ -7773,7 +7933,7 @@
       </w:pPr>
     </w:lvl>
   </w:abstractNum>
-  <w:abstractNum w:abstractNumId="1" w15:restartNumberingAfterBreak="0">
+  <w:abstractNum w:abstractNumId="2" w15:restartNumberingAfterBreak="0">
     <w:nsid w:val="45B9137E"/>
     <w:multiLevelType w:val="hybridMultilevel"/>
     <w:tmpl w:val="BA583E08"/>
@@ -7863,9 +8023,12 @@
     </w:lvl>
   </w:abstractNum>
   <w:num w:numId="1" w16cid:durableId="1916816944">
+    <w:abstractNumId w:val="2"/>
+  </w:num>
+  <w:num w:numId="2" w16cid:durableId="1949661032">
     <w:abstractNumId w:val="1"/>
   </w:num>
-  <w:num w:numId="2" w16cid:durableId="1949661032">
+  <w:num w:numId="3" w16cid:durableId="1491560955">
     <w:abstractNumId w:val="0"/>
   </w:num>
 </w:numbering>
@@ -8271,7 +8434,7 @@
   <w:style w:type="paragraph" w:default="1" w:styleId="Normal">
     <w:name w:val="Normal"/>
     <w:qFormat/>
-    <w:rsid w:val="0043248F"/>
+    <w:rsid w:val="002B727A"/>
     <w:pPr>
       <w:spacing w:after="0" w:line="240" w:lineRule="auto"/>
     </w:pPr>

--- a/Materials list.docx
+++ b/Materials list.docx
@@ -34,7 +34,19 @@
         <w:rPr>
           <w:rFonts w:ascii="Lora" w:hAnsi="Lora"/>
         </w:rPr>
-        <w:t xml:space="preserve">Prices listed in RMB unless stated otherwise. This is because most of the materials were sourced from Taobao. Prices </w:t>
+        <w:t xml:space="preserve">Prices listed in </w:t>
+      </w:r>
+      <w:r>
+        <w:rPr>
+          <w:rFonts w:ascii="Lora" w:hAnsi="Lora"/>
+        </w:rPr>
+        <w:t xml:space="preserve">CNY </w:t>
+      </w:r>
+      <w:r>
+        <w:rPr>
+          <w:rFonts w:ascii="Lora" w:hAnsi="Lora"/>
+        </w:rPr>
+        <w:t xml:space="preserve">unless stated otherwise. This is because most of the materials were sourced from Taobao. Prices </w:t>
       </w:r>
       <w:r>
         <w:rPr>
@@ -447,6 +459,7 @@
                 <w:rFonts w:ascii="Lora" w:hAnsi="Lora"/>
               </w:rPr>
             </w:pPr>
+            <w:proofErr w:type="spellStart"/>
             <w:r>
               <w:rPr>
                 <w:rFonts w:ascii="Lora" w:eastAsia="SimSun" w:hAnsi="Lora" w:cs="SimSun"/>
@@ -459,6 +472,7 @@
               </w:rPr>
               <w:t>光款</w:t>
             </w:r>
+            <w:proofErr w:type="spellEnd"/>
           </w:p>
         </w:tc>
         <w:tc>
@@ -751,6 +765,7 @@
                 <w:rFonts w:ascii="Lora" w:hAnsi="Lora"/>
               </w:rPr>
             </w:pPr>
+            <w:proofErr w:type="spellStart"/>
             <w:r>
               <w:rPr>
                 <w:rFonts w:ascii="Lora" w:eastAsia="Gungsuh" w:hAnsi="Lora" w:cs="Gungsuh"/>
@@ -781,6 +796,7 @@
               </w:rPr>
               <w:t>店</w:t>
             </w:r>
+            <w:proofErr w:type="spellEnd"/>
             <w:r>
               <w:rPr>
                 <w:rFonts w:ascii="Lora" w:eastAsia="Gungsuh" w:hAnsi="Lora" w:cs="Gungsuh"/>
@@ -1005,6 +1021,7 @@
                 <w:rFonts w:ascii="Lora" w:hAnsi="Lora"/>
               </w:rPr>
             </w:pPr>
+            <w:proofErr w:type="spellStart"/>
             <w:r>
               <w:rPr>
                 <w:rFonts w:ascii="Lora" w:eastAsia="Gungsuh" w:hAnsi="Lora" w:cs="Gungsuh"/>
@@ -1035,6 +1052,7 @@
               </w:rPr>
               <w:t>店</w:t>
             </w:r>
+            <w:proofErr w:type="spellEnd"/>
             <w:r>
               <w:rPr>
                 <w:rFonts w:ascii="Lora" w:eastAsia="Gungsuh" w:hAnsi="Lora" w:cs="Gungsuh"/>
@@ -1253,6 +1271,7 @@
                 <w:rFonts w:ascii="Lora" w:hAnsi="Lora"/>
               </w:rPr>
             </w:pPr>
+            <w:proofErr w:type="spellStart"/>
             <w:r>
               <w:rPr>
                 <w:rFonts w:ascii="Lora" w:eastAsia="Gungsuh" w:hAnsi="Lora" w:cs="Gungsuh"/>
@@ -1283,6 +1302,7 @@
               </w:rPr>
               <w:t>店</w:t>
             </w:r>
+            <w:proofErr w:type="spellEnd"/>
             <w:r>
               <w:rPr>
                 <w:rFonts w:ascii="Lora" w:eastAsia="Gungsuh" w:hAnsi="Lora" w:cs="Gungsuh"/>
@@ -1709,6 +1729,7 @@
                 <w:rFonts w:ascii="Lora" w:hAnsi="Lora"/>
               </w:rPr>
             </w:pPr>
+            <w:proofErr w:type="spellStart"/>
             <w:r>
               <w:rPr>
                 <w:rFonts w:ascii="Lora" w:eastAsia="Gungsuh" w:hAnsi="Lora" w:cs="Gungsuh"/>
@@ -1739,6 +1760,7 @@
               </w:rPr>
               <w:t>店</w:t>
             </w:r>
+            <w:proofErr w:type="spellEnd"/>
             <w:r>
               <w:rPr>
                 <w:rFonts w:ascii="Lora" w:eastAsia="Gungsuh" w:hAnsi="Lora" w:cs="Gungsuh"/>
@@ -1927,6 +1949,7 @@
                 <w:rFonts w:ascii="Lora" w:hAnsi="Lora"/>
               </w:rPr>
             </w:pPr>
+            <w:proofErr w:type="spellStart"/>
             <w:r>
               <w:rPr>
                 <w:rFonts w:ascii="Lora" w:eastAsia="Gungsuh" w:hAnsi="Lora" w:cs="Gungsuh"/>
@@ -1957,6 +1980,7 @@
               </w:rPr>
               <w:t>店</w:t>
             </w:r>
+            <w:proofErr w:type="spellEnd"/>
             <w:r>
               <w:rPr>
                 <w:rFonts w:ascii="Lora" w:eastAsia="Gungsuh" w:hAnsi="Lora" w:cs="Gungsuh"/>
@@ -2176,6 +2200,7 @@
                 <w:rFonts w:ascii="Lora" w:hAnsi="Lora"/>
               </w:rPr>
             </w:pPr>
+            <w:proofErr w:type="spellStart"/>
             <w:r>
               <w:rPr>
                 <w:rFonts w:ascii="Lora" w:eastAsia="Gungsuh" w:hAnsi="Lora" w:cs="Gungsuh"/>
@@ -2206,6 +2231,7 @@
               </w:rPr>
               <w:t>店</w:t>
             </w:r>
+            <w:proofErr w:type="spellEnd"/>
             <w:r>
               <w:rPr>
                 <w:rFonts w:ascii="Lora" w:eastAsia="Gungsuh" w:hAnsi="Lora" w:cs="Gungsuh"/>
@@ -2772,6 +2798,7 @@
                 <w:rFonts w:ascii="Lora" w:hAnsi="Lora"/>
               </w:rPr>
             </w:pPr>
+            <w:proofErr w:type="spellStart"/>
             <w:r>
               <w:rPr>
                 <w:rFonts w:ascii="Lora" w:eastAsia="Gungsuh" w:hAnsi="Lora" w:cs="Gungsuh"/>
@@ -2790,6 +2817,7 @@
               </w:rPr>
               <w:t>影器材城</w:t>
             </w:r>
+            <w:proofErr w:type="spellEnd"/>
             <w:r>
               <w:rPr>
                 <w:rFonts w:ascii="Lora" w:eastAsia="Gungsuh" w:hAnsi="Lora" w:cs="Gungsuh"/>
@@ -3231,7 +3259,21 @@
               <w:rPr>
                 <w:rFonts w:ascii="Lora" w:hAnsi="Lora"/>
               </w:rPr>
-              <w:t>20 mm diameter, 20 μm wide slit</w:t>
+              <w:t xml:space="preserve">20 mm diameter, 20 </w:t>
+            </w:r>
+            <w:proofErr w:type="spellStart"/>
+            <w:r>
+              <w:rPr>
+                <w:rFonts w:ascii="Lora" w:hAnsi="Lora"/>
+              </w:rPr>
+              <w:t>μm</w:t>
+            </w:r>
+            <w:proofErr w:type="spellEnd"/>
+            <w:r>
+              <w:rPr>
+                <w:rFonts w:ascii="Lora" w:hAnsi="Lora"/>
+              </w:rPr>
+              <w:t xml:space="preserve"> wide slit</w:t>
             </w:r>
           </w:p>
         </w:tc>
@@ -3886,12 +3928,14 @@
                 <w:rFonts w:ascii="Lora" w:hAnsi="Lora"/>
               </w:rPr>
             </w:pPr>
+            <w:proofErr w:type="spellStart"/>
             <w:r>
               <w:rPr>
                 <w:rFonts w:ascii="Lora" w:eastAsia="Gungsuh" w:hAnsi="Lora" w:cs="Gungsuh"/>
               </w:rPr>
               <w:t>黑白</w:t>
             </w:r>
+            <w:proofErr w:type="spellEnd"/>
             <w:r>
               <w:rPr>
                 <w:rFonts w:ascii="Lora" w:eastAsia="Gungsuh" w:hAnsi="Lora" w:cs="Gungsuh"/>
@@ -4134,7 +4178,14 @@
               <w:rPr>
                 <w:rFonts w:ascii="Lora" w:eastAsia="Gungsuh" w:hAnsi="Lora" w:cs="Gungsuh"/>
               </w:rPr>
-              <w:t>50mm 1/2" C</w:t>
+              <w:t xml:space="preserve">50mm 1/2" </w:t>
+            </w:r>
+            <w:proofErr w:type="spellStart"/>
+            <w:r>
+              <w:rPr>
+                <w:rFonts w:ascii="Lora" w:eastAsia="Gungsuh" w:hAnsi="Lora" w:cs="Gungsuh"/>
+              </w:rPr>
+              <w:t>C</w:t>
             </w:r>
             <w:r>
               <w:rPr>
@@ -4142,6 +4193,7 @@
               </w:rPr>
               <w:t>口</w:t>
             </w:r>
+            <w:proofErr w:type="spellEnd"/>
           </w:p>
         </w:tc>
         <w:tc>
@@ -4186,12 +4238,14 @@
                 <w:rFonts w:ascii="Lora" w:hAnsi="Lora"/>
               </w:rPr>
             </w:pPr>
+            <w:proofErr w:type="spellStart"/>
             <w:r>
               <w:rPr>
                 <w:rFonts w:ascii="Lora" w:eastAsia="Gungsuh" w:hAnsi="Lora" w:cs="Gungsuh"/>
               </w:rPr>
               <w:t>安耐科技</w:t>
             </w:r>
+            <w:proofErr w:type="spellEnd"/>
             <w:r>
               <w:rPr>
                 <w:rFonts w:ascii="Lora" w:eastAsia="Gungsuh" w:hAnsi="Lora" w:cs="Gungsuh"/>
@@ -4695,6 +4749,7 @@
                 <w:rFonts w:ascii="Lora" w:hAnsi="Lora"/>
               </w:rPr>
             </w:pPr>
+            <w:proofErr w:type="spellStart"/>
             <w:r>
               <w:rPr>
                 <w:rFonts w:ascii="Lora" w:eastAsia="Gungsuh" w:hAnsi="Lora" w:cs="Gungsuh"/>
@@ -4725,6 +4780,7 @@
               </w:rPr>
               <w:t>店</w:t>
             </w:r>
+            <w:proofErr w:type="spellEnd"/>
             <w:r>
               <w:rPr>
                 <w:rFonts w:ascii="Lora" w:eastAsia="Gungsuh" w:hAnsi="Lora" w:cs="Gungsuh"/>
@@ -4866,6 +4922,7 @@
               </w:rPr>
               <w:t xml:space="preserve">SM05LRR </w:t>
             </w:r>
+            <w:proofErr w:type="spellStart"/>
             <w:r>
               <w:rPr>
                 <w:rFonts w:ascii="Lora" w:eastAsia="Gungsuh" w:hAnsi="Lora" w:cs="Gungsuh"/>
@@ -4878,6 +4935,7 @@
               </w:rPr>
               <w:t>环</w:t>
             </w:r>
+            <w:proofErr w:type="spellEnd"/>
             <w:r>
               <w:rPr>
                 <w:rFonts w:ascii="Lora" w:eastAsia="Gungsuh" w:hAnsi="Lora" w:cs="Gungsuh"/>
@@ -4940,6 +4998,7 @@
                 <w:rFonts w:ascii="Lora" w:hAnsi="Lora"/>
               </w:rPr>
             </w:pPr>
+            <w:proofErr w:type="spellStart"/>
             <w:r>
               <w:rPr>
                 <w:rFonts w:ascii="Lora" w:eastAsia="Gungsuh" w:hAnsi="Lora" w:cs="Gungsuh"/>
@@ -4964,6 +5023,7 @@
               </w:rPr>
               <w:t>学</w:t>
             </w:r>
+            <w:proofErr w:type="spellEnd"/>
             <w:r>
               <w:rPr>
                 <w:rFonts w:ascii="Lora" w:eastAsia="Gungsuh" w:hAnsi="Lora" w:cs="Gungsuh"/>
@@ -5185,6 +5245,7 @@
                 <w:rFonts w:ascii="Lora" w:hAnsi="Lora"/>
               </w:rPr>
             </w:pPr>
+            <w:proofErr w:type="spellStart"/>
             <w:r>
               <w:rPr>
                 <w:rFonts w:ascii="Lora" w:eastAsia="Gungsuh" w:hAnsi="Lora" w:cs="Gungsuh"/>
@@ -5209,6 +5270,7 @@
               </w:rPr>
               <w:t>学</w:t>
             </w:r>
+            <w:proofErr w:type="spellEnd"/>
             <w:r>
               <w:rPr>
                 <w:rFonts w:ascii="Lora" w:eastAsia="Gungsuh" w:hAnsi="Lora" w:cs="Gungsuh"/>
@@ -5639,7 +5701,19 @@
         <w:rPr>
           <w:rFonts w:ascii="Lora" w:hAnsi="Lora"/>
         </w:rPr>
-        <w:t>. Additional equipment required.</w:t>
+        <w:t xml:space="preserve">. Additional equipment </w:t>
+      </w:r>
+      <w:r>
+        <w:rPr>
+          <w:rFonts w:ascii="Lora" w:hAnsi="Lora"/>
+        </w:rPr>
+        <w:t xml:space="preserve">that may be </w:t>
+      </w:r>
+      <w:r>
+        <w:rPr>
+          <w:rFonts w:ascii="Lora" w:hAnsi="Lora"/>
+        </w:rPr>
+        <w:t>required.</w:t>
       </w:r>
     </w:p>
     <w:p>
@@ -6762,867 +6836,6 @@
                 <w:rFonts w:ascii="Lora" w:hAnsi="Lora"/>
               </w:rPr>
               <w:t>85</w:t>
-            </w:r>
-          </w:p>
-        </w:tc>
-      </w:tr>
-      <w:tr>
-        <w:tc>
-          <w:tcPr>
-            <w:tcW w:w="0" w:type="auto"/>
-            <w:tcMar>
-              <w:top w:w="100" w:type="dxa"/>
-              <w:left w:w="100" w:type="dxa"/>
-              <w:bottom w:w="100" w:type="dxa"/>
-              <w:right w:w="100" w:type="dxa"/>
-            </w:tcMar>
-          </w:tcPr>
-          <w:p>
-            <w:pPr>
-              <w:widowControl w:val="0"/>
-              <w:rPr>
-                <w:rFonts w:ascii="Lora" w:hAnsi="Lora"/>
-              </w:rPr>
-            </w:pPr>
-            <w:r>
-              <w:rPr>
-                <w:rFonts w:ascii="Lora" w:hAnsi="Lora"/>
-              </w:rPr>
-              <w:t>Screws</w:t>
-            </w:r>
-          </w:p>
-        </w:tc>
-        <w:tc>
-          <w:tcPr>
-            <w:tcW w:w="0" w:type="auto"/>
-            <w:tcMar>
-              <w:top w:w="100" w:type="dxa"/>
-              <w:left w:w="100" w:type="dxa"/>
-              <w:bottom w:w="100" w:type="dxa"/>
-              <w:right w:w="100" w:type="dxa"/>
-            </w:tcMar>
-          </w:tcPr>
-          <w:p>
-            <w:pPr>
-              <w:widowControl w:val="0"/>
-              <w:rPr>
-                <w:rFonts w:ascii="Lora" w:hAnsi="Lora"/>
-              </w:rPr>
-            </w:pPr>
-            <w:r>
-              <w:rPr>
-                <w:rFonts w:ascii="Lora" w:eastAsia="Gungsuh" w:hAnsi="Lora" w:cs="Gungsuh"/>
-              </w:rPr>
-              <w:t>M4x14[50</w:t>
-            </w:r>
-            <w:r>
-              <w:rPr>
-                <w:rFonts w:ascii="Lora" w:eastAsia="MS Mincho" w:hAnsi="Lora" w:cs="MS Mincho"/>
-              </w:rPr>
-              <w:t>个</w:t>
-            </w:r>
-            <w:r>
-              <w:rPr>
-                <w:rFonts w:ascii="Lora" w:eastAsia="Gungsuh" w:hAnsi="Lora" w:cs="Gungsuh"/>
-              </w:rPr>
-              <w:t>]</w:t>
-            </w:r>
-          </w:p>
-        </w:tc>
-        <w:tc>
-          <w:tcPr>
-            <w:tcW w:w="0" w:type="auto"/>
-            <w:tcMar>
-              <w:top w:w="100" w:type="dxa"/>
-              <w:left w:w="100" w:type="dxa"/>
-              <w:bottom w:w="100" w:type="dxa"/>
-              <w:right w:w="100" w:type="dxa"/>
-            </w:tcMar>
-          </w:tcPr>
-          <w:p>
-            <w:pPr>
-              <w:widowControl w:val="0"/>
-              <w:rPr>
-                <w:rFonts w:ascii="Lora" w:hAnsi="Lora"/>
-              </w:rPr>
-            </w:pPr>
-            <w:r>
-              <w:rPr>
-                <w:rFonts w:ascii="Lora" w:hAnsi="Lora"/>
-              </w:rPr>
-              <w:t>M4 14mm</w:t>
-            </w:r>
-          </w:p>
-        </w:tc>
-        <w:tc>
-          <w:tcPr>
-            <w:tcW w:w="0" w:type="auto"/>
-            <w:tcMar>
-              <w:top w:w="100" w:type="dxa"/>
-              <w:left w:w="100" w:type="dxa"/>
-              <w:bottom w:w="100" w:type="dxa"/>
-              <w:right w:w="100" w:type="dxa"/>
-            </w:tcMar>
-          </w:tcPr>
-          <w:p>
-            <w:pPr>
-              <w:widowControl w:val="0"/>
-              <w:rPr>
-                <w:rFonts w:ascii="Lora" w:hAnsi="Lora"/>
-                <w:lang w:eastAsia="zh-CN"/>
-              </w:rPr>
-            </w:pPr>
-            <w:r>
-              <w:rPr>
-                <w:rFonts w:ascii="Lora" w:eastAsia="Gungsuh" w:hAnsi="Lora" w:cs="Gungsuh"/>
-              </w:rPr>
-              <w:t>固万基官方旗</w:t>
-            </w:r>
-            <w:r>
-              <w:rPr>
-                <w:rFonts w:ascii="Lora" w:eastAsia="SimSun" w:hAnsi="Lora" w:cs="SimSun"/>
-              </w:rPr>
-              <w:t>舰</w:t>
-            </w:r>
-            <w:r>
-              <w:rPr>
-                <w:rFonts w:ascii="Lora" w:eastAsia="Gungsuh" w:hAnsi="Lora" w:cs="Gungsuh"/>
-              </w:rPr>
-              <w:t>店</w:t>
-            </w:r>
-            <w:r>
-              <w:rPr>
-                <w:rFonts w:ascii="Lora" w:eastAsia="Gungsuh" w:hAnsi="Lora" w:cs="Gungsuh"/>
-                <w:lang w:val="en-US" w:eastAsia="zh-CN"/>
-              </w:rPr>
-              <w:t xml:space="preserve">, </w:t>
-            </w:r>
-            <w:r>
-              <w:rPr>
-                <w:rFonts w:ascii="Lora" w:eastAsia="Gungsuh" w:hAnsi="Lora" w:cs="Gungsuh"/>
-                <w:lang w:eastAsia="zh-CN"/>
-              </w:rPr>
-              <w:t>Taobao</w:t>
-            </w:r>
-          </w:p>
-        </w:tc>
-        <w:tc>
-          <w:tcPr>
-            <w:tcW w:w="0" w:type="auto"/>
-            <w:tcMar>
-              <w:top w:w="100" w:type="dxa"/>
-              <w:left w:w="100" w:type="dxa"/>
-              <w:bottom w:w="100" w:type="dxa"/>
-              <w:right w:w="100" w:type="dxa"/>
-            </w:tcMar>
-          </w:tcPr>
-          <w:p>
-            <w:pPr>
-              <w:widowControl w:val="0"/>
-              <w:rPr>
-                <w:rFonts w:ascii="Lora" w:hAnsi="Lora"/>
-              </w:rPr>
-            </w:pPr>
-            <w:r>
-              <w:rPr>
-                <w:rFonts w:ascii="Lora" w:hAnsi="Lora"/>
-              </w:rPr>
-              <w:t>5.6</w:t>
-            </w:r>
-          </w:p>
-        </w:tc>
-        <w:tc>
-          <w:tcPr>
-            <w:tcW w:w="0" w:type="auto"/>
-            <w:tcMar>
-              <w:top w:w="100" w:type="dxa"/>
-              <w:left w:w="100" w:type="dxa"/>
-              <w:bottom w:w="100" w:type="dxa"/>
-              <w:right w:w="100" w:type="dxa"/>
-            </w:tcMar>
-          </w:tcPr>
-          <w:p>
-            <w:pPr>
-              <w:widowControl w:val="0"/>
-              <w:rPr>
-                <w:rFonts w:ascii="Lora" w:hAnsi="Lora"/>
-              </w:rPr>
-            </w:pPr>
-            <w:r>
-              <w:rPr>
-                <w:rFonts w:ascii="Lora" w:hAnsi="Lora"/>
-              </w:rPr>
-              <w:t>1</w:t>
-            </w:r>
-          </w:p>
-        </w:tc>
-        <w:tc>
-          <w:tcPr>
-            <w:tcW w:w="0" w:type="auto"/>
-            <w:tcMar>
-              <w:top w:w="100" w:type="dxa"/>
-              <w:left w:w="100" w:type="dxa"/>
-              <w:bottom w:w="100" w:type="dxa"/>
-              <w:right w:w="100" w:type="dxa"/>
-            </w:tcMar>
-          </w:tcPr>
-          <w:p>
-            <w:pPr>
-              <w:widowControl w:val="0"/>
-              <w:rPr>
-                <w:rFonts w:ascii="Lora" w:hAnsi="Lora"/>
-              </w:rPr>
-            </w:pPr>
-            <w:r>
-              <w:rPr>
-                <w:rFonts w:ascii="Lora" w:hAnsi="Lora"/>
-              </w:rPr>
-              <w:t>5.6</w:t>
-            </w:r>
-          </w:p>
-        </w:tc>
-      </w:tr>
-      <w:tr>
-        <w:tc>
-          <w:tcPr>
-            <w:tcW w:w="0" w:type="auto"/>
-            <w:tcMar>
-              <w:top w:w="100" w:type="dxa"/>
-              <w:left w:w="100" w:type="dxa"/>
-              <w:bottom w:w="100" w:type="dxa"/>
-              <w:right w:w="100" w:type="dxa"/>
-            </w:tcMar>
-          </w:tcPr>
-          <w:p>
-            <w:pPr>
-              <w:widowControl w:val="0"/>
-              <w:rPr>
-                <w:rFonts w:ascii="Lora" w:hAnsi="Lora"/>
-              </w:rPr>
-            </w:pPr>
-            <w:r>
-              <w:rPr>
-                <w:rFonts w:ascii="Lora" w:hAnsi="Lora"/>
-              </w:rPr>
-              <w:t>Screws</w:t>
-            </w:r>
-          </w:p>
-        </w:tc>
-        <w:tc>
-          <w:tcPr>
-            <w:tcW w:w="0" w:type="auto"/>
-            <w:tcMar>
-              <w:top w:w="100" w:type="dxa"/>
-              <w:left w:w="100" w:type="dxa"/>
-              <w:bottom w:w="100" w:type="dxa"/>
-              <w:right w:w="100" w:type="dxa"/>
-            </w:tcMar>
-          </w:tcPr>
-          <w:p>
-            <w:pPr>
-              <w:widowControl w:val="0"/>
-              <w:rPr>
-                <w:rFonts w:ascii="Lora" w:hAnsi="Lora"/>
-              </w:rPr>
-            </w:pPr>
-            <w:r>
-              <w:rPr>
-                <w:rFonts w:ascii="Lora" w:eastAsia="Gungsuh" w:hAnsi="Lora" w:cs="Gungsuh"/>
-              </w:rPr>
-              <w:t>M6*8[50</w:t>
-            </w:r>
-            <w:r>
-              <w:rPr>
-                <w:rFonts w:ascii="Lora" w:eastAsia="MS Mincho" w:hAnsi="Lora" w:cs="MS Mincho"/>
-              </w:rPr>
-              <w:t>个</w:t>
-            </w:r>
-            <w:r>
-              <w:rPr>
-                <w:rFonts w:ascii="Lora" w:eastAsia="Gungsuh" w:hAnsi="Lora" w:cs="Gungsuh"/>
-              </w:rPr>
-              <w:t>]</w:t>
-            </w:r>
-          </w:p>
-        </w:tc>
-        <w:tc>
-          <w:tcPr>
-            <w:tcW w:w="0" w:type="auto"/>
-            <w:tcMar>
-              <w:top w:w="100" w:type="dxa"/>
-              <w:left w:w="100" w:type="dxa"/>
-              <w:bottom w:w="100" w:type="dxa"/>
-              <w:right w:w="100" w:type="dxa"/>
-            </w:tcMar>
-          </w:tcPr>
-          <w:p>
-            <w:pPr>
-              <w:widowControl w:val="0"/>
-              <w:rPr>
-                <w:rFonts w:ascii="Lora" w:hAnsi="Lora"/>
-              </w:rPr>
-            </w:pPr>
-            <w:r>
-              <w:rPr>
-                <w:rFonts w:ascii="Lora" w:hAnsi="Lora"/>
-              </w:rPr>
-              <w:t>M6 8mm</w:t>
-            </w:r>
-          </w:p>
-        </w:tc>
-        <w:tc>
-          <w:tcPr>
-            <w:tcW w:w="0" w:type="auto"/>
-            <w:tcMar>
-              <w:top w:w="100" w:type="dxa"/>
-              <w:left w:w="100" w:type="dxa"/>
-              <w:bottom w:w="100" w:type="dxa"/>
-              <w:right w:w="100" w:type="dxa"/>
-            </w:tcMar>
-          </w:tcPr>
-          <w:p>
-            <w:pPr>
-              <w:widowControl w:val="0"/>
-              <w:rPr>
-                <w:rFonts w:ascii="Lora" w:hAnsi="Lora"/>
-              </w:rPr>
-            </w:pPr>
-            <w:r>
-              <w:rPr>
-                <w:rFonts w:ascii="Lora" w:eastAsia="Gungsuh" w:hAnsi="Lora" w:cs="Gungsuh"/>
-              </w:rPr>
-              <w:t>固万基官方旗</w:t>
-            </w:r>
-            <w:r>
-              <w:rPr>
-                <w:rFonts w:ascii="Lora" w:eastAsia="SimSun" w:hAnsi="Lora" w:cs="SimSun"/>
-              </w:rPr>
-              <w:t>舰</w:t>
-            </w:r>
-            <w:r>
-              <w:rPr>
-                <w:rFonts w:ascii="Lora" w:eastAsia="Gungsuh" w:hAnsi="Lora" w:cs="Gungsuh"/>
-              </w:rPr>
-              <w:t>店</w:t>
-            </w:r>
-            <w:r>
-              <w:rPr>
-                <w:rFonts w:ascii="Lora" w:eastAsia="Gungsuh" w:hAnsi="Lora" w:cs="Gungsuh"/>
-                <w:lang w:val="en-US" w:eastAsia="zh-CN"/>
-              </w:rPr>
-              <w:t xml:space="preserve">, </w:t>
-            </w:r>
-            <w:r>
-              <w:rPr>
-                <w:rFonts w:ascii="Lora" w:eastAsia="Gungsuh" w:hAnsi="Lora" w:cs="Gungsuh"/>
-                <w:lang w:eastAsia="zh-CN"/>
-              </w:rPr>
-              <w:t>Taobao</w:t>
-            </w:r>
-          </w:p>
-        </w:tc>
-        <w:tc>
-          <w:tcPr>
-            <w:tcW w:w="0" w:type="auto"/>
-            <w:tcMar>
-              <w:top w:w="100" w:type="dxa"/>
-              <w:left w:w="100" w:type="dxa"/>
-              <w:bottom w:w="100" w:type="dxa"/>
-              <w:right w:w="100" w:type="dxa"/>
-            </w:tcMar>
-          </w:tcPr>
-          <w:p>
-            <w:pPr>
-              <w:widowControl w:val="0"/>
-              <w:rPr>
-                <w:rFonts w:ascii="Lora" w:hAnsi="Lora"/>
-              </w:rPr>
-            </w:pPr>
-            <w:r>
-              <w:rPr>
-                <w:rFonts w:ascii="Lora" w:hAnsi="Lora"/>
-              </w:rPr>
-              <w:t>5</w:t>
-            </w:r>
-          </w:p>
-        </w:tc>
-        <w:tc>
-          <w:tcPr>
-            <w:tcW w:w="0" w:type="auto"/>
-            <w:tcMar>
-              <w:top w:w="100" w:type="dxa"/>
-              <w:left w:w="100" w:type="dxa"/>
-              <w:bottom w:w="100" w:type="dxa"/>
-              <w:right w:w="100" w:type="dxa"/>
-            </w:tcMar>
-          </w:tcPr>
-          <w:p>
-            <w:pPr>
-              <w:widowControl w:val="0"/>
-              <w:rPr>
-                <w:rFonts w:ascii="Lora" w:hAnsi="Lora"/>
-              </w:rPr>
-            </w:pPr>
-            <w:r>
-              <w:rPr>
-                <w:rFonts w:ascii="Lora" w:hAnsi="Lora"/>
-              </w:rPr>
-              <w:t>1</w:t>
-            </w:r>
-          </w:p>
-        </w:tc>
-        <w:tc>
-          <w:tcPr>
-            <w:tcW w:w="0" w:type="auto"/>
-            <w:tcMar>
-              <w:top w:w="100" w:type="dxa"/>
-              <w:left w:w="100" w:type="dxa"/>
-              <w:bottom w:w="100" w:type="dxa"/>
-              <w:right w:w="100" w:type="dxa"/>
-            </w:tcMar>
-          </w:tcPr>
-          <w:p>
-            <w:pPr>
-              <w:widowControl w:val="0"/>
-              <w:rPr>
-                <w:rFonts w:ascii="Lora" w:hAnsi="Lora"/>
-              </w:rPr>
-            </w:pPr>
-            <w:r>
-              <w:rPr>
-                <w:rFonts w:ascii="Lora" w:hAnsi="Lora"/>
-              </w:rPr>
-              <w:t>5</w:t>
-            </w:r>
-          </w:p>
-        </w:tc>
-      </w:tr>
-      <w:tr>
-        <w:tc>
-          <w:tcPr>
-            <w:tcW w:w="0" w:type="auto"/>
-            <w:tcMar>
-              <w:top w:w="100" w:type="dxa"/>
-              <w:left w:w="100" w:type="dxa"/>
-              <w:bottom w:w="100" w:type="dxa"/>
-              <w:right w:w="100" w:type="dxa"/>
-            </w:tcMar>
-          </w:tcPr>
-          <w:p>
-            <w:pPr>
-              <w:widowControl w:val="0"/>
-              <w:rPr>
-                <w:rFonts w:ascii="Lora" w:hAnsi="Lora"/>
-              </w:rPr>
-            </w:pPr>
-            <w:r>
-              <w:rPr>
-                <w:rFonts w:ascii="Lora" w:hAnsi="Lora"/>
-              </w:rPr>
-              <w:t>Screws</w:t>
-            </w:r>
-          </w:p>
-        </w:tc>
-        <w:tc>
-          <w:tcPr>
-            <w:tcW w:w="0" w:type="auto"/>
-            <w:tcMar>
-              <w:top w:w="100" w:type="dxa"/>
-              <w:left w:w="100" w:type="dxa"/>
-              <w:bottom w:w="100" w:type="dxa"/>
-              <w:right w:w="100" w:type="dxa"/>
-            </w:tcMar>
-          </w:tcPr>
-          <w:p>
-            <w:pPr>
-              <w:widowControl w:val="0"/>
-              <w:rPr>
-                <w:rFonts w:ascii="Lora" w:hAnsi="Lora"/>
-              </w:rPr>
-            </w:pPr>
-            <w:r>
-              <w:rPr>
-                <w:rFonts w:ascii="Lora" w:eastAsia="Gungsuh" w:hAnsi="Lora" w:cs="Gungsuh"/>
-              </w:rPr>
-              <w:t>M3x20[50</w:t>
-            </w:r>
-            <w:r>
-              <w:rPr>
-                <w:rFonts w:ascii="Lora" w:eastAsia="MS Mincho" w:hAnsi="Lora" w:cs="MS Mincho"/>
-              </w:rPr>
-              <w:t>个</w:t>
-            </w:r>
-            <w:r>
-              <w:rPr>
-                <w:rFonts w:ascii="Lora" w:eastAsia="Gungsuh" w:hAnsi="Lora" w:cs="Gungsuh"/>
-              </w:rPr>
-              <w:t>]</w:t>
-            </w:r>
-          </w:p>
-        </w:tc>
-        <w:tc>
-          <w:tcPr>
-            <w:tcW w:w="0" w:type="auto"/>
-            <w:tcMar>
-              <w:top w:w="100" w:type="dxa"/>
-              <w:left w:w="100" w:type="dxa"/>
-              <w:bottom w:w="100" w:type="dxa"/>
-              <w:right w:w="100" w:type="dxa"/>
-            </w:tcMar>
-          </w:tcPr>
-          <w:p>
-            <w:pPr>
-              <w:widowControl w:val="0"/>
-              <w:rPr>
-                <w:rFonts w:ascii="Lora" w:hAnsi="Lora"/>
-              </w:rPr>
-            </w:pPr>
-            <w:r>
-              <w:rPr>
-                <w:rFonts w:ascii="Lora" w:hAnsi="Lora"/>
-              </w:rPr>
-              <w:t>M3 20mm</w:t>
-            </w:r>
-          </w:p>
-        </w:tc>
-        <w:tc>
-          <w:tcPr>
-            <w:tcW w:w="0" w:type="auto"/>
-            <w:tcMar>
-              <w:top w:w="100" w:type="dxa"/>
-              <w:left w:w="100" w:type="dxa"/>
-              <w:bottom w:w="100" w:type="dxa"/>
-              <w:right w:w="100" w:type="dxa"/>
-            </w:tcMar>
-          </w:tcPr>
-          <w:p>
-            <w:pPr>
-              <w:widowControl w:val="0"/>
-              <w:rPr>
-                <w:rFonts w:ascii="Lora" w:hAnsi="Lora"/>
-              </w:rPr>
-            </w:pPr>
-            <w:r>
-              <w:rPr>
-                <w:rFonts w:ascii="Lora" w:eastAsia="Gungsuh" w:hAnsi="Lora" w:cs="Gungsuh"/>
-              </w:rPr>
-              <w:t>固万基官方旗</w:t>
-            </w:r>
-            <w:r>
-              <w:rPr>
-                <w:rFonts w:ascii="Lora" w:eastAsia="SimSun" w:hAnsi="Lora" w:cs="SimSun"/>
-              </w:rPr>
-              <w:t>舰</w:t>
-            </w:r>
-            <w:r>
-              <w:rPr>
-                <w:rFonts w:ascii="Lora" w:eastAsia="Gungsuh" w:hAnsi="Lora" w:cs="Gungsuh"/>
-              </w:rPr>
-              <w:t>店</w:t>
-            </w:r>
-            <w:r>
-              <w:rPr>
-                <w:rFonts w:ascii="Lora" w:eastAsia="Gungsuh" w:hAnsi="Lora" w:cs="Gungsuh"/>
-                <w:lang w:val="en-US" w:eastAsia="zh-CN"/>
-              </w:rPr>
-              <w:t xml:space="preserve">, </w:t>
-            </w:r>
-            <w:r>
-              <w:rPr>
-                <w:rFonts w:ascii="Lora" w:eastAsia="Gungsuh" w:hAnsi="Lora" w:cs="Gungsuh"/>
-                <w:lang w:eastAsia="zh-CN"/>
-              </w:rPr>
-              <w:t>Taobao</w:t>
-            </w:r>
-          </w:p>
-        </w:tc>
-        <w:tc>
-          <w:tcPr>
-            <w:tcW w:w="0" w:type="auto"/>
-            <w:tcMar>
-              <w:top w:w="100" w:type="dxa"/>
-              <w:left w:w="100" w:type="dxa"/>
-              <w:bottom w:w="100" w:type="dxa"/>
-              <w:right w:w="100" w:type="dxa"/>
-            </w:tcMar>
-          </w:tcPr>
-          <w:p>
-            <w:pPr>
-              <w:widowControl w:val="0"/>
-              <w:rPr>
-                <w:rFonts w:ascii="Lora" w:hAnsi="Lora"/>
-              </w:rPr>
-            </w:pPr>
-            <w:r>
-              <w:rPr>
-                <w:rFonts w:ascii="Lora" w:hAnsi="Lora"/>
-              </w:rPr>
-              <w:t>5.8</w:t>
-            </w:r>
-          </w:p>
-        </w:tc>
-        <w:tc>
-          <w:tcPr>
-            <w:tcW w:w="0" w:type="auto"/>
-            <w:tcMar>
-              <w:top w:w="100" w:type="dxa"/>
-              <w:left w:w="100" w:type="dxa"/>
-              <w:bottom w:w="100" w:type="dxa"/>
-              <w:right w:w="100" w:type="dxa"/>
-            </w:tcMar>
-          </w:tcPr>
-          <w:p>
-            <w:pPr>
-              <w:widowControl w:val="0"/>
-              <w:rPr>
-                <w:rFonts w:ascii="Lora" w:hAnsi="Lora"/>
-              </w:rPr>
-            </w:pPr>
-            <w:r>
-              <w:rPr>
-                <w:rFonts w:ascii="Lora" w:hAnsi="Lora"/>
-              </w:rPr>
-              <w:t>1</w:t>
-            </w:r>
-          </w:p>
-        </w:tc>
-        <w:tc>
-          <w:tcPr>
-            <w:tcW w:w="0" w:type="auto"/>
-            <w:tcMar>
-              <w:top w:w="100" w:type="dxa"/>
-              <w:left w:w="100" w:type="dxa"/>
-              <w:bottom w:w="100" w:type="dxa"/>
-              <w:right w:w="100" w:type="dxa"/>
-            </w:tcMar>
-          </w:tcPr>
-          <w:p>
-            <w:pPr>
-              <w:widowControl w:val="0"/>
-              <w:rPr>
-                <w:rFonts w:ascii="Lora" w:hAnsi="Lora"/>
-              </w:rPr>
-            </w:pPr>
-            <w:r>
-              <w:rPr>
-                <w:rFonts w:ascii="Lora" w:hAnsi="Lora"/>
-              </w:rPr>
-              <w:t>5.8</w:t>
-            </w:r>
-          </w:p>
-        </w:tc>
-      </w:tr>
-      <w:tr>
-        <w:tc>
-          <w:tcPr>
-            <w:tcW w:w="0" w:type="auto"/>
-            <w:tcMar>
-              <w:top w:w="100" w:type="dxa"/>
-              <w:left w:w="100" w:type="dxa"/>
-              <w:bottom w:w="100" w:type="dxa"/>
-              <w:right w:w="100" w:type="dxa"/>
-            </w:tcMar>
-          </w:tcPr>
-          <w:p>
-            <w:pPr>
-              <w:widowControl w:val="0"/>
-              <w:rPr>
-                <w:rFonts w:ascii="Lora" w:hAnsi="Lora"/>
-              </w:rPr>
-            </w:pPr>
-            <w:r>
-              <w:rPr>
-                <w:rFonts w:ascii="Lora" w:hAnsi="Lora"/>
-              </w:rPr>
-              <w:t>Screws</w:t>
-            </w:r>
-          </w:p>
-        </w:tc>
-        <w:tc>
-          <w:tcPr>
-            <w:tcW w:w="0" w:type="auto"/>
-            <w:tcMar>
-              <w:top w:w="100" w:type="dxa"/>
-              <w:left w:w="100" w:type="dxa"/>
-              <w:bottom w:w="100" w:type="dxa"/>
-              <w:right w:w="100" w:type="dxa"/>
-            </w:tcMar>
-          </w:tcPr>
-          <w:p>
-            <w:pPr>
-              <w:widowControl w:val="0"/>
-              <w:rPr>
-                <w:rFonts w:ascii="Lora" w:hAnsi="Lora"/>
-              </w:rPr>
-            </w:pPr>
-            <w:r>
-              <w:rPr>
-                <w:rFonts w:ascii="Lora" w:eastAsia="Gungsuh" w:hAnsi="Lora" w:cs="Gungsuh"/>
-              </w:rPr>
-              <w:t>M4x10[50</w:t>
-            </w:r>
-            <w:r>
-              <w:rPr>
-                <w:rFonts w:ascii="Lora" w:eastAsia="MS Mincho" w:hAnsi="Lora" w:cs="MS Mincho"/>
-              </w:rPr>
-              <w:t>个</w:t>
-            </w:r>
-            <w:r>
-              <w:rPr>
-                <w:rFonts w:ascii="Lora" w:eastAsia="Gungsuh" w:hAnsi="Lora" w:cs="Gungsuh"/>
-              </w:rPr>
-              <w:t>]</w:t>
-            </w:r>
-          </w:p>
-        </w:tc>
-        <w:tc>
-          <w:tcPr>
-            <w:tcW w:w="0" w:type="auto"/>
-            <w:tcMar>
-              <w:top w:w="100" w:type="dxa"/>
-              <w:left w:w="100" w:type="dxa"/>
-              <w:bottom w:w="100" w:type="dxa"/>
-              <w:right w:w="100" w:type="dxa"/>
-            </w:tcMar>
-          </w:tcPr>
-          <w:p>
-            <w:pPr>
-              <w:widowControl w:val="0"/>
-              <w:rPr>
-                <w:rFonts w:ascii="Lora" w:hAnsi="Lora"/>
-              </w:rPr>
-            </w:pPr>
-            <w:r>
-              <w:rPr>
-                <w:rFonts w:ascii="Lora" w:hAnsi="Lora"/>
-              </w:rPr>
-              <w:t>M4 10mm</w:t>
-            </w:r>
-          </w:p>
-        </w:tc>
-        <w:tc>
-          <w:tcPr>
-            <w:tcW w:w="0" w:type="auto"/>
-            <w:tcMar>
-              <w:top w:w="100" w:type="dxa"/>
-              <w:left w:w="100" w:type="dxa"/>
-              <w:bottom w:w="100" w:type="dxa"/>
-              <w:right w:w="100" w:type="dxa"/>
-            </w:tcMar>
-          </w:tcPr>
-          <w:p>
-            <w:pPr>
-              <w:widowControl w:val="0"/>
-              <w:rPr>
-                <w:rFonts w:ascii="Lora" w:hAnsi="Lora"/>
-              </w:rPr>
-            </w:pPr>
-            <w:r>
-              <w:rPr>
-                <w:rFonts w:ascii="Lora" w:eastAsia="Gungsuh" w:hAnsi="Lora" w:cs="Gungsuh"/>
-              </w:rPr>
-              <w:t>固万基官方旗</w:t>
-            </w:r>
-            <w:r>
-              <w:rPr>
-                <w:rFonts w:ascii="Lora" w:eastAsia="SimSun" w:hAnsi="Lora" w:cs="SimSun"/>
-              </w:rPr>
-              <w:t>舰</w:t>
-            </w:r>
-            <w:r>
-              <w:rPr>
-                <w:rFonts w:ascii="Lora" w:eastAsia="Gungsuh" w:hAnsi="Lora" w:cs="Gungsuh"/>
-              </w:rPr>
-              <w:t>店</w:t>
-            </w:r>
-            <w:r>
-              <w:rPr>
-                <w:rFonts w:ascii="Lora" w:eastAsia="Gungsuh" w:hAnsi="Lora" w:cs="Gungsuh"/>
-                <w:lang w:val="en-US" w:eastAsia="zh-CN"/>
-              </w:rPr>
-              <w:t xml:space="preserve">, </w:t>
-            </w:r>
-            <w:r>
-              <w:rPr>
-                <w:rFonts w:ascii="Lora" w:eastAsia="Gungsuh" w:hAnsi="Lora" w:cs="Gungsuh"/>
-                <w:lang w:eastAsia="zh-CN"/>
-              </w:rPr>
-              <w:t>Taobao</w:t>
-            </w:r>
-          </w:p>
-        </w:tc>
-        <w:tc>
-          <w:tcPr>
-            <w:tcW w:w="0" w:type="auto"/>
-            <w:tcMar>
-              <w:top w:w="100" w:type="dxa"/>
-              <w:left w:w="100" w:type="dxa"/>
-              <w:bottom w:w="100" w:type="dxa"/>
-              <w:right w:w="100" w:type="dxa"/>
-            </w:tcMar>
-          </w:tcPr>
-          <w:p>
-            <w:pPr>
-              <w:widowControl w:val="0"/>
-              <w:rPr>
-                <w:rFonts w:ascii="Lora" w:hAnsi="Lora"/>
-              </w:rPr>
-            </w:pPr>
-            <w:r>
-              <w:rPr>
-                <w:rFonts w:ascii="Lora" w:hAnsi="Lora"/>
-              </w:rPr>
-              <w:t>4.9</w:t>
-            </w:r>
-          </w:p>
-        </w:tc>
-        <w:tc>
-          <w:tcPr>
-            <w:tcW w:w="0" w:type="auto"/>
-            <w:tcMar>
-              <w:top w:w="100" w:type="dxa"/>
-              <w:left w:w="100" w:type="dxa"/>
-              <w:bottom w:w="100" w:type="dxa"/>
-              <w:right w:w="100" w:type="dxa"/>
-            </w:tcMar>
-          </w:tcPr>
-          <w:p>
-            <w:pPr>
-              <w:widowControl w:val="0"/>
-              <w:rPr>
-                <w:rFonts w:ascii="Lora" w:hAnsi="Lora"/>
-              </w:rPr>
-            </w:pPr>
-            <w:r>
-              <w:rPr>
-                <w:rFonts w:ascii="Lora" w:hAnsi="Lora"/>
-              </w:rPr>
-              <w:t>1</w:t>
-            </w:r>
-          </w:p>
-        </w:tc>
-        <w:tc>
-          <w:tcPr>
-            <w:tcW w:w="0" w:type="auto"/>
-            <w:tcMar>
-              <w:top w:w="100" w:type="dxa"/>
-              <w:left w:w="100" w:type="dxa"/>
-              <w:bottom w:w="100" w:type="dxa"/>
-              <w:right w:w="100" w:type="dxa"/>
-            </w:tcMar>
-          </w:tcPr>
-          <w:p>
-            <w:pPr>
-              <w:widowControl w:val="0"/>
-              <w:rPr>
-                <w:rFonts w:ascii="Lora" w:hAnsi="Lora"/>
-              </w:rPr>
-            </w:pPr>
-            <w:r>
-              <w:rPr>
-                <w:rFonts w:ascii="Lora" w:hAnsi="Lora"/>
-              </w:rPr>
-              <w:t>4.9</w:t>
             </w:r>
           </w:p>
         </w:tc>
